--- a/Labour Law/Labour_Laws_I_Consolidated_Legal_Notes.docx
+++ b/Labour Law/Labour_Laws_I_Consolidated_Legal_Notes.docx
@@ -7980,7 +7980,7 @@
           <w:sz w:val="21"/>
           <w:szCs w:val="21"/>
         </w:rPr>
-        <w:t xml:space="preserve">Good law. The case recurs in Part VII on strikes and Part XI on discharge and dismissal. Both sections belonged to the Industrial Disputes Act 1947, repealed from 21 November 2025; trace the successors in the Industrial Relations Code 2020.</w:t>
+        <w:t xml:space="preserve">Good law. The case recurs in Part VII on strikes, where its holdings on strike illegality and on punitive discharge are set out. Both sections belonged to the Industrial Disputes Act 1947, repealed from 21 November 2025; trace the successors in the Industrial Relations Code 2020.</w:t>
       </w:r>
     </w:p>
     <w:p>
@@ -18078,6 +18078,338 @@
     </w:p>
     <w:p>
       <w:pPr>
+        <w:pStyle w:val="Heading2"/>
+        <w:keepNext/>
+        <w:spacing w:after="140" w:before="320"/>
+      </w:pPr>
+      <w:r>
+        <w:rPr>
+          <w:rFonts w:ascii="Cambria" w:cs="Cambria" w:eastAsia="Cambria" w:hAnsi="Cambria"/>
+          <w:b/>
+          <w:bCs/>
+          <w:color w:val="1A1A1A"/>
+          <w:sz w:val="25"/>
+          <w:szCs w:val="25"/>
+        </w:rPr>
+        <w:t xml:space="preserve">41. Who Is the Employer? The Economic Reality Test</w:t>
+      </w:r>
+    </w:p>
+    <w:p>
+      <w:pPr>
+        <w:spacing w:after="140" w:line="276"/>
+        <w:jc w:val="both"/>
+      </w:pPr>
+      <w:r>
+        <w:rPr>
+          <w:rFonts w:ascii="Cambria" w:cs="Cambria" w:eastAsia="Cambria" w:hAnsi="Cambria"/>
+          <w:sz w:val="22"/>
+          <w:szCs w:val="22"/>
+        </w:rPr>
+        <w:t xml:space="preserve">A question closely related to coverage is who counts as the </w:t>
+      </w:r>
+      <w:r>
+        <w:rPr>
+          <w:rFonts w:ascii="Cambria" w:cs="Cambria" w:eastAsia="Cambria" w:hAnsi="Cambria"/>
+          <w:b/>
+          <w:bCs/>
+          <w:sz w:val="22"/>
+          <w:szCs w:val="22"/>
+        </w:rPr>
+        <w:t xml:space="preserve">employer</w:t>
+      </w:r>
+      <w:r>
+        <w:rPr>
+          <w:rFonts w:ascii="Cambria" w:cs="Cambria" w:eastAsia="Cambria" w:hAnsi="Cambria"/>
+          <w:sz w:val="22"/>
+          <w:szCs w:val="22"/>
+        </w:rPr>
+        <w:t xml:space="preserve"> where work is done through an intermediary. The label on the engagement does not settle it.</w:t>
+      </w:r>
+    </w:p>
+    <w:p>
+      <w:pPr>
+        <w:keepNext/>
+        <w:pBdr>
+          <w:left w:val="single" w:color="808080" w:sz="12" w:space="8"/>
+        </w:pBdr>
+        <w:spacing w:after="80" w:before="200"/>
+        <w:ind w:left="172"/>
+      </w:pPr>
+      <w:r>
+        <w:rPr>
+          <w:rFonts w:ascii="Cambria" w:cs="Cambria" w:eastAsia="Cambria" w:hAnsi="Cambria"/>
+          <w:b/>
+          <w:bCs/>
+          <w:sz w:val="22"/>
+          <w:szCs w:val="22"/>
+        </w:rPr>
+        <w:t xml:space="preserve">Hussainbhai v. Alath Factory Thozhilali Union, AIR 1978 SC 1410; (1978) 4 SCC 257</w:t>
+      </w:r>
+    </w:p>
+    <w:p>
+      <w:pPr>
+        <w:spacing w:after="80" w:line="270"/>
+        <w:ind w:left="345"/>
+        <w:jc w:val="both"/>
+      </w:pPr>
+      <w:r>
+        <w:rPr>
+          <w:rFonts w:ascii="Cambria" w:cs="Cambria" w:eastAsia="Cambria" w:hAnsi="Cambria"/>
+          <w:b/>
+          <w:bCs/>
+          <w:i/>
+          <w:iCs/>
+          <w:sz w:val="21"/>
+          <w:szCs w:val="21"/>
+        </w:rPr>
+        <w:t xml:space="preserve">Court and date. </w:t>
+      </w:r>
+      <w:r>
+        <w:rPr>
+          <w:rFonts w:ascii="Cambria" w:cs="Cambria" w:eastAsia="Cambria" w:hAnsi="Cambria"/>
+          <w:sz w:val="21"/>
+          <w:szCs w:val="21"/>
+        </w:rPr>
+        <w:t xml:space="preserve">Supreme Court of India; Krishna Iyer (author), D.A. Desai and O. Chinnappa Reddy JJ; 28 July 1978.</w:t>
+      </w:r>
+    </w:p>
+    <w:p>
+      <w:pPr>
+        <w:spacing w:after="80" w:line="270"/>
+        <w:ind w:left="345"/>
+        <w:jc w:val="both"/>
+      </w:pPr>
+      <w:r>
+        <w:rPr>
+          <w:rFonts w:ascii="Cambria" w:cs="Cambria" w:eastAsia="Cambria" w:hAnsi="Cambria"/>
+          <w:b/>
+          <w:bCs/>
+          <w:i/>
+          <w:iCs/>
+          <w:sz w:val="21"/>
+          <w:szCs w:val="21"/>
+        </w:rPr>
+        <w:t xml:space="preserve">Facts. </w:t>
+      </w:r>
+      <w:r>
+        <w:rPr>
+          <w:rFonts w:ascii="Cambria" w:cs="Cambria" w:eastAsia="Cambria" w:hAnsi="Cambria"/>
+          <w:sz w:val="21"/>
+          <w:szCs w:val="21"/>
+        </w:rPr>
+        <w:t xml:space="preserve">The appellant owned a </w:t>
+      </w:r>
+      <w:r>
+        <w:rPr>
+          <w:rFonts w:ascii="Cambria" w:cs="Cambria" w:eastAsia="Cambria" w:hAnsi="Cambria"/>
+          <w:b/>
+          <w:bCs/>
+          <w:sz w:val="21"/>
+          <w:szCs w:val="21"/>
+        </w:rPr>
+        <w:t xml:space="preserve">factory manufacturing ropes</w:t>
+      </w:r>
+      <w:r>
+        <w:rPr>
+          <w:rFonts w:ascii="Cambria" w:cs="Cambria" w:eastAsia="Cambria" w:hAnsi="Cambria"/>
+          <w:sz w:val="21"/>
+          <w:szCs w:val="21"/>
+        </w:rPr>
+        <w:t xml:space="preserve">. The workmen who made ropes within the factory were engaged through </w:t>
+      </w:r>
+      <w:r>
+        <w:rPr>
+          <w:rFonts w:ascii="Cambria" w:cs="Cambria" w:eastAsia="Cambria" w:hAnsi="Cambria"/>
+          <w:b/>
+          <w:bCs/>
+          <w:sz w:val="21"/>
+          <w:szCs w:val="21"/>
+        </w:rPr>
+        <w:t xml:space="preserve">intermediate contractors</w:t>
+      </w:r>
+      <w:r>
+        <w:rPr>
+          <w:rFonts w:ascii="Cambria" w:cs="Cambria" w:eastAsia="Cambria" w:hAnsi="Cambria"/>
+          <w:sz w:val="21"/>
+          <w:szCs w:val="21"/>
+        </w:rPr>
+        <w:t xml:space="preserve"> who had executed agreements with him. </w:t>
+      </w:r>
+      <w:r>
+        <w:rPr>
+          <w:rFonts w:ascii="Cambria" w:cs="Cambria" w:eastAsia="Cambria" w:hAnsi="Cambria"/>
+          <w:b/>
+          <w:bCs/>
+          <w:sz w:val="21"/>
+          <w:szCs w:val="21"/>
+        </w:rPr>
+        <w:t xml:space="preserve">Twenty-nine workmen were denied employment</w:t>
+      </w:r>
+      <w:r>
+        <w:rPr>
+          <w:rFonts w:ascii="Cambria" w:cs="Cambria" w:eastAsia="Cambria" w:hAnsi="Cambria"/>
+          <w:sz w:val="21"/>
+          <w:szCs w:val="21"/>
+        </w:rPr>
+        <w:t xml:space="preserve">, and the appellant contended that they were the contractors’ workmen and not his. The Kerala State Government referred the dispute, and both a single judge and a Division Bench of the High Court held the appellant to be the employer. He sought special leave.</w:t>
+      </w:r>
+    </w:p>
+    <w:p>
+      <w:pPr>
+        <w:spacing w:after="80" w:line="270"/>
+        <w:ind w:left="345"/>
+        <w:jc w:val="both"/>
+      </w:pPr>
+      <w:r>
+        <w:rPr>
+          <w:rFonts w:ascii="Cambria" w:cs="Cambria" w:eastAsia="Cambria" w:hAnsi="Cambria"/>
+          <w:b/>
+          <w:bCs/>
+          <w:i/>
+          <w:iCs/>
+          <w:sz w:val="21"/>
+          <w:szCs w:val="21"/>
+        </w:rPr>
+        <w:t xml:space="preserve">Issue. </w:t>
+      </w:r>
+      <w:r>
+        <w:rPr>
+          <w:rFonts w:ascii="Cambria" w:cs="Cambria" w:eastAsia="Cambria" w:hAnsi="Cambria"/>
+          <w:sz w:val="21"/>
+          <w:szCs w:val="21"/>
+        </w:rPr>
+        <w:t xml:space="preserve">Whether workers hired through a contractor are the employees of the principal for whom the work is done.</w:t>
+      </w:r>
+    </w:p>
+    <w:p>
+      <w:pPr>
+        <w:spacing w:after="80" w:line="270"/>
+        <w:ind w:left="345"/>
+        <w:jc w:val="both"/>
+      </w:pPr>
+      <w:r>
+        <w:rPr>
+          <w:rFonts w:ascii="Cambria" w:cs="Cambria" w:eastAsia="Cambria" w:hAnsi="Cambria"/>
+          <w:b/>
+          <w:bCs/>
+          <w:i/>
+          <w:iCs/>
+          <w:sz w:val="21"/>
+          <w:szCs w:val="21"/>
+        </w:rPr>
+        <w:t xml:space="preserve">Held. </w:t>
+      </w:r>
+      <w:r>
+        <w:rPr>
+          <w:rFonts w:ascii="Cambria" w:cs="Cambria" w:eastAsia="Cambria" w:hAnsi="Cambria"/>
+          <w:sz w:val="21"/>
+          <w:szCs w:val="21"/>
+        </w:rPr>
+        <w:t xml:space="preserve">Special leave was dismissed. Where the </w:t>
+      </w:r>
+      <w:r>
+        <w:rPr>
+          <w:rFonts w:ascii="Cambria" w:cs="Cambria" w:eastAsia="Cambria" w:hAnsi="Cambria"/>
+          <w:b/>
+          <w:bCs/>
+          <w:sz w:val="21"/>
+          <w:szCs w:val="21"/>
+        </w:rPr>
+        <w:t xml:space="preserve">livelihood of the workers substantially depends on the principal</w:t>
+      </w:r>
+      <w:r>
+        <w:rPr>
+          <w:rFonts w:ascii="Cambria" w:cs="Cambria" w:eastAsia="Cambria" w:hAnsi="Cambria"/>
+          <w:sz w:val="21"/>
+          <w:szCs w:val="21"/>
+        </w:rPr>
+        <w:t xml:space="preserve"> and the work is integral to his business, the veil of the contractor is lifted and the </w:t>
+      </w:r>
+      <w:r>
+        <w:rPr>
+          <w:rFonts w:ascii="Cambria" w:cs="Cambria" w:eastAsia="Cambria" w:hAnsi="Cambria"/>
+          <w:b/>
+          <w:bCs/>
+          <w:sz w:val="21"/>
+          <w:szCs w:val="21"/>
+        </w:rPr>
+        <w:t xml:space="preserve">principal is the true employer</w:t>
+      </w:r>
+      <w:r>
+        <w:rPr>
+          <w:rFonts w:ascii="Cambria" w:cs="Cambria" w:eastAsia="Cambria" w:hAnsi="Cambria"/>
+          <w:sz w:val="21"/>
+          <w:szCs w:val="21"/>
+        </w:rPr>
+        <w:t xml:space="preserve">, regardless of the intermediary contracts.</w:t>
+      </w:r>
+    </w:p>
+    <w:p>
+      <w:pPr>
+        <w:spacing w:after="80" w:line="270"/>
+        <w:ind w:left="345"/>
+        <w:jc w:val="both"/>
+      </w:pPr>
+      <w:r>
+        <w:rPr>
+          <w:rFonts w:ascii="Cambria" w:cs="Cambria" w:eastAsia="Cambria" w:hAnsi="Cambria"/>
+          <w:b/>
+          <w:bCs/>
+          <w:i/>
+          <w:iCs/>
+          <w:sz w:val="21"/>
+          <w:szCs w:val="21"/>
+        </w:rPr>
+        <w:t xml:space="preserve">Principle. </w:t>
+      </w:r>
+      <w:r>
+        <w:rPr>
+          <w:rFonts w:ascii="Cambria" w:cs="Cambria" w:eastAsia="Cambria" w:hAnsi="Cambria"/>
+          <w:b/>
+          <w:bCs/>
+          <w:sz w:val="21"/>
+          <w:szCs w:val="21"/>
+        </w:rPr>
+        <w:t xml:space="preserve">Economic reality and control</w:t>
+      </w:r>
+      <w:r>
+        <w:rPr>
+          <w:rFonts w:ascii="Cambria" w:cs="Cambria" w:eastAsia="Cambria" w:hAnsi="Cambria"/>
+          <w:sz w:val="21"/>
+          <w:szCs w:val="21"/>
+        </w:rPr>
+        <w:t xml:space="preserve">, not contractual form, determine the employer-employee relationship. Where a person has economic control over the workers’ subsistence, skill and continued employment and can bring their work to an end, he is in law the employer.</w:t>
+      </w:r>
+    </w:p>
+    <w:p>
+      <w:pPr>
+        <w:spacing w:after="80" w:line="270"/>
+        <w:ind w:left="345"/>
+        <w:jc w:val="both"/>
+      </w:pPr>
+      <w:r>
+        <w:rPr>
+          <w:rFonts w:ascii="Cambria" w:cs="Cambria" w:eastAsia="Cambria" w:hAnsi="Cambria"/>
+          <w:b/>
+          <w:bCs/>
+          <w:i/>
+          <w:iCs/>
+          <w:sz w:val="21"/>
+          <w:szCs w:val="21"/>
+        </w:rPr>
+        <w:t xml:space="preserve">Significance. </w:t>
+      </w:r>
+      <w:r>
+        <w:rPr>
+          <w:rFonts w:ascii="Cambria" w:cs="Cambria" w:eastAsia="Cambria" w:hAnsi="Cambria"/>
+          <w:sz w:val="21"/>
+          <w:szCs w:val="21"/>
+        </w:rPr>
+        <w:t xml:space="preserve">This is the answer to an employer who interposes a contractor to escape labour legislation, and it is the basis on which sham or camouflage arrangements are set aside.</w:t>
+      </w:r>
+    </w:p>
+    <w:p>
+      <w:pPr>
         <w:spacing w:after="140" w:line="276"/>
         <w:jc w:val="both"/>
       </w:pPr>
@@ -18336,7 +18668,7 @@
           <w:sz w:val="25"/>
           <w:szCs w:val="25"/>
         </w:rPr>
-        <w:t xml:space="preserve">41. Registration and Recognition Are Different Things</w:t>
+        <w:t xml:space="preserve">42. Registration and Recognition Are Different Things</w:t>
       </w:r>
     </w:p>
     <w:p>
@@ -18472,7 +18804,7 @@
           <w:sz w:val="22"/>
           <w:szCs w:val="22"/>
         </w:rPr>
-        <w:t xml:space="preserve">. That gap is the single most important fact in this Part, and section 45 explains why it exists.</w:t>
+        <w:t xml:space="preserve">. That gap is the single most important fact in this Part, and section 46 explains why it exists.</w:t>
       </w:r>
     </w:p>
     <w:p>
@@ -18522,7 +18854,7 @@
           <w:sz w:val="25"/>
           <w:szCs w:val="25"/>
         </w:rPr>
-        <w:t xml:space="preserve">42. Registration: Conditions, Rules and the Registrar’s Duty</w:t>
+        <w:t xml:space="preserve">43. Registration: Conditions, Rules and the Registrar’s Duty</w:t>
       </w:r>
     </w:p>
     <w:p>
@@ -19330,7 +19662,7 @@
           <w:sz w:val="25"/>
           <w:szCs w:val="25"/>
         </w:rPr>
-        <w:t xml:space="preserve">43. What Registration Gives, and How It Is Lost</w:t>
+        <w:t xml:space="preserve">44. What Registration Gives, and How It Is Lost</w:t>
       </w:r>
     </w:p>
     <w:p>
@@ -19530,7 +19862,7 @@
           <w:sz w:val="22"/>
           <w:szCs w:val="22"/>
         </w:rPr>
-        <w:t xml:space="preserve">, dealt with in sections 46 to 48 below.</w:t>
+        <w:t xml:space="preserve">, dealt with in sections 47 to 48 below.</w:t>
       </w:r>
     </w:p>
     <w:p>
@@ -20343,7 +20675,7 @@
           <w:sz w:val="21"/>
           <w:szCs w:val="21"/>
         </w:rPr>
-        <w:t xml:space="preserve">. It closes off cancellation as a tactic in union rivalry, and so belongs with sections 49 and 50 as much as with cancellation.</w:t>
+        <w:t xml:space="preserve">. It closes off cancellation as a tactic in union rivalry, and so belongs with sections 50 and 50 as much as with cancellation.</w:t>
       </w:r>
     </w:p>
     <w:p>
@@ -20361,7 +20693,7 @@
           <w:sz w:val="25"/>
           <w:szCs w:val="25"/>
         </w:rPr>
-        <w:t xml:space="preserve">44. Recognition: The Machinery That Was Never Brought Into Force</w:t>
+        <w:t xml:space="preserve">45. Recognition: The Machinery That Was Never Brought Into Force</w:t>
       </w:r>
     </w:p>
     <w:p>
@@ -20686,7 +21018,7 @@
           <w:sz w:val="25"/>
           <w:szCs w:val="25"/>
         </w:rPr>
-        <w:t xml:space="preserve">45. Recognition Under State Law and Under the 2020 Code</w:t>
+        <w:t xml:space="preserve">46. Recognition Under State Law and Under the 2020 Code</w:t>
       </w:r>
     </w:p>
     <w:p>
@@ -20901,7 +21233,7 @@
           <w:sz w:val="22"/>
           <w:szCs w:val="22"/>
         </w:rPr>
-        <w:t xml:space="preserve">Gives the Industrial Court power to decide disputes about whether a person is an office-bearer or member, about wrongful expulsion, and about union property, which is the State-law answer to the rivalry question in section 49.</w:t>
+        <w:t xml:space="preserve">Gives the Industrial Court power to decide disputes about whether a person is an office-bearer or member, about wrongful expulsion, and about union property, which is the State-law answer to the rivalry question in section 50.</w:t>
       </w:r>
     </w:p>
     <w:p>
@@ -21490,7 +21822,7 @@
           <w:sz w:val="25"/>
           <w:szCs w:val="25"/>
         </w:rPr>
-        <w:t xml:space="preserve">46. Immunity from Criminal Liability: Section 17</w:t>
+        <w:t xml:space="preserve">47. Immunity from Criminal Liability: Section 17</w:t>
       </w:r>
     </w:p>
     <w:p>
@@ -21761,7 +22093,7 @@
           <w:sz w:val="25"/>
           <w:szCs w:val="25"/>
         </w:rPr>
-        <w:t xml:space="preserve">47. Immunity from Civil Suit: Sections 18 and 19</w:t>
+        <w:t xml:space="preserve">48. Immunity from Civil Suit: Sections 18 and 19</w:t>
       </w:r>
     </w:p>
     <w:p>
@@ -22368,7 +22700,7 @@
           <w:sz w:val="25"/>
           <w:szCs w:val="25"/>
         </w:rPr>
-        <w:t xml:space="preserve">48. The Limits of the Immunities</w:t>
+        <w:t xml:space="preserve">49. The Limits of the Immunities</w:t>
       </w:r>
     </w:p>
     <w:p>
@@ -22658,7 +22990,7 @@
           <w:sz w:val="25"/>
           <w:szCs w:val="25"/>
         </w:rPr>
-        <w:t xml:space="preserve">49. Intra-Union Rivalry: Who Decides Which Union Is Genuine?</w:t>
+        <w:t xml:space="preserve">50. Intra-Union Rivalry: Who Decides Which Union Is Genuine?</w:t>
       </w:r>
     </w:p>
     <w:p>
@@ -23074,7 +23406,7 @@
           <w:sz w:val="25"/>
           <w:szCs w:val="25"/>
         </w:rPr>
-        <w:t xml:space="preserve">50. Intra-Union Rivalry: How Is It Decided?</w:t>
+        <w:t xml:space="preserve">51. Intra-Union Rivalry: How Is It Decided?</w:t>
       </w:r>
     </w:p>
     <w:p>
@@ -23284,7 +23616,7 @@
           <w:sz w:val="22"/>
           <w:szCs w:val="22"/>
         </w:rPr>
-        <w:t xml:space="preserve"> (section 43) holds that section 10 does not permit cancellation on an outsider’s application.</w:t>
+        <w:t xml:space="preserve"> (section 44) holds that section 10 does not permit cancellation on an outsider’s application.</w:t>
       </w:r>
     </w:p>
     <w:p>
@@ -23441,7 +23773,7 @@
           <w:sz w:val="25"/>
           <w:szCs w:val="25"/>
         </w:rPr>
-        <w:t xml:space="preserve">51. Critical Analysis</w:t>
+        <w:t xml:space="preserve">52. Critical Analysis</w:t>
       </w:r>
     </w:p>
     <w:p>
@@ -23736,7 +24068,7 @@
           <w:sz w:val="30"/>
           <w:szCs w:val="30"/>
         </w:rPr>
-        <w:t xml:space="preserve">Part XI — Standing Orders and Disciplinary Action</w:t>
+        <w:t xml:space="preserve">Part XI — Reform: The National Commissions and the Labour Codes</w:t>
       </w:r>
     </w:p>
     <w:p>
@@ -23754,7 +24086,7 @@
           <w:sz w:val="25"/>
           <w:szCs w:val="25"/>
         </w:rPr>
-        <w:t xml:space="preserve">52. Object, Scope and Legal Character</w:t>
+        <w:t xml:space="preserve">53. The First National Commission on Labour, 1966–1969</w:t>
       </w:r>
     </w:p>
     <w:p>
@@ -23768,203 +24100,308 @@
           <w:sz w:val="22"/>
           <w:szCs w:val="22"/>
         </w:rPr>
-        <w:t xml:space="preserve">The problem the Industrial Employment (Standing Orders) Act 1946 addressed was uncertainty: workers did not know the terms and conditions of their own employment. Where hours, shifts, leave, pay-days, discipline and termination were settled by managerial discretion case by case, the worker could not know in advance what was required of him or what would happen to him, and the employer could treat comparable cases differently without justifying the difference.</w:t>
-      </w:r>
-    </w:p>
-    <w:p>
-      <w:pPr>
-        <w:spacing w:after="140" w:line="276"/>
-        <w:jc w:val="both"/>
-      </w:pPr>
-      <w:r>
-        <w:rPr>
-          <w:rFonts w:ascii="Cambria" w:cs="Cambria" w:eastAsia="Cambria" w:hAnsi="Cambria"/>
-          <w:sz w:val="22"/>
-          <w:szCs w:val="22"/>
-        </w:rPr>
-        <w:t xml:space="preserve">The Act’s objects are to secure </w:t>
-      </w:r>
-      <w:r>
-        <w:rPr>
-          <w:rFonts w:ascii="Cambria" w:cs="Cambria" w:eastAsia="Cambria" w:hAnsi="Cambria"/>
-          <w:b/>
-          <w:bCs/>
-          <w:sz w:val="22"/>
-          <w:szCs w:val="22"/>
-        </w:rPr>
-        <w:t xml:space="preserve">clear terms of employment</w:t>
-      </w:r>
-      <w:r>
-        <w:rPr>
-          <w:rFonts w:ascii="Cambria" w:cs="Cambria" w:eastAsia="Cambria" w:hAnsi="Cambria"/>
-          <w:sz w:val="22"/>
-          <w:szCs w:val="22"/>
-        </w:rPr>
-        <w:t xml:space="preserve">; to ensure the </w:t>
-      </w:r>
-      <w:r>
-        <w:rPr>
-          <w:rFonts w:ascii="Cambria" w:cs="Cambria" w:eastAsia="Cambria" w:hAnsi="Cambria"/>
-          <w:b/>
-          <w:bCs/>
-          <w:sz w:val="22"/>
-          <w:szCs w:val="22"/>
-        </w:rPr>
-        <w:t xml:space="preserve">worker knows</w:t>
-      </w:r>
-      <w:r>
-        <w:rPr>
-          <w:rFonts w:ascii="Cambria" w:cs="Cambria" w:eastAsia="Cambria" w:hAnsi="Cambria"/>
-          <w:sz w:val="22"/>
-          <w:szCs w:val="22"/>
-        </w:rPr>
-        <w:t xml:space="preserve"> those terms; and to ensure workers are </w:t>
-      </w:r>
-      <w:r>
-        <w:rPr>
-          <w:rFonts w:ascii="Cambria" w:cs="Cambria" w:eastAsia="Cambria" w:hAnsi="Cambria"/>
-          <w:b/>
-          <w:bCs/>
-          <w:sz w:val="22"/>
-          <w:szCs w:val="22"/>
-        </w:rPr>
-        <w:t xml:space="preserve">not exploited</w:t>
-      </w:r>
-      <w:r>
-        <w:rPr>
-          <w:rFonts w:ascii="Cambria" w:cs="Cambria" w:eastAsia="Cambria" w:hAnsi="Cambria"/>
-          <w:sz w:val="22"/>
-          <w:szCs w:val="22"/>
-        </w:rPr>
-        <w:t xml:space="preserve"> through undefined discretion. The mechanism was to require employers to </w:t>
-      </w:r>
-      <w:r>
-        <w:rPr>
-          <w:rFonts w:ascii="Cambria" w:cs="Cambria" w:eastAsia="Cambria" w:hAnsi="Cambria"/>
-          <w:b/>
-          <w:bCs/>
-          <w:sz w:val="22"/>
-          <w:szCs w:val="22"/>
-        </w:rPr>
-        <w:t xml:space="preserve">define with sufficient precision</w:t>
-      </w:r>
-      <w:r>
-        <w:rPr>
-          <w:rFonts w:ascii="Cambria" w:cs="Cambria" w:eastAsia="Cambria" w:hAnsi="Cambria"/>
-          <w:sz w:val="22"/>
-          <w:szCs w:val="22"/>
-        </w:rPr>
-        <w:t xml:space="preserve"> the conditions of employment and make them known to the workmen. Writing converts discretion into a rule: it makes the term identifiable, communicable and capable of being tested for fairness.</w:t>
-      </w:r>
-    </w:p>
-    <w:p>
-      <w:pPr>
-        <w:spacing w:after="140" w:line="276"/>
-        <w:jc w:val="both"/>
-      </w:pPr>
-      <w:r>
-        <w:rPr>
-          <w:rFonts w:ascii="Cambria" w:cs="Cambria" w:eastAsia="Cambria" w:hAnsi="Cambria"/>
-          <w:sz w:val="22"/>
-          <w:szCs w:val="22"/>
-        </w:rPr>
-        <w:t xml:space="preserve">Standing orders are therefore </w:t>
-      </w:r>
-      <w:r>
-        <w:rPr>
-          <w:rFonts w:ascii="Cambria" w:cs="Cambria" w:eastAsia="Cambria" w:hAnsi="Cambria"/>
-          <w:b/>
-          <w:bCs/>
-          <w:sz w:val="22"/>
-          <w:szCs w:val="22"/>
-        </w:rPr>
-        <w:t xml:space="preserve">statutory workplace legislation</w:t>
-      </w:r>
-      <w:r>
-        <w:rPr>
-          <w:rFonts w:ascii="Cambria" w:cs="Cambria" w:eastAsia="Cambria" w:hAnsi="Cambria"/>
-          <w:sz w:val="22"/>
-          <w:szCs w:val="22"/>
-        </w:rPr>
-        <w:t xml:space="preserve"> — general rules governing the establishment, certified by a public authority, binding on both sides and enforceable. They are </w:t>
-      </w:r>
-      <w:r>
-        <w:rPr>
-          <w:rFonts w:ascii="Cambria" w:cs="Cambria" w:eastAsia="Cambria" w:hAnsi="Cambria"/>
-          <w:b/>
-          <w:bCs/>
-          <w:sz w:val="22"/>
-          <w:szCs w:val="22"/>
-        </w:rPr>
-        <w:t xml:space="preserve">not a contract</w:t>
-      </w:r>
-      <w:r>
-        <w:rPr>
-          <w:rFonts w:ascii="Cambria" w:cs="Cambria" w:eastAsia="Cambria" w:hAnsi="Cambria"/>
-          <w:sz w:val="22"/>
-          <w:szCs w:val="22"/>
-        </w:rPr>
-        <w:t xml:space="preserve">, which is why they prevail over an inconsistent individual appointment letter (section 59).</w:t>
-      </w:r>
-    </w:p>
-    <w:p>
-      <w:pPr>
-        <w:spacing w:after="140" w:line="276"/>
-        <w:jc w:val="both"/>
-      </w:pPr>
-      <w:r>
-        <w:rPr>
-          <w:rFonts w:ascii="Cambria" w:cs="Cambria" w:eastAsia="Cambria" w:hAnsi="Cambria"/>
-          <w:b/>
-          <w:bCs/>
-          <w:sz w:val="22"/>
-          <w:szCs w:val="22"/>
-        </w:rPr>
-        <w:t xml:space="preserve">Scope.</w:t>
-      </w:r>
-      <w:r>
-        <w:rPr>
-          <w:rFonts w:ascii="Cambria" w:cs="Cambria" w:eastAsia="Cambria" w:hAnsi="Cambria"/>
-          <w:sz w:val="22"/>
-          <w:szCs w:val="22"/>
-        </w:rPr>
-        <w:t xml:space="preserve"> Section 1 governed application. The Act applied to every industrial establishment in which </w:t>
-      </w:r>
-      <w:r>
-        <w:rPr>
-          <w:rFonts w:ascii="Cambria" w:cs="Cambria" w:eastAsia="Cambria" w:hAnsi="Cambria"/>
-          <w:b/>
-          <w:bCs/>
-          <w:sz w:val="22"/>
-          <w:szCs w:val="22"/>
-        </w:rPr>
-        <w:t xml:space="preserve">one hundred or more workmen</w:t>
-      </w:r>
-      <w:r>
-        <w:rPr>
-          <w:rFonts w:ascii="Cambria" w:cs="Cambria" w:eastAsia="Cambria" w:hAnsi="Cambria"/>
-          <w:sz w:val="22"/>
-          <w:szCs w:val="22"/>
-        </w:rPr>
-        <w:t xml:space="preserve"> were employed, or had been employed on any day of the preceding twelve months. The appropriate government could apply the Act to smaller establishments and could </w:t>
-      </w:r>
-      <w:r>
-        <w:rPr>
-          <w:rFonts w:ascii="Cambria" w:cs="Cambria" w:eastAsia="Cambria" w:hAnsi="Cambria"/>
-          <w:b/>
-          <w:bCs/>
-          <w:sz w:val="22"/>
-          <w:szCs w:val="22"/>
-        </w:rPr>
-        <w:t xml:space="preserve">exempt</w:t>
-      </w:r>
-      <w:r>
-        <w:rPr>
-          <w:rFonts w:ascii="Cambria" w:cs="Cambria" w:eastAsia="Cambria" w:hAnsi="Cambria"/>
-          <w:sz w:val="22"/>
-          <w:szCs w:val="22"/>
-        </w:rPr>
-        <w:t xml:space="preserve"> an establishment from any of its provisions. "Workman" carried the meaning it bore under the Industrial Disputes Act 1947.</w:t>
+        <w:t xml:space="preserve">Constituted on </w:t>
+      </w:r>
+      <w:r>
+        <w:rPr>
+          <w:rFonts w:ascii="Cambria" w:cs="Cambria" w:eastAsia="Cambria" w:hAnsi="Cambria"/>
+          <w:b/>
+          <w:bCs/>
+          <w:sz w:val="22"/>
+          <w:szCs w:val="22"/>
+        </w:rPr>
+        <w:t xml:space="preserve">24 December 1966 under Justice P.B. Gajendragadkar</w:t>
+      </w:r>
+      <w:r>
+        <w:rPr>
+          <w:rFonts w:ascii="Cambria" w:cs="Cambria" w:eastAsia="Cambria" w:hAnsi="Cambria"/>
+          <w:sz w:val="22"/>
+          <w:szCs w:val="22"/>
+        </w:rPr>
+        <w:t xml:space="preserve">, reporting in </w:t>
+      </w:r>
+      <w:r>
+        <w:rPr>
+          <w:rFonts w:ascii="Cambria" w:cs="Cambria" w:eastAsia="Cambria" w:hAnsi="Cambria"/>
+          <w:b/>
+          <w:bCs/>
+          <w:sz w:val="22"/>
+          <w:szCs w:val="22"/>
+        </w:rPr>
+        <w:t xml:space="preserve">August 1969</w:t>
+      </w:r>
+      <w:r>
+        <w:rPr>
+          <w:rFonts w:ascii="Cambria" w:cs="Cambria" w:eastAsia="Cambria" w:hAnsi="Cambria"/>
+          <w:sz w:val="22"/>
+          <w:szCs w:val="22"/>
+        </w:rPr>
+        <w:t xml:space="preserve">, in a period of serious industrial unrest. The protests were demands for three things: </w:t>
+      </w:r>
+      <w:r>
+        <w:rPr>
+          <w:rFonts w:ascii="Cambria" w:cs="Cambria" w:eastAsia="Cambria" w:hAnsi="Cambria"/>
+          <w:b/>
+          <w:bCs/>
+          <w:sz w:val="22"/>
+          <w:szCs w:val="22"/>
+        </w:rPr>
+        <w:t xml:space="preserve">recognition</w:t>
+      </w:r>
+      <w:r>
+        <w:rPr>
+          <w:rFonts w:ascii="Cambria" w:cs="Cambria" w:eastAsia="Cambria" w:hAnsi="Cambria"/>
+          <w:sz w:val="22"/>
+          <w:szCs w:val="22"/>
+        </w:rPr>
+        <w:t xml:space="preserve"> of workers’ collective organisations as legitimate bargaining partners; </w:t>
+      </w:r>
+      <w:r>
+        <w:rPr>
+          <w:rFonts w:ascii="Cambria" w:cs="Cambria" w:eastAsia="Cambria" w:hAnsi="Cambria"/>
+          <w:b/>
+          <w:bCs/>
+          <w:sz w:val="22"/>
+          <w:szCs w:val="22"/>
+        </w:rPr>
+        <w:t xml:space="preserve">dignity</w:t>
+      </w:r>
+      <w:r>
+        <w:rPr>
+          <w:rFonts w:ascii="Cambria" w:cs="Cambria" w:eastAsia="Cambria" w:hAnsi="Cambria"/>
+          <w:sz w:val="22"/>
+          <w:szCs w:val="22"/>
+        </w:rPr>
+        <w:t xml:space="preserve"> in the treatment of workers; and </w:t>
+      </w:r>
+      <w:r>
+        <w:rPr>
+          <w:rFonts w:ascii="Cambria" w:cs="Cambria" w:eastAsia="Cambria" w:hAnsi="Cambria"/>
+          <w:b/>
+          <w:bCs/>
+          <w:sz w:val="22"/>
+          <w:szCs w:val="22"/>
+        </w:rPr>
+        <w:t xml:space="preserve">clarity</w:t>
+      </w:r>
+      <w:r>
+        <w:rPr>
+          <w:rFonts w:ascii="Cambria" w:cs="Cambria" w:eastAsia="Cambria" w:hAnsi="Cambria"/>
+          <w:sz w:val="22"/>
+          <w:szCs w:val="22"/>
+        </w:rPr>
+        <w:t xml:space="preserve"> in industrial relations rules, so that rights and procedures were known rather than improvised.</w:t>
+      </w:r>
+    </w:p>
+    <w:p>
+      <w:pPr>
+        <w:spacing w:after="100" w:line="276"/>
+        <w:ind w:left="604" w:hanging="403"/>
+        <w:jc w:val="both"/>
+      </w:pPr>
+      <w:r>
+        <w:rPr>
+          <w:rFonts w:ascii="Cambria" w:cs="Cambria" w:eastAsia="Cambria" w:hAnsi="Cambria"/>
+          <w:b/>
+          <w:bCs/>
+          <w:sz w:val="22"/>
+          <w:szCs w:val="22"/>
+        </w:rPr>
+        <w:t xml:space="preserve">(i)  </w:t>
+      </w:r>
+      <w:r>
+        <w:rPr>
+          <w:rFonts w:ascii="Cambria" w:cs="Cambria" w:eastAsia="Cambria" w:hAnsi="Cambria"/>
+          <w:b/>
+          <w:bCs/>
+          <w:sz w:val="22"/>
+          <w:szCs w:val="22"/>
+        </w:rPr>
+        <w:t xml:space="preserve">Statutory recognition of trade unions</w:t>
+      </w:r>
+      <w:r>
+        <w:rPr>
+          <w:rFonts w:ascii="Cambria" w:cs="Cambria" w:eastAsia="Cambria" w:hAnsi="Cambria"/>
+          <w:sz w:val="22"/>
+          <w:szCs w:val="22"/>
+        </w:rPr>
+        <w:t xml:space="preserve">, putting recognition on a legal footing rather than leaving it to the employer’s willingness — addressing the gap left by </w:t>
+      </w:r>
+      <w:r>
+        <w:rPr>
+          <w:rFonts w:ascii="Cambria" w:cs="Cambria" w:eastAsia="Cambria" w:hAnsi="Cambria"/>
+          <w:i/>
+          <w:iCs/>
+          <w:sz w:val="22"/>
+          <w:szCs w:val="22"/>
+        </w:rPr>
+        <w:t xml:space="preserve">All India Bank Employees’ Association</w:t>
+      </w:r>
+      <w:r>
+        <w:rPr>
+          <w:rFonts w:ascii="Cambria" w:cs="Cambria" w:eastAsia="Cambria" w:hAnsi="Cambria"/>
+          <w:sz w:val="22"/>
+          <w:szCs w:val="22"/>
+        </w:rPr>
+        <w:t xml:space="preserve"> and by the failure to bring the 1947 Amendment into force (Part X, section 46).</w:t>
+      </w:r>
+    </w:p>
+    <w:p>
+      <w:pPr>
+        <w:spacing w:after="100" w:line="276"/>
+        <w:ind w:left="604" w:hanging="403"/>
+        <w:jc w:val="both"/>
+      </w:pPr>
+      <w:r>
+        <w:rPr>
+          <w:rFonts w:ascii="Cambria" w:cs="Cambria" w:eastAsia="Cambria" w:hAnsi="Cambria"/>
+          <w:b/>
+          <w:bCs/>
+          <w:sz w:val="22"/>
+          <w:szCs w:val="22"/>
+        </w:rPr>
+        <w:t xml:space="preserve">(ii)  </w:t>
+      </w:r>
+      <w:r>
+        <w:rPr>
+          <w:rFonts w:ascii="Cambria" w:cs="Cambria" w:eastAsia="Cambria" w:hAnsi="Cambria"/>
+          <w:b/>
+          <w:bCs/>
+          <w:sz w:val="22"/>
+          <w:szCs w:val="22"/>
+        </w:rPr>
+        <w:t xml:space="preserve">Encouragement of collective bargaining</w:t>
+      </w:r>
+      <w:r>
+        <w:rPr>
+          <w:rFonts w:ascii="Cambria" w:cs="Cambria" w:eastAsia="Cambria" w:hAnsi="Cambria"/>
+          <w:sz w:val="22"/>
+          <w:szCs w:val="22"/>
+        </w:rPr>
+        <w:t xml:space="preserve">, with a corresponding </w:t>
+      </w:r>
+      <w:r>
+        <w:rPr>
+          <w:rFonts w:ascii="Cambria" w:cs="Cambria" w:eastAsia="Cambria" w:hAnsi="Cambria"/>
+          <w:b/>
+          <w:bCs/>
+          <w:sz w:val="22"/>
+          <w:szCs w:val="22"/>
+        </w:rPr>
+        <w:t xml:space="preserve">reduction in State-led adjudication</w:t>
+      </w:r>
+      <w:r>
+        <w:rPr>
+          <w:rFonts w:ascii="Cambria" w:cs="Cambria" w:eastAsia="Cambria" w:hAnsi="Cambria"/>
+          <w:sz w:val="22"/>
+          <w:szCs w:val="22"/>
+        </w:rPr>
+        <w:t xml:space="preserve">, so that terms would be settled by agreement rather than by award.</w:t>
+      </w:r>
+    </w:p>
+    <w:p>
+      <w:pPr>
+        <w:spacing w:after="100" w:line="276"/>
+        <w:ind w:left="604" w:hanging="403"/>
+        <w:jc w:val="both"/>
+      </w:pPr>
+      <w:r>
+        <w:rPr>
+          <w:rFonts w:ascii="Cambria" w:cs="Cambria" w:eastAsia="Cambria" w:hAnsi="Cambria"/>
+          <w:b/>
+          <w:bCs/>
+          <w:sz w:val="22"/>
+          <w:szCs w:val="22"/>
+        </w:rPr>
+        <w:t xml:space="preserve">(iii)  </w:t>
+      </w:r>
+      <w:r>
+        <w:rPr>
+          <w:rFonts w:ascii="Cambria" w:cs="Cambria" w:eastAsia="Cambria" w:hAnsi="Cambria"/>
+          <w:sz w:val="22"/>
+          <w:szCs w:val="22"/>
+        </w:rPr>
+        <w:t xml:space="preserve">A </w:t>
+      </w:r>
+      <w:r>
+        <w:rPr>
+          <w:rFonts w:ascii="Cambria" w:cs="Cambria" w:eastAsia="Cambria" w:hAnsi="Cambria"/>
+          <w:b/>
+          <w:bCs/>
+          <w:sz w:val="22"/>
+          <w:szCs w:val="22"/>
+        </w:rPr>
+        <w:t xml:space="preserve">permanent Industrial Relations Commission</w:t>
+      </w:r>
+      <w:r>
+        <w:rPr>
+          <w:rFonts w:ascii="Cambria" w:cs="Cambria" w:eastAsia="Cambria" w:hAnsi="Cambria"/>
+          <w:sz w:val="22"/>
+          <w:szCs w:val="22"/>
+        </w:rPr>
+        <w:t xml:space="preserve">, so that disputes went to a standing specialist body rather than to ad hoc references.</w:t>
+      </w:r>
+    </w:p>
+    <w:p>
+      <w:pPr>
+        <w:spacing w:after="100" w:line="276"/>
+        <w:ind w:left="604" w:hanging="403"/>
+        <w:jc w:val="both"/>
+      </w:pPr>
+      <w:r>
+        <w:rPr>
+          <w:rFonts w:ascii="Cambria" w:cs="Cambria" w:eastAsia="Cambria" w:hAnsi="Cambria"/>
+          <w:b/>
+          <w:bCs/>
+          <w:sz w:val="22"/>
+          <w:szCs w:val="22"/>
+        </w:rPr>
+        <w:t xml:space="preserve">(iv)  </w:t>
+      </w:r>
+      <w:r>
+        <w:rPr>
+          <w:rFonts w:ascii="Cambria" w:cs="Cambria" w:eastAsia="Cambria" w:hAnsi="Cambria"/>
+          <w:b/>
+          <w:bCs/>
+          <w:sz w:val="22"/>
+          <w:szCs w:val="22"/>
+        </w:rPr>
+        <w:t xml:space="preserve">Voluntary arbitration in preference to adversarial litigation.</w:t>
+      </w:r>
+    </w:p>
+    <w:p>
+      <w:pPr>
+        <w:spacing w:after="100" w:line="276"/>
+        <w:ind w:left="604" w:hanging="403"/>
+        <w:jc w:val="both"/>
+      </w:pPr>
+      <w:r>
+        <w:rPr>
+          <w:rFonts w:ascii="Cambria" w:cs="Cambria" w:eastAsia="Cambria" w:hAnsi="Cambria"/>
+          <w:b/>
+          <w:bCs/>
+          <w:sz w:val="22"/>
+          <w:szCs w:val="22"/>
+        </w:rPr>
+        <w:t xml:space="preserve">(v)  </w:t>
+      </w:r>
+      <w:r>
+        <w:rPr>
+          <w:rFonts w:ascii="Cambria" w:cs="Cambria" w:eastAsia="Cambria" w:hAnsi="Cambria"/>
+          <w:b/>
+          <w:bCs/>
+          <w:sz w:val="22"/>
+          <w:szCs w:val="22"/>
+        </w:rPr>
+        <w:t xml:space="preserve">Legal recognition of strikes and lock-outs</w:t>
+      </w:r>
+      <w:r>
+        <w:rPr>
+          <w:rFonts w:ascii="Cambria" w:cs="Cambria" w:eastAsia="Cambria" w:hAnsi="Cambria"/>
+          <w:sz w:val="22"/>
+          <w:szCs w:val="22"/>
+        </w:rPr>
+        <w:t xml:space="preserve"> as legitimate industrial weapons operating within a legal framework rather than as aberrations to be suppressed.</w:t>
       </w:r>
     </w:p>
     <w:p>
@@ -23982,7 +24419,7 @@
           <w:sz w:val="25"/>
           <w:szCs w:val="25"/>
         </w:rPr>
-        <w:t xml:space="preserve">53. Certification and the Standard of Review</w:t>
+        <w:t xml:space="preserve">54. The Second National Commission on Labour, 1999–2002</w:t>
       </w:r>
     </w:p>
     <w:p>
@@ -23996,129 +24433,61 @@
           <w:sz w:val="22"/>
           <w:szCs w:val="22"/>
         </w:rPr>
-        <w:t xml:space="preserve">Standing orders do not take effect on the employer’s word. The employer must submit drafts to the Certifying Officer, who certifies them after hearing the workmen or their representatives. There was an important shift in what the Certifying Officer must examine.</w:t>
-      </w:r>
-    </w:p>
-    <w:p>
-      <w:pPr>
-        <w:spacing w:after="100" w:line="276"/>
-        <w:ind w:left="604" w:hanging="403"/>
-        <w:jc w:val="both"/>
-      </w:pPr>
-      <w:r>
-        <w:rPr>
-          <w:rFonts w:ascii="Cambria" w:cs="Cambria" w:eastAsia="Cambria" w:hAnsi="Cambria"/>
-          <w:b/>
-          <w:bCs/>
-          <w:sz w:val="22"/>
-          <w:szCs w:val="22"/>
-        </w:rPr>
-        <w:t xml:space="preserve">Initially  </w:t>
-      </w:r>
-      <w:r>
-        <w:rPr>
-          <w:rFonts w:ascii="Cambria" w:cs="Cambria" w:eastAsia="Cambria" w:hAnsi="Cambria"/>
-          <w:sz w:val="22"/>
-          <w:szCs w:val="22"/>
-        </w:rPr>
-        <w:t xml:space="preserve">He had to see that the drafts were </w:t>
-      </w:r>
-      <w:r>
-        <w:rPr>
-          <w:rFonts w:ascii="Cambria" w:cs="Cambria" w:eastAsia="Cambria" w:hAnsi="Cambria"/>
-          <w:b/>
-          <w:bCs/>
-          <w:sz w:val="22"/>
-          <w:szCs w:val="22"/>
-        </w:rPr>
-        <w:t xml:space="preserve">in conformity with the Model Standing Orders</w:t>
-      </w:r>
-      <w:r>
-        <w:rPr>
-          <w:rFonts w:ascii="Cambria" w:cs="Cambria" w:eastAsia="Cambria" w:hAnsi="Cambria"/>
-          <w:sz w:val="22"/>
-          <w:szCs w:val="22"/>
-        </w:rPr>
-        <w:t xml:space="preserve"> and covered every matter in the Schedule — a review of </w:t>
-      </w:r>
-      <w:r>
-        <w:rPr>
-          <w:rFonts w:ascii="Cambria" w:cs="Cambria" w:eastAsia="Cambria" w:hAnsi="Cambria"/>
-          <w:b/>
-          <w:bCs/>
-          <w:sz w:val="22"/>
-          <w:szCs w:val="22"/>
-        </w:rPr>
-        <w:t xml:space="preserve">formal conformity</w:t>
-      </w:r>
-      <w:r>
-        <w:rPr>
-          <w:rFonts w:ascii="Cambria" w:cs="Cambria" w:eastAsia="Cambria" w:hAnsi="Cambria"/>
-          <w:sz w:val="22"/>
-          <w:szCs w:val="22"/>
-        </w:rPr>
-        <w:t xml:space="preserve">.</w:t>
-      </w:r>
-    </w:p>
-    <w:p>
-      <w:pPr>
-        <w:spacing w:after="100" w:line="276"/>
-        <w:ind w:left="604" w:hanging="403"/>
-        <w:jc w:val="both"/>
-      </w:pPr>
-      <w:r>
-        <w:rPr>
-          <w:rFonts w:ascii="Cambria" w:cs="Cambria" w:eastAsia="Cambria" w:hAnsi="Cambria"/>
-          <w:b/>
-          <w:bCs/>
-          <w:sz w:val="22"/>
-          <w:szCs w:val="22"/>
-        </w:rPr>
-        <w:t xml:space="preserve">After 1956  </w:t>
-      </w:r>
-      <w:r>
-        <w:rPr>
-          <w:rFonts w:ascii="Cambria" w:cs="Cambria" w:eastAsia="Cambria" w:hAnsi="Cambria"/>
-          <w:sz w:val="22"/>
-          <w:szCs w:val="22"/>
-        </w:rPr>
-        <w:t xml:space="preserve">The amendment of 1956 additionally required him to adjudicate upon the </w:t>
-      </w:r>
-      <w:r>
-        <w:rPr>
-          <w:rFonts w:ascii="Cambria" w:cs="Cambria" w:eastAsia="Cambria" w:hAnsi="Cambria"/>
-          <w:b/>
-          <w:bCs/>
-          <w:sz w:val="22"/>
-          <w:szCs w:val="22"/>
-        </w:rPr>
-        <w:t xml:space="preserve">fairness or reasonableness</w:t>
-      </w:r>
-      <w:r>
-        <w:rPr>
-          <w:rFonts w:ascii="Cambria" w:cs="Cambria" w:eastAsia="Cambria" w:hAnsi="Cambria"/>
-          <w:sz w:val="22"/>
-          <w:szCs w:val="22"/>
-        </w:rPr>
-        <w:t xml:space="preserve"> of the provisions — a </w:t>
-      </w:r>
-      <w:r>
-        <w:rPr>
-          <w:rFonts w:ascii="Cambria" w:cs="Cambria" w:eastAsia="Cambria" w:hAnsi="Cambria"/>
-          <w:b/>
-          <w:bCs/>
-          <w:sz w:val="22"/>
-          <w:szCs w:val="22"/>
-        </w:rPr>
-        <w:t xml:space="preserve">substantive</w:t>
-      </w:r>
-      <w:r>
-        <w:rPr>
-          <w:rFonts w:ascii="Cambria" w:cs="Cambria" w:eastAsia="Cambria" w:hAnsi="Cambria"/>
-          <w:sz w:val="22"/>
-          <w:szCs w:val="22"/>
-        </w:rPr>
-        <w:t xml:space="preserve"> review.</w:t>
+        <w:t xml:space="preserve">Constituted on </w:t>
+      </w:r>
+      <w:r>
+        <w:rPr>
+          <w:rFonts w:ascii="Cambria" w:cs="Cambria" w:eastAsia="Cambria" w:hAnsi="Cambria"/>
+          <w:b/>
+          <w:bCs/>
+          <w:sz w:val="22"/>
+          <w:szCs w:val="22"/>
+        </w:rPr>
+        <w:t xml:space="preserve">15 October 1999 under Ravindra Varma</w:t>
+      </w:r>
+      <w:r>
+        <w:rPr>
+          <w:rFonts w:ascii="Cambria" w:cs="Cambria" w:eastAsia="Cambria" w:hAnsi="Cambria"/>
+          <w:sz w:val="22"/>
+          <w:szCs w:val="22"/>
+        </w:rPr>
+        <w:t xml:space="preserve">, reporting on </w:t>
+      </w:r>
+      <w:r>
+        <w:rPr>
+          <w:rFonts w:ascii="Cambria" w:cs="Cambria" w:eastAsia="Cambria" w:hAnsi="Cambria"/>
+          <w:b/>
+          <w:bCs/>
+          <w:sz w:val="22"/>
+          <w:szCs w:val="22"/>
+        </w:rPr>
+        <w:t xml:space="preserve">29 June 2002</w:t>
+      </w:r>
+      <w:r>
+        <w:rPr>
+          <w:rFonts w:ascii="Cambria" w:cs="Cambria" w:eastAsia="Cambria" w:hAnsi="Cambria"/>
+          <w:sz w:val="22"/>
+          <w:szCs w:val="22"/>
+        </w:rPr>
+        <w:t xml:space="preserve">, in a transformed setting of </w:t>
+      </w:r>
+      <w:r>
+        <w:rPr>
+          <w:rFonts w:ascii="Cambria" w:cs="Cambria" w:eastAsia="Cambria" w:hAnsi="Cambria"/>
+          <w:b/>
+          <w:bCs/>
+          <w:sz w:val="22"/>
+          <w:szCs w:val="22"/>
+        </w:rPr>
+        <w:t xml:space="preserve">liberalisation, privatisation and globalisation</w:t>
+      </w:r>
+      <w:r>
+        <w:rPr>
+          <w:rFonts w:ascii="Cambria" w:cs="Cambria" w:eastAsia="Cambria" w:hAnsi="Cambria"/>
+          <w:sz w:val="22"/>
+          <w:szCs w:val="22"/>
+        </w:rPr>
+        <w:t xml:space="preserve">, and following India’s ratification of ILO Convention 122 in 1998. Its central question was whether laws framed in 1947 could serve society in the twenty-first century.</w:t>
       </w:r>
     </w:p>
     <w:p>
@@ -24132,7 +24501,61 @@
           <w:sz w:val="22"/>
           <w:szCs w:val="22"/>
         </w:rPr>
-        <w:t xml:space="preserve">This is a small legislative change with a large doctrinal consequence. Before 1956 an employer who copied the Model Standing Orders was safe however harsh the result; after 1956 the content itself was open to examination. It is also the statutory foundation of the judicial standard in Part V — that a certified standing order must pass the tests of fairness, reasonableness and equity.</w:t>
+        <w:t xml:space="preserve">Its answer was consolidation, with three objects. </w:t>
+      </w:r>
+      <w:r>
+        <w:rPr>
+          <w:rFonts w:ascii="Cambria" w:cs="Cambria" w:eastAsia="Cambria" w:hAnsi="Cambria"/>
+          <w:b/>
+          <w:bCs/>
+          <w:sz w:val="22"/>
+          <w:szCs w:val="22"/>
+        </w:rPr>
+        <w:t xml:space="preserve">Uniform definitions</w:t>
+      </w:r>
+      <w:r>
+        <w:rPr>
+          <w:rFonts w:ascii="Cambria" w:cs="Cambria" w:eastAsia="Cambria" w:hAnsi="Cambria"/>
+          <w:sz w:val="22"/>
+          <w:szCs w:val="22"/>
+        </w:rPr>
+        <w:t xml:space="preserve">, because the same terms — worker, wages, employer, establishment — carried different meanings across different enactments, so one employer could be covered by one statute and not another on essentially the same facts. </w:t>
+      </w:r>
+      <w:r>
+        <w:rPr>
+          <w:rFonts w:ascii="Cambria" w:cs="Cambria" w:eastAsia="Cambria" w:hAnsi="Cambria"/>
+          <w:b/>
+          <w:bCs/>
+          <w:sz w:val="22"/>
+          <w:szCs w:val="22"/>
+        </w:rPr>
+        <w:t xml:space="preserve">Removal of cross-jurisdictional difficulty</w:t>
+      </w:r>
+      <w:r>
+        <w:rPr>
+          <w:rFonts w:ascii="Cambria" w:cs="Cambria" w:eastAsia="Cambria" w:hAnsi="Cambria"/>
+          <w:sz w:val="22"/>
+          <w:szCs w:val="22"/>
+        </w:rPr>
+        <w:t xml:space="preserve">, for which a National Labour Relations Commission was proposed, responding to the concurrent legislative competence discussed in Part III. And </w:t>
+      </w:r>
+      <w:r>
+        <w:rPr>
+          <w:rFonts w:ascii="Cambria" w:cs="Cambria" w:eastAsia="Cambria" w:hAnsi="Cambria"/>
+          <w:b/>
+          <w:bCs/>
+          <w:sz w:val="22"/>
+          <w:szCs w:val="22"/>
+        </w:rPr>
+        <w:t xml:space="preserve">recognition of the unorganised sector</w:t>
+      </w:r>
+      <w:r>
+        <w:rPr>
+          <w:rFonts w:ascii="Cambria" w:cs="Cambria" w:eastAsia="Cambria" w:hAnsi="Cambria"/>
+          <w:sz w:val="22"/>
+          <w:szCs w:val="22"/>
+        </w:rPr>
+        <w:t xml:space="preserve">, the most consequential of the three, since legislation built around the standard employment relationship left the overwhelming majority of Indian workers outside its protection.</w:t>
       </w:r>
     </w:p>
     <w:p>
@@ -24146,79 +24569,61 @@
           <w:sz w:val="22"/>
           <w:szCs w:val="22"/>
         </w:rPr>
-        <w:t xml:space="preserve">Three further provisions matter. </w:t>
-      </w:r>
-      <w:r>
-        <w:rPr>
-          <w:rFonts w:ascii="Cambria" w:cs="Cambria" w:eastAsia="Cambria" w:hAnsi="Cambria"/>
-          <w:b/>
-          <w:bCs/>
-          <w:sz w:val="22"/>
-          <w:szCs w:val="22"/>
-        </w:rPr>
-        <w:t xml:space="preserve">Section 10</w:t>
-      </w:r>
-      <w:r>
-        <w:rPr>
-          <w:rFonts w:ascii="Cambria" w:cs="Cambria" w:eastAsia="Cambria" w:hAnsi="Cambria"/>
-          <w:sz w:val="22"/>
-          <w:szCs w:val="22"/>
-        </w:rPr>
-        <w:t xml:space="preserve"> governed duration and modification, permitting modification on application by employer or workmen after the prescribed period. </w:t>
-      </w:r>
-      <w:r>
-        <w:rPr>
-          <w:rFonts w:ascii="Cambria" w:cs="Cambria" w:eastAsia="Cambria" w:hAnsi="Cambria"/>
-          <w:b/>
-          <w:bCs/>
-          <w:sz w:val="22"/>
-          <w:szCs w:val="22"/>
-        </w:rPr>
-        <w:t xml:space="preserve">Section 10A</w:t>
-      </w:r>
-      <w:r>
-        <w:rPr>
-          <w:rFonts w:ascii="Cambria" w:cs="Cambria" w:eastAsia="Cambria" w:hAnsi="Cambria"/>
-          <w:sz w:val="22"/>
-          <w:szCs w:val="22"/>
-        </w:rPr>
-        <w:t xml:space="preserve"> provided a </w:t>
-      </w:r>
-      <w:r>
-        <w:rPr>
-          <w:rFonts w:ascii="Cambria" w:cs="Cambria" w:eastAsia="Cambria" w:hAnsi="Cambria"/>
-          <w:b/>
-          <w:bCs/>
-          <w:sz w:val="22"/>
-          <w:szCs w:val="22"/>
-        </w:rPr>
-        <w:t xml:space="preserve">subsistence allowance</w:t>
-      </w:r>
-      <w:r>
-        <w:rPr>
-          <w:rFonts w:ascii="Cambria" w:cs="Cambria" w:eastAsia="Cambria" w:hAnsi="Cambria"/>
-          <w:sz w:val="22"/>
-          <w:szCs w:val="22"/>
-        </w:rPr>
-        <w:t xml:space="preserve"> to a workman suspended pending a disciplinary enquiry — practically important, since suspension without pay for the duration of an enquiry would be a punishment before any finding of misconduct. </w:t>
-      </w:r>
-      <w:r>
-        <w:rPr>
-          <w:rFonts w:ascii="Cambria" w:cs="Cambria" w:eastAsia="Cambria" w:hAnsi="Cambria"/>
-          <w:b/>
-          <w:bCs/>
-          <w:sz w:val="22"/>
-          <w:szCs w:val="22"/>
-        </w:rPr>
-        <w:t xml:space="preserve">Section 13A</w:t>
-      </w:r>
-      <w:r>
-        <w:rPr>
-          <w:rFonts w:ascii="Cambria" w:cs="Cambria" w:eastAsia="Cambria" w:hAnsi="Cambria"/>
-          <w:sz w:val="22"/>
-          <w:szCs w:val="22"/>
-        </w:rPr>
-        <w:t xml:space="preserve"> allowed questions as to the application or interpretation of standing orders to be referred to a Labour Court.</w:t>
+        <w:t xml:space="preserve">On strikes, the Report at paragraph 6.101 recommended that a strike be called only by the </w:t>
+      </w:r>
+      <w:r>
+        <w:rPr>
+          <w:rFonts w:ascii="Cambria" w:cs="Cambria" w:eastAsia="Cambria" w:hAnsi="Cambria"/>
+          <w:b/>
+          <w:bCs/>
+          <w:sz w:val="22"/>
+          <w:szCs w:val="22"/>
+        </w:rPr>
+        <w:t xml:space="preserve">recognised negotiating agent</w:t>
+      </w:r>
+      <w:r>
+        <w:rPr>
+          <w:rFonts w:ascii="Cambria" w:cs="Cambria" w:eastAsia="Cambria" w:hAnsi="Cambria"/>
+          <w:sz w:val="22"/>
+          <w:szCs w:val="22"/>
+        </w:rPr>
+        <w:t xml:space="preserve">, and then only after a </w:t>
+      </w:r>
+      <w:r>
+        <w:rPr>
+          <w:rFonts w:ascii="Cambria" w:cs="Cambria" w:eastAsia="Cambria" w:hAnsi="Cambria"/>
+          <w:b/>
+          <w:bCs/>
+          <w:sz w:val="22"/>
+          <w:szCs w:val="22"/>
+        </w:rPr>
+        <w:t xml:space="preserve">strike ballot</w:t>
+      </w:r>
+      <w:r>
+        <w:rPr>
+          <w:rFonts w:ascii="Cambria" w:cs="Cambria" w:eastAsia="Cambria" w:hAnsi="Cambria"/>
+          <w:sz w:val="22"/>
+          <w:szCs w:val="22"/>
+        </w:rPr>
+        <w:t xml:space="preserve"> supported by at least </w:t>
+      </w:r>
+      <w:r>
+        <w:rPr>
+          <w:rFonts w:ascii="Cambria" w:cs="Cambria" w:eastAsia="Cambria" w:hAnsi="Cambria"/>
+          <w:b/>
+          <w:bCs/>
+          <w:sz w:val="22"/>
+          <w:szCs w:val="22"/>
+        </w:rPr>
+        <w:t xml:space="preserve">fifty-one per cent</w:t>
+      </w:r>
+      <w:r>
+        <w:rPr>
+          <w:rFonts w:ascii="Cambria" w:cs="Cambria" w:eastAsia="Cambria" w:hAnsi="Cambria"/>
+          <w:sz w:val="22"/>
+          <w:szCs w:val="22"/>
+        </w:rPr>
+        <w:t xml:space="preserve"> of the workers.</w:t>
       </w:r>
     </w:p>
     <w:p>
@@ -24236,7 +24641,7 @@
           <w:sz w:val="25"/>
           <w:szCs w:val="25"/>
         </w:rPr>
-        <w:t xml:space="preserve">54. Contents of Standing Orders</w:t>
+        <w:t xml:space="preserve">55. The Four Labour Codes</w:t>
       </w:r>
     </w:p>
     <w:p>
@@ -24250,294 +24655,79 @@
           <w:sz w:val="22"/>
           <w:szCs w:val="22"/>
         </w:rPr>
-        <w:t xml:space="preserve">The Schedule listed the matters standing orders must cover — in effect, the statutory minimum content of the employment relationship in a covered establishment.</w:t>
-      </w:r>
-    </w:p>
-    <w:p>
-      <w:pPr>
-        <w:pStyle w:val="ListParagraph"/>
-        <w:numPr>
-          <w:ilvl w:val="0"/>
-          <w:numId w:val="2"/>
-        </w:numPr>
-        <w:spacing w:after="80" w:line="276"/>
-        <w:jc w:val="both"/>
-      </w:pPr>
-      <w:r>
-        <w:rPr>
-          <w:rFonts w:ascii="Cambria" w:cs="Cambria" w:eastAsia="Cambria" w:hAnsi="Cambria"/>
-          <w:b/>
-          <w:bCs/>
-          <w:sz w:val="22"/>
-          <w:szCs w:val="22"/>
-        </w:rPr>
-        <w:t xml:space="preserve">Classification of workmen</w:t>
-      </w:r>
-      <w:r>
-        <w:rPr>
-          <w:rFonts w:ascii="Cambria" w:cs="Cambria" w:eastAsia="Cambria" w:hAnsi="Cambria"/>
-          <w:sz w:val="22"/>
-          <w:szCs w:val="22"/>
-        </w:rPr>
-        <w:t xml:space="preserve"> — permanent, temporary, probationers, badlis, casual or apprentices. The foundational item, since most other entitlements depend on the category.</w:t>
-      </w:r>
-    </w:p>
-    <w:p>
-      <w:pPr>
-        <w:pStyle w:val="ListParagraph"/>
-        <w:numPr>
-          <w:ilvl w:val="0"/>
-          <w:numId w:val="2"/>
-        </w:numPr>
-        <w:spacing w:after="80" w:line="276"/>
-        <w:jc w:val="both"/>
-      </w:pPr>
-      <w:r>
-        <w:rPr>
-          <w:rFonts w:ascii="Cambria" w:cs="Cambria" w:eastAsia="Cambria" w:hAnsi="Cambria"/>
-          <w:b/>
-          <w:bCs/>
-          <w:sz w:val="22"/>
-          <w:szCs w:val="22"/>
-        </w:rPr>
-        <w:t xml:space="preserve">Manner of intimating to workmen</w:t>
-      </w:r>
-      <w:r>
-        <w:rPr>
-          <w:rFonts w:ascii="Cambria" w:cs="Cambria" w:eastAsia="Cambria" w:hAnsi="Cambria"/>
-          <w:sz w:val="22"/>
-          <w:szCs w:val="22"/>
-        </w:rPr>
-        <w:t xml:space="preserve"> the periods and hours of work, holidays, pay-days and wage rates.</w:t>
-      </w:r>
-    </w:p>
-    <w:p>
-      <w:pPr>
-        <w:pStyle w:val="ListParagraph"/>
-        <w:numPr>
-          <w:ilvl w:val="0"/>
-          <w:numId w:val="2"/>
-        </w:numPr>
-        <w:spacing w:after="80" w:line="276"/>
-        <w:jc w:val="both"/>
-      </w:pPr>
-      <w:r>
-        <w:rPr>
-          <w:rFonts w:ascii="Cambria" w:cs="Cambria" w:eastAsia="Cambria" w:hAnsi="Cambria"/>
-          <w:b/>
-          <w:bCs/>
-          <w:sz w:val="22"/>
-          <w:szCs w:val="22"/>
-        </w:rPr>
-        <w:t xml:space="preserve">Shift working.</w:t>
-      </w:r>
-    </w:p>
-    <w:p>
-      <w:pPr>
-        <w:pStyle w:val="ListParagraph"/>
-        <w:numPr>
-          <w:ilvl w:val="0"/>
-          <w:numId w:val="2"/>
-        </w:numPr>
-        <w:spacing w:after="80" w:line="276"/>
-        <w:jc w:val="both"/>
-      </w:pPr>
-      <w:r>
-        <w:rPr>
-          <w:rFonts w:ascii="Cambria" w:cs="Cambria" w:eastAsia="Cambria" w:hAnsi="Cambria"/>
-          <w:b/>
-          <w:bCs/>
-          <w:sz w:val="22"/>
-          <w:szCs w:val="22"/>
-        </w:rPr>
-        <w:t xml:space="preserve">Attendance and late coming.</w:t>
-      </w:r>
-    </w:p>
-    <w:p>
-      <w:pPr>
-        <w:pStyle w:val="ListParagraph"/>
-        <w:numPr>
-          <w:ilvl w:val="0"/>
-          <w:numId w:val="2"/>
-        </w:numPr>
-        <w:spacing w:after="80" w:line="276"/>
-        <w:jc w:val="both"/>
-      </w:pPr>
-      <w:r>
-        <w:rPr>
-          <w:rFonts w:ascii="Cambria" w:cs="Cambria" w:eastAsia="Cambria" w:hAnsi="Cambria"/>
-          <w:b/>
-          <w:bCs/>
-          <w:sz w:val="22"/>
-          <w:szCs w:val="22"/>
-        </w:rPr>
-        <w:t xml:space="preserve">Conditions of, procedure in applying for, and the authority which may grant, leave and holidays.</w:t>
-      </w:r>
-    </w:p>
-    <w:p>
-      <w:pPr>
-        <w:pStyle w:val="ListParagraph"/>
-        <w:numPr>
-          <w:ilvl w:val="0"/>
-          <w:numId w:val="2"/>
-        </w:numPr>
-        <w:spacing w:after="80" w:line="276"/>
-        <w:jc w:val="both"/>
-      </w:pPr>
-      <w:r>
-        <w:rPr>
-          <w:rFonts w:ascii="Cambria" w:cs="Cambria" w:eastAsia="Cambria" w:hAnsi="Cambria"/>
-          <w:b/>
-          <w:bCs/>
-          <w:sz w:val="22"/>
-          <w:szCs w:val="22"/>
-        </w:rPr>
-        <w:t xml:space="preserve">Requirement to enter the premises by certain gates, and liability to search.</w:t>
-      </w:r>
-    </w:p>
-    <w:p>
-      <w:pPr>
-        <w:pStyle w:val="ListParagraph"/>
-        <w:numPr>
-          <w:ilvl w:val="0"/>
-          <w:numId w:val="2"/>
-        </w:numPr>
-        <w:spacing w:after="80" w:line="276"/>
-        <w:jc w:val="both"/>
-      </w:pPr>
-      <w:r>
-        <w:rPr>
-          <w:rFonts w:ascii="Cambria" w:cs="Cambria" w:eastAsia="Cambria" w:hAnsi="Cambria"/>
-          <w:b/>
-          <w:bCs/>
-          <w:sz w:val="22"/>
-          <w:szCs w:val="22"/>
-        </w:rPr>
-        <w:t xml:space="preserve">Closing and reopening of sections</w:t>
-      </w:r>
-      <w:r>
-        <w:rPr>
-          <w:rFonts w:ascii="Cambria" w:cs="Cambria" w:eastAsia="Cambria" w:hAnsi="Cambria"/>
-          <w:sz w:val="22"/>
-          <w:szCs w:val="22"/>
-        </w:rPr>
-        <w:t xml:space="preserve"> of the establishment and temporary stoppages of work, with the rights and liabilities arising from them.</w:t>
-      </w:r>
-    </w:p>
-    <w:p>
-      <w:pPr>
-        <w:pStyle w:val="ListParagraph"/>
-        <w:numPr>
-          <w:ilvl w:val="0"/>
-          <w:numId w:val="2"/>
-        </w:numPr>
-        <w:spacing w:after="80" w:line="276"/>
-        <w:jc w:val="both"/>
-      </w:pPr>
-      <w:r>
-        <w:rPr>
-          <w:rFonts w:ascii="Cambria" w:cs="Cambria" w:eastAsia="Cambria" w:hAnsi="Cambria"/>
-          <w:b/>
-          <w:bCs/>
-          <w:sz w:val="22"/>
-          <w:szCs w:val="22"/>
-        </w:rPr>
-        <w:t xml:space="preserve">Termination of employment, and notice thereof</w:t>
-      </w:r>
-      <w:r>
-        <w:rPr>
-          <w:rFonts w:ascii="Cambria" w:cs="Cambria" w:eastAsia="Cambria" w:hAnsi="Cambria"/>
-          <w:sz w:val="22"/>
-          <w:szCs w:val="22"/>
-        </w:rPr>
-        <w:t xml:space="preserve"> to be given by employer and workmen.</w:t>
-      </w:r>
-    </w:p>
-    <w:p>
-      <w:pPr>
-        <w:pStyle w:val="ListParagraph"/>
-        <w:numPr>
-          <w:ilvl w:val="0"/>
-          <w:numId w:val="2"/>
-        </w:numPr>
-        <w:spacing w:after="80" w:line="276"/>
-        <w:jc w:val="both"/>
-      </w:pPr>
-      <w:r>
-        <w:rPr>
-          <w:rFonts w:ascii="Cambria" w:cs="Cambria" w:eastAsia="Cambria" w:hAnsi="Cambria"/>
-          <w:b/>
-          <w:bCs/>
-          <w:sz w:val="22"/>
-          <w:szCs w:val="22"/>
-        </w:rPr>
-        <w:t xml:space="preserve">Suspension or dismissal for misconduct</w:t>
-      </w:r>
-      <w:r>
-        <w:rPr>
-          <w:rFonts w:ascii="Cambria" w:cs="Cambria" w:eastAsia="Cambria" w:hAnsi="Cambria"/>
-          <w:sz w:val="22"/>
-          <w:szCs w:val="22"/>
-        </w:rPr>
-        <w:t xml:space="preserve">, and the acts or omissions which constitute misconduct.</w:t>
-      </w:r>
-    </w:p>
-    <w:p>
-      <w:pPr>
-        <w:pStyle w:val="ListParagraph"/>
-        <w:numPr>
-          <w:ilvl w:val="0"/>
-          <w:numId w:val="2"/>
-        </w:numPr>
-        <w:spacing w:after="80" w:line="276"/>
-        <w:jc w:val="both"/>
-      </w:pPr>
-      <w:r>
-        <w:rPr>
-          <w:rFonts w:ascii="Cambria" w:cs="Cambria" w:eastAsia="Cambria" w:hAnsi="Cambria"/>
-          <w:b/>
-          <w:bCs/>
-          <w:sz w:val="22"/>
-          <w:szCs w:val="22"/>
-        </w:rPr>
-        <w:t xml:space="preserve">Means of redress</w:t>
-      </w:r>
-      <w:r>
-        <w:rPr>
-          <w:rFonts w:ascii="Cambria" w:cs="Cambria" w:eastAsia="Cambria" w:hAnsi="Cambria"/>
-          <w:sz w:val="22"/>
-          <w:szCs w:val="22"/>
-        </w:rPr>
-        <w:t xml:space="preserve"> for workmen against unfair treatment or wrongful exactions by the employer or his agents.</w:t>
-      </w:r>
-    </w:p>
-    <w:p>
-      <w:pPr>
-        <w:pStyle w:val="ListParagraph"/>
-        <w:numPr>
-          <w:ilvl w:val="0"/>
-          <w:numId w:val="2"/>
-        </w:numPr>
-        <w:spacing w:after="80" w:line="276"/>
-        <w:jc w:val="both"/>
-      </w:pPr>
-      <w:r>
-        <w:rPr>
-          <w:rFonts w:ascii="Cambria" w:cs="Cambria" w:eastAsia="Cambria" w:hAnsi="Cambria"/>
-          <w:b/>
-          <w:bCs/>
-          <w:sz w:val="22"/>
-          <w:szCs w:val="22"/>
-        </w:rPr>
-        <w:t xml:space="preserve">Any other matter</w:t>
-      </w:r>
-      <w:r>
-        <w:rPr>
-          <w:rFonts w:ascii="Cambria" w:cs="Cambria" w:eastAsia="Cambria" w:hAnsi="Cambria"/>
-          <w:sz w:val="22"/>
-          <w:szCs w:val="22"/>
-        </w:rPr>
-        <w:t xml:space="preserve"> which may be prescribed.</w:t>
+        <w:t xml:space="preserve">In order of enactment: the </w:t>
+      </w:r>
+      <w:r>
+        <w:rPr>
+          <w:rFonts w:ascii="Cambria" w:cs="Cambria" w:eastAsia="Cambria" w:hAnsi="Cambria"/>
+          <w:b/>
+          <w:bCs/>
+          <w:sz w:val="22"/>
+          <w:szCs w:val="22"/>
+        </w:rPr>
+        <w:t xml:space="preserve">Code on Wages, 2019</w:t>
+      </w:r>
+      <w:r>
+        <w:rPr>
+          <w:rFonts w:ascii="Cambria" w:cs="Cambria" w:eastAsia="Cambria" w:hAnsi="Cambria"/>
+          <w:sz w:val="22"/>
+          <w:szCs w:val="22"/>
+        </w:rPr>
+        <w:t xml:space="preserve"> (Act 29 of 2019); the </w:t>
+      </w:r>
+      <w:r>
+        <w:rPr>
+          <w:rFonts w:ascii="Cambria" w:cs="Cambria" w:eastAsia="Cambria" w:hAnsi="Cambria"/>
+          <w:b/>
+          <w:bCs/>
+          <w:sz w:val="22"/>
+          <w:szCs w:val="22"/>
+        </w:rPr>
+        <w:t xml:space="preserve">Industrial Relations Code, 2020</w:t>
+      </w:r>
+      <w:r>
+        <w:rPr>
+          <w:rFonts w:ascii="Cambria" w:cs="Cambria" w:eastAsia="Cambria" w:hAnsi="Cambria"/>
+          <w:sz w:val="22"/>
+          <w:szCs w:val="22"/>
+        </w:rPr>
+        <w:t xml:space="preserve"> (Act 35 of 2020); the </w:t>
+      </w:r>
+      <w:r>
+        <w:rPr>
+          <w:rFonts w:ascii="Cambria" w:cs="Cambria" w:eastAsia="Cambria" w:hAnsi="Cambria"/>
+          <w:b/>
+          <w:bCs/>
+          <w:sz w:val="22"/>
+          <w:szCs w:val="22"/>
+        </w:rPr>
+        <w:t xml:space="preserve">Code on Social Security, 2020</w:t>
+      </w:r>
+      <w:r>
+        <w:rPr>
+          <w:rFonts w:ascii="Cambria" w:cs="Cambria" w:eastAsia="Cambria" w:hAnsi="Cambria"/>
+          <w:sz w:val="22"/>
+          <w:szCs w:val="22"/>
+        </w:rPr>
+        <w:t xml:space="preserve"> (Act 36 of 2020); and the </w:t>
+      </w:r>
+      <w:r>
+        <w:rPr>
+          <w:rFonts w:ascii="Cambria" w:cs="Cambria" w:eastAsia="Cambria" w:hAnsi="Cambria"/>
+          <w:b/>
+          <w:bCs/>
+          <w:sz w:val="22"/>
+          <w:szCs w:val="22"/>
+        </w:rPr>
+        <w:t xml:space="preserve">Occupational Safety, Health and Working Conditions Code, 2020</w:t>
+      </w:r>
+      <w:r>
+        <w:rPr>
+          <w:rFonts w:ascii="Cambria" w:cs="Cambria" w:eastAsia="Cambria" w:hAnsi="Cambria"/>
+          <w:sz w:val="22"/>
+          <w:szCs w:val="22"/>
+        </w:rPr>
+        <w:t xml:space="preserve"> (Act 37 of 2020).</w:t>
       </w:r>
     </w:p>
     <w:p>
@@ -24548,46 +24738,152 @@
       <w:r>
         <w:rPr>
           <w:rFonts w:ascii="Cambria" w:cs="Cambria" w:eastAsia="Cambria" w:hAnsi="Cambria"/>
-          <w:sz w:val="22"/>
-          <w:szCs w:val="22"/>
-        </w:rPr>
-        <w:t xml:space="preserve">Two items carry more weight than the rest. Specifying in advance the acts constituting misconduct means discipline must rest on </w:t>
-      </w:r>
-      <w:r>
-        <w:rPr>
-          <w:rFonts w:ascii="Cambria" w:cs="Cambria" w:eastAsia="Cambria" w:hAnsi="Cambria"/>
-          <w:b/>
-          <w:bCs/>
-          <w:sz w:val="22"/>
-          <w:szCs w:val="22"/>
-        </w:rPr>
-        <w:t xml:space="preserve">pre-stated rules</w:t>
-      </w:r>
-      <w:r>
-        <w:rPr>
-          <w:rFonts w:ascii="Cambria" w:cs="Cambria" w:eastAsia="Cambria" w:hAnsi="Cambria"/>
-          <w:sz w:val="22"/>
-          <w:szCs w:val="22"/>
-        </w:rPr>
-        <w:t xml:space="preserve">, so an employer cannot invent a ground after the event. Requiring a means of redress means the same instrument that confers disciplinary power must also provide the route to challenge its unfair exercise.</w:t>
-      </w:r>
-    </w:p>
-    <w:p>
-      <w:pPr>
-        <w:pStyle w:val="Heading2"/>
-        <w:keepNext/>
-        <w:spacing w:after="140" w:before="320"/>
-      </w:pPr>
-      <w:r>
-        <w:rPr>
-          <w:rFonts w:ascii="Cambria" w:cs="Cambria" w:eastAsia="Cambria" w:hAnsi="Cambria"/>
-          <w:b/>
-          <w:bCs/>
-          <w:color w:val="1A1A1A"/>
-          <w:sz w:val="25"/>
-          <w:szCs w:val="25"/>
-        </w:rPr>
-        <w:t xml:space="preserve">55. Misconduct Under the Model Standing Orders</w:t>
+          <w:b/>
+          <w:bCs/>
+          <w:sz w:val="22"/>
+          <w:szCs w:val="22"/>
+        </w:rPr>
+        <w:t xml:space="preserve">Commencement.</w:t>
+      </w:r>
+      <w:r>
+        <w:rPr>
+          <w:rFonts w:ascii="Cambria" w:cs="Cambria" w:eastAsia="Cambria" w:hAnsi="Cambria"/>
+          <w:sz w:val="22"/>
+          <w:szCs w:val="22"/>
+        </w:rPr>
+        <w:t xml:space="preserve"> All four were brought into force on </w:t>
+      </w:r>
+      <w:r>
+        <w:rPr>
+          <w:rFonts w:ascii="Cambria" w:cs="Cambria" w:eastAsia="Cambria" w:hAnsi="Cambria"/>
+          <w:b/>
+          <w:bCs/>
+          <w:sz w:val="22"/>
+          <w:szCs w:val="22"/>
+        </w:rPr>
+        <w:t xml:space="preserve">21 November 2025</w:t>
+      </w:r>
+      <w:r>
+        <w:rPr>
+          <w:rFonts w:ascii="Cambria" w:cs="Cambria" w:eastAsia="Cambria" w:hAnsi="Cambria"/>
+          <w:sz w:val="22"/>
+          <w:szCs w:val="22"/>
+        </w:rPr>
+        <w:t xml:space="preserve">, by notifications </w:t>
+      </w:r>
+      <w:r>
+        <w:rPr>
+          <w:rFonts w:ascii="Cambria" w:cs="Cambria" w:eastAsia="Cambria" w:hAnsi="Cambria"/>
+          <w:b/>
+          <w:bCs/>
+          <w:sz w:val="22"/>
+          <w:szCs w:val="22"/>
+        </w:rPr>
+        <w:t xml:space="preserve">S.O. 5319(E)</w:t>
+      </w:r>
+      <w:r>
+        <w:rPr>
+          <w:rFonts w:ascii="Cambria" w:cs="Cambria" w:eastAsia="Cambria" w:hAnsi="Cambria"/>
+          <w:sz w:val="22"/>
+          <w:szCs w:val="22"/>
+        </w:rPr>
+        <w:t xml:space="preserve"> for the Code on Social Security, </w:t>
+      </w:r>
+      <w:r>
+        <w:rPr>
+          <w:rFonts w:ascii="Cambria" w:cs="Cambria" w:eastAsia="Cambria" w:hAnsi="Cambria"/>
+          <w:b/>
+          <w:bCs/>
+          <w:sz w:val="22"/>
+          <w:szCs w:val="22"/>
+        </w:rPr>
+        <w:t xml:space="preserve">S.O. 5320(E)</w:t>
+      </w:r>
+      <w:r>
+        <w:rPr>
+          <w:rFonts w:ascii="Cambria" w:cs="Cambria" w:eastAsia="Cambria" w:hAnsi="Cambria"/>
+          <w:sz w:val="22"/>
+          <w:szCs w:val="22"/>
+        </w:rPr>
+        <w:t xml:space="preserve"> for the Industrial Relations Code, </w:t>
+      </w:r>
+      <w:r>
+        <w:rPr>
+          <w:rFonts w:ascii="Cambria" w:cs="Cambria" w:eastAsia="Cambria" w:hAnsi="Cambria"/>
+          <w:b/>
+          <w:bCs/>
+          <w:sz w:val="22"/>
+          <w:szCs w:val="22"/>
+        </w:rPr>
+        <w:t xml:space="preserve">S.O. 5321(E)</w:t>
+      </w:r>
+      <w:r>
+        <w:rPr>
+          <w:rFonts w:ascii="Cambria" w:cs="Cambria" w:eastAsia="Cambria" w:hAnsi="Cambria"/>
+          <w:sz w:val="22"/>
+          <w:szCs w:val="22"/>
+        </w:rPr>
+        <w:t xml:space="preserve"> for the Occupational Safety, Health and Working Conditions Code and </w:t>
+      </w:r>
+      <w:r>
+        <w:rPr>
+          <w:rFonts w:ascii="Cambria" w:cs="Cambria" w:eastAsia="Cambria" w:hAnsi="Cambria"/>
+          <w:b/>
+          <w:bCs/>
+          <w:sz w:val="22"/>
+          <w:szCs w:val="22"/>
+        </w:rPr>
+        <w:t xml:space="preserve">S.O. 5322(E)</w:t>
+      </w:r>
+      <w:r>
+        <w:rPr>
+          <w:rFonts w:ascii="Cambria" w:cs="Cambria" w:eastAsia="Cambria" w:hAnsi="Cambria"/>
+          <w:sz w:val="22"/>
+          <w:szCs w:val="22"/>
+        </w:rPr>
+        <w:t xml:space="preserve"> for the Code on Wages, read with a corrigendum dated 19 December 2025. Twenty-nine central labour enactments stood repealed on that date. The Industrial Relations Code and the OSH Code were implemented </w:t>
+      </w:r>
+      <w:r>
+        <w:rPr>
+          <w:rFonts w:ascii="Cambria" w:cs="Cambria" w:eastAsia="Cambria" w:hAnsi="Cambria"/>
+          <w:b/>
+          <w:bCs/>
+          <w:sz w:val="22"/>
+          <w:szCs w:val="22"/>
+        </w:rPr>
+        <w:t xml:space="preserve">in their entirety</w:t>
+      </w:r>
+      <w:r>
+        <w:rPr>
+          <w:rFonts w:ascii="Cambria" w:cs="Cambria" w:eastAsia="Cambria" w:hAnsi="Cambria"/>
+          <w:sz w:val="22"/>
+          <w:szCs w:val="22"/>
+        </w:rPr>
+        <w:t xml:space="preserve">; only a few sub-sections of the Social Security Code and the Code on Wages, largely provident-fund provisions and the constitution of the Central Advisory Board, remain to be notified. Commentary describing the Industrial Relations Code as not yet in force is out of date.</w:t>
+      </w:r>
+    </w:p>
+    <w:p>
+      <w:pPr>
+        <w:spacing w:after="140" w:line="276"/>
+        <w:jc w:val="both"/>
+      </w:pPr>
+      <w:r>
+        <w:rPr>
+          <w:rFonts w:ascii="Cambria" w:cs="Cambria" w:eastAsia="Cambria" w:hAnsi="Cambria"/>
+          <w:b/>
+          <w:bCs/>
+          <w:sz w:val="22"/>
+          <w:szCs w:val="22"/>
+        </w:rPr>
+        <w:t xml:space="preserve">Repeals.</w:t>
+      </w:r>
+      <w:r>
+        <w:rPr>
+          <w:rFonts w:ascii="Cambria" w:cs="Cambria" w:eastAsia="Cambria" w:hAnsi="Cambria"/>
+          <w:sz w:val="22"/>
+          <w:szCs w:val="22"/>
+        </w:rPr>
+        <w:t xml:space="preserve"> The repeals took effect with commencement, so the Acts under which almost all of the case law in these notes was decided are no longer in force.</w:t>
       </w:r>
     </w:p>
     <w:p>
@@ -24604,25 +24900,87 @@
           <w:sz w:val="22"/>
           <w:szCs w:val="22"/>
         </w:rPr>
-        <w:t xml:space="preserve">(i)  </w:t>
-      </w:r>
-      <w:r>
-        <w:rPr>
-          <w:rFonts w:ascii="Cambria" w:cs="Cambria" w:eastAsia="Cambria" w:hAnsi="Cambria"/>
-          <w:b/>
-          <w:bCs/>
-          <w:sz w:val="22"/>
-          <w:szCs w:val="22"/>
-        </w:rPr>
-        <w:t xml:space="preserve">Wilful insubordination or disobedience</w:t>
-      </w:r>
-      <w:r>
-        <w:rPr>
-          <w:rFonts w:ascii="Cambria" w:cs="Cambria" w:eastAsia="Cambria" w:hAnsi="Cambria"/>
-          <w:sz w:val="22"/>
-          <w:szCs w:val="22"/>
-        </w:rPr>
-        <w:t xml:space="preserve"> of any lawful and reasonable order of a superior.</w:t>
+        <w:t xml:space="preserve">Code on Wages, s. 69  </w:t>
+      </w:r>
+      <w:r>
+        <w:rPr>
+          <w:rFonts w:ascii="Cambria" w:cs="Cambria" w:eastAsia="Cambria" w:hAnsi="Cambria"/>
+          <w:sz w:val="22"/>
+          <w:szCs w:val="22"/>
+        </w:rPr>
+        <w:t xml:space="preserve">repeals the </w:t>
+      </w:r>
+      <w:r>
+        <w:rPr>
+          <w:rFonts w:ascii="Cambria" w:cs="Cambria" w:eastAsia="Cambria" w:hAnsi="Cambria"/>
+          <w:b/>
+          <w:bCs/>
+          <w:sz w:val="22"/>
+          <w:szCs w:val="22"/>
+        </w:rPr>
+        <w:t xml:space="preserve">Payment of Wages Act 1936</w:t>
+      </w:r>
+      <w:r>
+        <w:rPr>
+          <w:rFonts w:ascii="Cambria" w:cs="Cambria" w:eastAsia="Cambria" w:hAnsi="Cambria"/>
+          <w:sz w:val="22"/>
+          <w:szCs w:val="22"/>
+        </w:rPr>
+        <w:t xml:space="preserve">, </w:t>
+      </w:r>
+      <w:r>
+        <w:rPr>
+          <w:rFonts w:ascii="Cambria" w:cs="Cambria" w:eastAsia="Cambria" w:hAnsi="Cambria"/>
+          <w:b/>
+          <w:bCs/>
+          <w:sz w:val="22"/>
+          <w:szCs w:val="22"/>
+        </w:rPr>
+        <w:t xml:space="preserve">Minimum Wages Act 1948</w:t>
+      </w:r>
+      <w:r>
+        <w:rPr>
+          <w:rFonts w:ascii="Cambria" w:cs="Cambria" w:eastAsia="Cambria" w:hAnsi="Cambria"/>
+          <w:sz w:val="22"/>
+          <w:szCs w:val="22"/>
+        </w:rPr>
+        <w:t xml:space="preserve">, </w:t>
+      </w:r>
+      <w:r>
+        <w:rPr>
+          <w:rFonts w:ascii="Cambria" w:cs="Cambria" w:eastAsia="Cambria" w:hAnsi="Cambria"/>
+          <w:b/>
+          <w:bCs/>
+          <w:sz w:val="22"/>
+          <w:szCs w:val="22"/>
+        </w:rPr>
+        <w:t xml:space="preserve">Payment of Bonus Act 1965</w:t>
+      </w:r>
+      <w:r>
+        <w:rPr>
+          <w:rFonts w:ascii="Cambria" w:cs="Cambria" w:eastAsia="Cambria" w:hAnsi="Cambria"/>
+          <w:sz w:val="22"/>
+          <w:szCs w:val="22"/>
+        </w:rPr>
+        <w:t xml:space="preserve"> and </w:t>
+      </w:r>
+      <w:r>
+        <w:rPr>
+          <w:rFonts w:ascii="Cambria" w:cs="Cambria" w:eastAsia="Cambria" w:hAnsi="Cambria"/>
+          <w:b/>
+          <w:bCs/>
+          <w:sz w:val="22"/>
+          <w:szCs w:val="22"/>
+        </w:rPr>
+        <w:t xml:space="preserve">Equal Remuneration Act 1976</w:t>
+      </w:r>
+      <w:r>
+        <w:rPr>
+          <w:rFonts w:ascii="Cambria" w:cs="Cambria" w:eastAsia="Cambria" w:hAnsi="Cambria"/>
+          <w:sz w:val="22"/>
+          <w:szCs w:val="22"/>
+        </w:rPr>
+        <w:t xml:space="preserve">.</w:t>
       </w:r>
     </w:p>
     <w:p>
@@ -24639,25 +24997,69 @@
           <w:sz w:val="22"/>
           <w:szCs w:val="22"/>
         </w:rPr>
-        <w:t xml:space="preserve">(ii)  </w:t>
-      </w:r>
-      <w:r>
-        <w:rPr>
-          <w:rFonts w:ascii="Cambria" w:cs="Cambria" w:eastAsia="Cambria" w:hAnsi="Cambria"/>
-          <w:b/>
-          <w:bCs/>
-          <w:sz w:val="22"/>
-          <w:szCs w:val="22"/>
-        </w:rPr>
-        <w:t xml:space="preserve">Theft, fraud or dishonesty</w:t>
-      </w:r>
-      <w:r>
-        <w:rPr>
-          <w:rFonts w:ascii="Cambria" w:cs="Cambria" w:eastAsia="Cambria" w:hAnsi="Cambria"/>
-          <w:sz w:val="22"/>
-          <w:szCs w:val="22"/>
-        </w:rPr>
-        <w:t xml:space="preserve"> in connection with the employer’s business or property.</w:t>
+        <w:t xml:space="preserve">Industrial Relations Code, s. 104  </w:t>
+      </w:r>
+      <w:r>
+        <w:rPr>
+          <w:rFonts w:ascii="Cambria" w:cs="Cambria" w:eastAsia="Cambria" w:hAnsi="Cambria"/>
+          <w:sz w:val="22"/>
+          <w:szCs w:val="22"/>
+        </w:rPr>
+        <w:t xml:space="preserve">repeals the </w:t>
+      </w:r>
+      <w:r>
+        <w:rPr>
+          <w:rFonts w:ascii="Cambria" w:cs="Cambria" w:eastAsia="Cambria" w:hAnsi="Cambria"/>
+          <w:b/>
+          <w:bCs/>
+          <w:sz w:val="22"/>
+          <w:szCs w:val="22"/>
+        </w:rPr>
+        <w:t xml:space="preserve">Trade Unions Act 1926</w:t>
+      </w:r>
+      <w:r>
+        <w:rPr>
+          <w:rFonts w:ascii="Cambria" w:cs="Cambria" w:eastAsia="Cambria" w:hAnsi="Cambria"/>
+          <w:sz w:val="22"/>
+          <w:szCs w:val="22"/>
+        </w:rPr>
+        <w:t xml:space="preserve">, the </w:t>
+      </w:r>
+      <w:r>
+        <w:rPr>
+          <w:rFonts w:ascii="Cambria" w:cs="Cambria" w:eastAsia="Cambria" w:hAnsi="Cambria"/>
+          <w:b/>
+          <w:bCs/>
+          <w:sz w:val="22"/>
+          <w:szCs w:val="22"/>
+        </w:rPr>
+        <w:t xml:space="preserve">Industrial Employment (Standing Orders) Act 1946</w:t>
+      </w:r>
+      <w:r>
+        <w:rPr>
+          <w:rFonts w:ascii="Cambria" w:cs="Cambria" w:eastAsia="Cambria" w:hAnsi="Cambria"/>
+          <w:sz w:val="22"/>
+          <w:szCs w:val="22"/>
+        </w:rPr>
+        <w:t xml:space="preserve"> and the </w:t>
+      </w:r>
+      <w:r>
+        <w:rPr>
+          <w:rFonts w:ascii="Cambria" w:cs="Cambria" w:eastAsia="Cambria" w:hAnsi="Cambria"/>
+          <w:b/>
+          <w:bCs/>
+          <w:sz w:val="22"/>
+          <w:szCs w:val="22"/>
+        </w:rPr>
+        <w:t xml:space="preserve">Industrial Disputes Act 1947</w:t>
+      </w:r>
+      <w:r>
+        <w:rPr>
+          <w:rFonts w:ascii="Cambria" w:cs="Cambria" w:eastAsia="Cambria" w:hAnsi="Cambria"/>
+          <w:sz w:val="22"/>
+          <w:szCs w:val="22"/>
+        </w:rPr>
+        <w:t xml:space="preserve">.</w:t>
       </w:r>
     </w:p>
     <w:p>
@@ -24674,25 +25076,105 @@
           <w:sz w:val="22"/>
           <w:szCs w:val="22"/>
         </w:rPr>
-        <w:t xml:space="preserve">(iii)  </w:t>
-      </w:r>
-      <w:r>
-        <w:rPr>
-          <w:rFonts w:ascii="Cambria" w:cs="Cambria" w:eastAsia="Cambria" w:hAnsi="Cambria"/>
-          <w:b/>
-          <w:bCs/>
-          <w:sz w:val="22"/>
-          <w:szCs w:val="22"/>
-        </w:rPr>
-        <w:t xml:space="preserve">Wilful damage to, or loss of</w:t>
-      </w:r>
-      <w:r>
-        <w:rPr>
-          <w:rFonts w:ascii="Cambria" w:cs="Cambria" w:eastAsia="Cambria" w:hAnsi="Cambria"/>
-          <w:sz w:val="22"/>
-          <w:szCs w:val="22"/>
-        </w:rPr>
-        <w:t xml:space="preserve">, the employer’s goods or property.</w:t>
+        <w:t xml:space="preserve">Code on Social Security, s. 164  </w:t>
+      </w:r>
+      <w:r>
+        <w:rPr>
+          <w:rFonts w:ascii="Cambria" w:cs="Cambria" w:eastAsia="Cambria" w:hAnsi="Cambria"/>
+          <w:sz w:val="22"/>
+          <w:szCs w:val="22"/>
+        </w:rPr>
+        <w:t xml:space="preserve">repeals nine enactments, including the </w:t>
+      </w:r>
+      <w:r>
+        <w:rPr>
+          <w:rFonts w:ascii="Cambria" w:cs="Cambria" w:eastAsia="Cambria" w:hAnsi="Cambria"/>
+          <w:b/>
+          <w:bCs/>
+          <w:sz w:val="22"/>
+          <w:szCs w:val="22"/>
+        </w:rPr>
+        <w:t xml:space="preserve">Employees’ Provident Funds and Miscellaneous Provisions Act 1952</w:t>
+      </w:r>
+      <w:r>
+        <w:rPr>
+          <w:rFonts w:ascii="Cambria" w:cs="Cambria" w:eastAsia="Cambria" w:hAnsi="Cambria"/>
+          <w:sz w:val="22"/>
+          <w:szCs w:val="22"/>
+        </w:rPr>
+        <w:t xml:space="preserve">, </w:t>
+      </w:r>
+      <w:r>
+        <w:rPr>
+          <w:rFonts w:ascii="Cambria" w:cs="Cambria" w:eastAsia="Cambria" w:hAnsi="Cambria"/>
+          <w:b/>
+          <w:bCs/>
+          <w:sz w:val="22"/>
+          <w:szCs w:val="22"/>
+        </w:rPr>
+        <w:t xml:space="preserve">Employees’ State Insurance Act 1948</w:t>
+      </w:r>
+      <w:r>
+        <w:rPr>
+          <w:rFonts w:ascii="Cambria" w:cs="Cambria" w:eastAsia="Cambria" w:hAnsi="Cambria"/>
+          <w:sz w:val="22"/>
+          <w:szCs w:val="22"/>
+        </w:rPr>
+        <w:t xml:space="preserve">, </w:t>
+      </w:r>
+      <w:r>
+        <w:rPr>
+          <w:rFonts w:ascii="Cambria" w:cs="Cambria" w:eastAsia="Cambria" w:hAnsi="Cambria"/>
+          <w:b/>
+          <w:bCs/>
+          <w:sz w:val="22"/>
+          <w:szCs w:val="22"/>
+        </w:rPr>
+        <w:t xml:space="preserve">Payment of Gratuity Act 1972</w:t>
+      </w:r>
+      <w:r>
+        <w:rPr>
+          <w:rFonts w:ascii="Cambria" w:cs="Cambria" w:eastAsia="Cambria" w:hAnsi="Cambria"/>
+          <w:sz w:val="22"/>
+          <w:szCs w:val="22"/>
+        </w:rPr>
+        <w:t xml:space="preserve">, </w:t>
+      </w:r>
+      <w:r>
+        <w:rPr>
+          <w:rFonts w:ascii="Cambria" w:cs="Cambria" w:eastAsia="Cambria" w:hAnsi="Cambria"/>
+          <w:b/>
+          <w:bCs/>
+          <w:sz w:val="22"/>
+          <w:szCs w:val="22"/>
+        </w:rPr>
+        <w:t xml:space="preserve">Maternity Benefit Act 1961</w:t>
+      </w:r>
+      <w:r>
+        <w:rPr>
+          <w:rFonts w:ascii="Cambria" w:cs="Cambria" w:eastAsia="Cambria" w:hAnsi="Cambria"/>
+          <w:sz w:val="22"/>
+          <w:szCs w:val="22"/>
+        </w:rPr>
+        <w:t xml:space="preserve"> and </w:t>
+      </w:r>
+      <w:r>
+        <w:rPr>
+          <w:rFonts w:ascii="Cambria" w:cs="Cambria" w:eastAsia="Cambria" w:hAnsi="Cambria"/>
+          <w:b/>
+          <w:bCs/>
+          <w:sz w:val="22"/>
+          <w:szCs w:val="22"/>
+        </w:rPr>
+        <w:t xml:space="preserve">Employees’ Compensation Act 1923</w:t>
+      </w:r>
+      <w:r>
+        <w:rPr>
+          <w:rFonts w:ascii="Cambria" w:cs="Cambria" w:eastAsia="Cambria" w:hAnsi="Cambria"/>
+          <w:sz w:val="22"/>
+          <w:szCs w:val="22"/>
+        </w:rPr>
+        <w:t xml:space="preserve">.</w:t>
       </w:r>
     </w:p>
     <w:p>
@@ -24709,360 +25191,51 @@
           <w:sz w:val="22"/>
           <w:szCs w:val="22"/>
         </w:rPr>
-        <w:t xml:space="preserve">(iv)  </w:t>
-      </w:r>
-      <w:r>
-        <w:rPr>
-          <w:rFonts w:ascii="Cambria" w:cs="Cambria" w:eastAsia="Cambria" w:hAnsi="Cambria"/>
-          <w:b/>
-          <w:bCs/>
-          <w:sz w:val="22"/>
-          <w:szCs w:val="22"/>
-        </w:rPr>
-        <w:t xml:space="preserve">Taking or giving bribes</w:t>
-      </w:r>
-      <w:r>
-        <w:rPr>
-          <w:rFonts w:ascii="Cambria" w:cs="Cambria" w:eastAsia="Cambria" w:hAnsi="Cambria"/>
-          <w:sz w:val="22"/>
-          <w:szCs w:val="22"/>
-        </w:rPr>
-        <w:t xml:space="preserve"> or any illegal gratification.</w:t>
-      </w:r>
-    </w:p>
-    <w:p>
-      <w:pPr>
-        <w:spacing w:after="100" w:line="276"/>
-        <w:ind w:left="604" w:hanging="403"/>
-        <w:jc w:val="both"/>
-      </w:pPr>
-      <w:r>
-        <w:rPr>
-          <w:rFonts w:ascii="Cambria" w:cs="Cambria" w:eastAsia="Cambria" w:hAnsi="Cambria"/>
-          <w:b/>
-          <w:bCs/>
-          <w:sz w:val="22"/>
-          <w:szCs w:val="22"/>
-        </w:rPr>
-        <w:t xml:space="preserve">(v)  </w:t>
-      </w:r>
-      <w:r>
-        <w:rPr>
-          <w:rFonts w:ascii="Cambria" w:cs="Cambria" w:eastAsia="Cambria" w:hAnsi="Cambria"/>
-          <w:b/>
-          <w:bCs/>
-          <w:sz w:val="22"/>
-          <w:szCs w:val="22"/>
-        </w:rPr>
-        <w:t xml:space="preserve">Habitual absence</w:t>
-      </w:r>
-      <w:r>
-        <w:rPr>
-          <w:rFonts w:ascii="Cambria" w:cs="Cambria" w:eastAsia="Cambria" w:hAnsi="Cambria"/>
-          <w:sz w:val="22"/>
-          <w:szCs w:val="22"/>
-        </w:rPr>
-        <w:t xml:space="preserve"> without leave, or absence without leave beyond the permitted period.</w:t>
-      </w:r>
-    </w:p>
-    <w:p>
-      <w:pPr>
-        <w:spacing w:after="100" w:line="276"/>
-        <w:ind w:left="604" w:hanging="403"/>
-        <w:jc w:val="both"/>
-      </w:pPr>
-      <w:r>
-        <w:rPr>
-          <w:rFonts w:ascii="Cambria" w:cs="Cambria" w:eastAsia="Cambria" w:hAnsi="Cambria"/>
-          <w:b/>
-          <w:bCs/>
-          <w:sz w:val="22"/>
-          <w:szCs w:val="22"/>
-        </w:rPr>
-        <w:t xml:space="preserve">(vi)  </w:t>
-      </w:r>
-      <w:r>
-        <w:rPr>
-          <w:rFonts w:ascii="Cambria" w:cs="Cambria" w:eastAsia="Cambria" w:hAnsi="Cambria"/>
-          <w:b/>
-          <w:bCs/>
-          <w:sz w:val="22"/>
-          <w:szCs w:val="22"/>
-        </w:rPr>
-        <w:t xml:space="preserve">Habitual late attendance.</w:t>
-      </w:r>
-    </w:p>
-    <w:p>
-      <w:pPr>
-        <w:spacing w:after="100" w:line="276"/>
-        <w:ind w:left="604" w:hanging="403"/>
-        <w:jc w:val="both"/>
-      </w:pPr>
-      <w:r>
-        <w:rPr>
-          <w:rFonts w:ascii="Cambria" w:cs="Cambria" w:eastAsia="Cambria" w:hAnsi="Cambria"/>
-          <w:b/>
-          <w:bCs/>
-          <w:sz w:val="22"/>
-          <w:szCs w:val="22"/>
-        </w:rPr>
-        <w:t xml:space="preserve">(vii)  </w:t>
-      </w:r>
-      <w:r>
-        <w:rPr>
-          <w:rFonts w:ascii="Cambria" w:cs="Cambria" w:eastAsia="Cambria" w:hAnsi="Cambria"/>
-          <w:b/>
-          <w:bCs/>
-          <w:sz w:val="22"/>
-          <w:szCs w:val="22"/>
-        </w:rPr>
-        <w:t xml:space="preserve">Habitual breach of any law</w:t>
-      </w:r>
-      <w:r>
-        <w:rPr>
-          <w:rFonts w:ascii="Cambria" w:cs="Cambria" w:eastAsia="Cambria" w:hAnsi="Cambria"/>
-          <w:sz w:val="22"/>
-          <w:szCs w:val="22"/>
-        </w:rPr>
-        <w:t xml:space="preserve"> applicable to the establishment, or of any rule made under the standing orders.</w:t>
-      </w:r>
-    </w:p>
-    <w:p>
-      <w:pPr>
-        <w:spacing w:after="100" w:line="276"/>
-        <w:ind w:left="604" w:hanging="403"/>
-        <w:jc w:val="both"/>
-      </w:pPr>
-      <w:r>
-        <w:rPr>
-          <w:rFonts w:ascii="Cambria" w:cs="Cambria" w:eastAsia="Cambria" w:hAnsi="Cambria"/>
-          <w:b/>
-          <w:bCs/>
-          <w:sz w:val="22"/>
-          <w:szCs w:val="22"/>
-        </w:rPr>
-        <w:t xml:space="preserve">(viii)  </w:t>
-      </w:r>
-      <w:r>
-        <w:rPr>
-          <w:rFonts w:ascii="Cambria" w:cs="Cambria" w:eastAsia="Cambria" w:hAnsi="Cambria"/>
-          <w:b/>
-          <w:bCs/>
-          <w:sz w:val="22"/>
-          <w:szCs w:val="22"/>
-        </w:rPr>
-        <w:t xml:space="preserve">Riotous or disorderly behaviour</w:t>
-      </w:r>
-      <w:r>
-        <w:rPr>
-          <w:rFonts w:ascii="Cambria" w:cs="Cambria" w:eastAsia="Cambria" w:hAnsi="Cambria"/>
-          <w:sz w:val="22"/>
-          <w:szCs w:val="22"/>
-        </w:rPr>
-        <w:t xml:space="preserve"> during working hours, or any act subversive of discipline.</w:t>
-      </w:r>
-    </w:p>
-    <w:p>
-      <w:pPr>
-        <w:spacing w:after="100" w:line="276"/>
-        <w:ind w:left="604" w:hanging="403"/>
-        <w:jc w:val="both"/>
-      </w:pPr>
-      <w:r>
-        <w:rPr>
-          <w:rFonts w:ascii="Cambria" w:cs="Cambria" w:eastAsia="Cambria" w:hAnsi="Cambria"/>
-          <w:b/>
-          <w:bCs/>
-          <w:sz w:val="22"/>
-          <w:szCs w:val="22"/>
-        </w:rPr>
-        <w:t xml:space="preserve">(ix)  </w:t>
-      </w:r>
-      <w:r>
-        <w:rPr>
-          <w:rFonts w:ascii="Cambria" w:cs="Cambria" w:eastAsia="Cambria" w:hAnsi="Cambria"/>
-          <w:b/>
-          <w:bCs/>
-          <w:sz w:val="22"/>
-          <w:szCs w:val="22"/>
-        </w:rPr>
-        <w:t xml:space="preserve">Habitual negligence or neglect of work.</w:t>
-      </w:r>
-    </w:p>
-    <w:p>
-      <w:pPr>
-        <w:spacing w:after="100" w:line="276"/>
-        <w:ind w:left="604" w:hanging="403"/>
-        <w:jc w:val="both"/>
-      </w:pPr>
-      <w:r>
-        <w:rPr>
-          <w:rFonts w:ascii="Cambria" w:cs="Cambria" w:eastAsia="Cambria" w:hAnsi="Cambria"/>
-          <w:b/>
-          <w:bCs/>
-          <w:sz w:val="22"/>
-          <w:szCs w:val="22"/>
-        </w:rPr>
-        <w:t xml:space="preserve">(x)  </w:t>
-      </w:r>
-      <w:r>
-        <w:rPr>
-          <w:rFonts w:ascii="Cambria" w:cs="Cambria" w:eastAsia="Cambria" w:hAnsi="Cambria"/>
-          <w:b/>
-          <w:bCs/>
-          <w:sz w:val="22"/>
-          <w:szCs w:val="22"/>
-        </w:rPr>
-        <w:t xml:space="preserve">Habitual commission of any act or omission</w:t>
-      </w:r>
-      <w:r>
-        <w:rPr>
-          <w:rFonts w:ascii="Cambria" w:cs="Cambria" w:eastAsia="Cambria" w:hAnsi="Cambria"/>
-          <w:sz w:val="22"/>
-          <w:szCs w:val="22"/>
-        </w:rPr>
-        <w:t xml:space="preserve"> for which a fine may be imposed — repeated minor offences.</w:t>
-      </w:r>
-    </w:p>
-    <w:p>
-      <w:pPr>
-        <w:spacing w:after="100" w:line="276"/>
-        <w:ind w:left="604" w:hanging="403"/>
-        <w:jc w:val="both"/>
-      </w:pPr>
-      <w:r>
-        <w:rPr>
-          <w:rFonts w:ascii="Cambria" w:cs="Cambria" w:eastAsia="Cambria" w:hAnsi="Cambria"/>
-          <w:b/>
-          <w:bCs/>
-          <w:sz w:val="22"/>
-          <w:szCs w:val="22"/>
-        </w:rPr>
-        <w:t xml:space="preserve">(xi)  </w:t>
-      </w:r>
-      <w:r>
-        <w:rPr>
-          <w:rFonts w:ascii="Cambria" w:cs="Cambria" w:eastAsia="Cambria" w:hAnsi="Cambria"/>
-          <w:b/>
-          <w:bCs/>
-          <w:sz w:val="22"/>
-          <w:szCs w:val="22"/>
-        </w:rPr>
-        <w:t xml:space="preserve">Striking work, or inciting others to strike work</w:t>
-      </w:r>
-      <w:r>
-        <w:rPr>
-          <w:rFonts w:ascii="Cambria" w:cs="Cambria" w:eastAsia="Cambria" w:hAnsi="Cambria"/>
-          <w:sz w:val="22"/>
-          <w:szCs w:val="22"/>
-        </w:rPr>
-        <w:t xml:space="preserve">, in contravention of any law or rule having the force of law.</w:t>
-      </w:r>
-    </w:p>
-    <w:p>
-      <w:pPr>
-        <w:spacing w:after="100" w:line="276"/>
-        <w:ind w:left="604" w:hanging="403"/>
-        <w:jc w:val="both"/>
-      </w:pPr>
-      <w:r>
-        <w:rPr>
-          <w:rFonts w:ascii="Cambria" w:cs="Cambria" w:eastAsia="Cambria" w:hAnsi="Cambria"/>
-          <w:b/>
-          <w:bCs/>
-          <w:sz w:val="22"/>
-          <w:szCs w:val="22"/>
-        </w:rPr>
-        <w:t xml:space="preserve">(xii)  </w:t>
-      </w:r>
-      <w:r>
-        <w:rPr>
-          <w:rFonts w:ascii="Cambria" w:cs="Cambria" w:eastAsia="Cambria" w:hAnsi="Cambria"/>
-          <w:b/>
-          <w:bCs/>
-          <w:sz w:val="22"/>
-          <w:szCs w:val="22"/>
-        </w:rPr>
-        <w:t xml:space="preserve">Slowing down</w:t>
-      </w:r>
-      <w:r>
-        <w:rPr>
-          <w:rFonts w:ascii="Cambria" w:cs="Cambria" w:eastAsia="Cambria" w:hAnsi="Cambria"/>
-          <w:sz w:val="22"/>
-          <w:szCs w:val="22"/>
-        </w:rPr>
-        <w:t xml:space="preserve"> performance of work, whether alone or in combination with others.</w:t>
-      </w:r>
-    </w:p>
-    <w:p>
-      <w:pPr>
-        <w:spacing w:after="100" w:line="276"/>
-        <w:ind w:left="604" w:hanging="403"/>
-        <w:jc w:val="both"/>
-      </w:pPr>
-      <w:r>
-        <w:rPr>
-          <w:rFonts w:ascii="Cambria" w:cs="Cambria" w:eastAsia="Cambria" w:hAnsi="Cambria"/>
-          <w:b/>
-          <w:bCs/>
-          <w:sz w:val="22"/>
-          <w:szCs w:val="22"/>
-        </w:rPr>
-        <w:t xml:space="preserve">(xiii)  </w:t>
-      </w:r>
-      <w:r>
-        <w:rPr>
-          <w:rFonts w:ascii="Cambria" w:cs="Cambria" w:eastAsia="Cambria" w:hAnsi="Cambria"/>
-          <w:b/>
-          <w:bCs/>
-          <w:sz w:val="22"/>
-          <w:szCs w:val="22"/>
-        </w:rPr>
-        <w:t xml:space="preserve">Engaging in trade</w:t>
-      </w:r>
-      <w:r>
-        <w:rPr>
-          <w:rFonts w:ascii="Cambria" w:cs="Cambria" w:eastAsia="Cambria" w:hAnsi="Cambria"/>
-          <w:sz w:val="22"/>
-          <w:szCs w:val="22"/>
-        </w:rPr>
-        <w:t xml:space="preserve"> within the premises, </w:t>
-      </w:r>
-      <w:r>
-        <w:rPr>
-          <w:rFonts w:ascii="Cambria" w:cs="Cambria" w:eastAsia="Cambria" w:hAnsi="Cambria"/>
-          <w:b/>
-          <w:bCs/>
-          <w:sz w:val="22"/>
-          <w:szCs w:val="22"/>
-        </w:rPr>
-        <w:t xml:space="preserve">drunkenness</w:t>
-      </w:r>
-      <w:r>
-        <w:rPr>
-          <w:rFonts w:ascii="Cambria" w:cs="Cambria" w:eastAsia="Cambria" w:hAnsi="Cambria"/>
-          <w:sz w:val="22"/>
-          <w:szCs w:val="22"/>
-        </w:rPr>
-        <w:t xml:space="preserve">, and </w:t>
-      </w:r>
-      <w:r>
-        <w:rPr>
-          <w:rFonts w:ascii="Cambria" w:cs="Cambria" w:eastAsia="Cambria" w:hAnsi="Cambria"/>
-          <w:b/>
-          <w:bCs/>
-          <w:sz w:val="22"/>
-          <w:szCs w:val="22"/>
-        </w:rPr>
-        <w:t xml:space="preserve">holding meetings</w:t>
-      </w:r>
-      <w:r>
-        <w:rPr>
-          <w:rFonts w:ascii="Cambria" w:cs="Cambria" w:eastAsia="Cambria" w:hAnsi="Cambria"/>
-          <w:sz w:val="22"/>
-          <w:szCs w:val="22"/>
-        </w:rPr>
-        <w:t xml:space="preserve"> inside the premises without permission.</w:t>
+        <w:t xml:space="preserve">OSH Code  </w:t>
+      </w:r>
+      <w:r>
+        <w:rPr>
+          <w:rFonts w:ascii="Cambria" w:cs="Cambria" w:eastAsia="Cambria" w:hAnsi="Cambria"/>
+          <w:sz w:val="22"/>
+          <w:szCs w:val="22"/>
+        </w:rPr>
+        <w:t xml:space="preserve">repeals thirteen enactments, including the </w:t>
+      </w:r>
+      <w:r>
+        <w:rPr>
+          <w:rFonts w:ascii="Cambria" w:cs="Cambria" w:eastAsia="Cambria" w:hAnsi="Cambria"/>
+          <w:b/>
+          <w:bCs/>
+          <w:sz w:val="22"/>
+          <w:szCs w:val="22"/>
+        </w:rPr>
+        <w:t xml:space="preserve">Factories Act 1948</w:t>
+      </w:r>
+      <w:r>
+        <w:rPr>
+          <w:rFonts w:ascii="Cambria" w:cs="Cambria" w:eastAsia="Cambria" w:hAnsi="Cambria"/>
+          <w:sz w:val="22"/>
+          <w:szCs w:val="22"/>
+        </w:rPr>
+        <w:t xml:space="preserve"> and the </w:t>
+      </w:r>
+      <w:r>
+        <w:rPr>
+          <w:rFonts w:ascii="Cambria" w:cs="Cambria" w:eastAsia="Cambria" w:hAnsi="Cambria"/>
+          <w:b/>
+          <w:bCs/>
+          <w:sz w:val="22"/>
+          <w:szCs w:val="22"/>
+        </w:rPr>
+        <w:t xml:space="preserve">Contract Labour (Regulation and Abolition) Act 1970</w:t>
+      </w:r>
+      <w:r>
+        <w:rPr>
+          <w:rFonts w:ascii="Cambria" w:cs="Cambria" w:eastAsia="Cambria" w:hAnsi="Cambria"/>
+          <w:sz w:val="22"/>
+          <w:szCs w:val="22"/>
+        </w:rPr>
+        <w:t xml:space="preserve">.</w:t>
       </w:r>
     </w:p>
     <w:p>
@@ -25073,236 +25246,20 @@
       <w:r>
         <w:rPr>
           <w:rFonts w:ascii="Cambria" w:cs="Cambria" w:eastAsia="Cambria" w:hAnsi="Cambria"/>
-          <w:sz w:val="22"/>
-          <w:szCs w:val="22"/>
-        </w:rPr>
-        <w:t xml:space="preserve">The recurring qualifier </w:t>
-      </w:r>
-      <w:r>
-        <w:rPr>
-          <w:rFonts w:ascii="Cambria" w:cs="Cambria" w:eastAsia="Cambria" w:hAnsi="Cambria"/>
-          <w:b/>
-          <w:bCs/>
-          <w:sz w:val="22"/>
-          <w:szCs w:val="22"/>
-        </w:rPr>
-        <w:t xml:space="preserve">habitual</w:t>
-      </w:r>
-      <w:r>
-        <w:rPr>
-          <w:rFonts w:ascii="Cambria" w:cs="Cambria" w:eastAsia="Cambria" w:hAnsi="Cambria"/>
-          <w:sz w:val="22"/>
-          <w:szCs w:val="22"/>
-        </w:rPr>
-        <w:t xml:space="preserve"> matters. For several grounds a single lapse is not misconduct; a pattern is required. That is the proportionality built into the scheme, and the textual basis of the argument that dismissal for an isolated default is excessive.</w:t>
-      </w:r>
-    </w:p>
-    <w:p>
-      <w:pPr>
-        <w:pStyle w:val="Heading2"/>
-        <w:keepNext/>
-        <w:spacing w:after="140" w:before="320"/>
-      </w:pPr>
-      <w:r>
-        <w:rPr>
-          <w:rFonts w:ascii="Cambria" w:cs="Cambria" w:eastAsia="Cambria" w:hAnsi="Cambria"/>
-          <w:b/>
-          <w:bCs/>
-          <w:color w:val="1A1A1A"/>
-          <w:sz w:val="25"/>
-          <w:szCs w:val="25"/>
-        </w:rPr>
-        <w:t xml:space="preserve">56. Disciplinary Action: Procedure</w:t>
-      </w:r>
-    </w:p>
-    <w:p>
-      <w:pPr>
-        <w:spacing w:after="100" w:line="276"/>
-        <w:ind w:left="604" w:hanging="403"/>
-        <w:jc w:val="both"/>
-      </w:pPr>
-      <w:r>
-        <w:rPr>
-          <w:rFonts w:ascii="Cambria" w:cs="Cambria" w:eastAsia="Cambria" w:hAnsi="Cambria"/>
-          <w:b/>
-          <w:bCs/>
-          <w:sz w:val="22"/>
-          <w:szCs w:val="22"/>
-        </w:rPr>
-        <w:t xml:space="preserve">(i)  </w:t>
-      </w:r>
-      <w:r>
-        <w:rPr>
-          <w:rFonts w:ascii="Cambria" w:cs="Cambria" w:eastAsia="Cambria" w:hAnsi="Cambria"/>
-          <w:sz w:val="22"/>
-          <w:szCs w:val="22"/>
-        </w:rPr>
-        <w:t xml:space="preserve">There must be an identifiable act of </w:t>
-      </w:r>
-      <w:r>
-        <w:rPr>
-          <w:rFonts w:ascii="Cambria" w:cs="Cambria" w:eastAsia="Cambria" w:hAnsi="Cambria"/>
-          <w:b/>
-          <w:bCs/>
-          <w:sz w:val="22"/>
-          <w:szCs w:val="22"/>
-        </w:rPr>
-        <w:t xml:space="preserve">misconduct</w:t>
-      </w:r>
-      <w:r>
-        <w:rPr>
-          <w:rFonts w:ascii="Cambria" w:cs="Cambria" w:eastAsia="Cambria" w:hAnsi="Cambria"/>
-          <w:sz w:val="22"/>
-          <w:szCs w:val="22"/>
-        </w:rPr>
-        <w:t xml:space="preserve">, drawn from the pre-stated grounds.</w:t>
-      </w:r>
-    </w:p>
-    <w:p>
-      <w:pPr>
-        <w:spacing w:after="100" w:line="276"/>
-        <w:ind w:left="604" w:hanging="403"/>
-        <w:jc w:val="both"/>
-      </w:pPr>
-      <w:r>
-        <w:rPr>
-          <w:rFonts w:ascii="Cambria" w:cs="Cambria" w:eastAsia="Cambria" w:hAnsi="Cambria"/>
-          <w:b/>
-          <w:bCs/>
-          <w:sz w:val="22"/>
-          <w:szCs w:val="22"/>
-        </w:rPr>
-        <w:t xml:space="preserve">(ii)  </w:t>
-      </w:r>
-      <w:r>
-        <w:rPr>
-          <w:rFonts w:ascii="Cambria" w:cs="Cambria" w:eastAsia="Cambria" w:hAnsi="Cambria"/>
-          <w:sz w:val="22"/>
-          <w:szCs w:val="22"/>
-        </w:rPr>
-        <w:t xml:space="preserve">There must be a </w:t>
-      </w:r>
-      <w:r>
-        <w:rPr>
-          <w:rFonts w:ascii="Cambria" w:cs="Cambria" w:eastAsia="Cambria" w:hAnsi="Cambria"/>
-          <w:b/>
-          <w:bCs/>
-          <w:sz w:val="22"/>
-          <w:szCs w:val="22"/>
-        </w:rPr>
-        <w:t xml:space="preserve">domestic enquiry</w:t>
-      </w:r>
-      <w:r>
-        <w:rPr>
-          <w:rFonts w:ascii="Cambria" w:cs="Cambria" w:eastAsia="Cambria" w:hAnsi="Cambria"/>
-          <w:sz w:val="22"/>
-          <w:szCs w:val="22"/>
-        </w:rPr>
-        <w:t xml:space="preserve">, in which the natural justice requirements of Part V operate — notice of the charge, disclosure of the material relied on, an opportunity to answer, and an unbiased enquiry officer.</w:t>
-      </w:r>
-    </w:p>
-    <w:p>
-      <w:pPr>
-        <w:spacing w:after="100" w:line="276"/>
-        <w:ind w:left="604" w:hanging="403"/>
-        <w:jc w:val="both"/>
-      </w:pPr>
-      <w:r>
-        <w:rPr>
-          <w:rFonts w:ascii="Cambria" w:cs="Cambria" w:eastAsia="Cambria" w:hAnsi="Cambria"/>
-          <w:b/>
-          <w:bCs/>
-          <w:sz w:val="22"/>
-          <w:szCs w:val="22"/>
-        </w:rPr>
-        <w:t xml:space="preserve">(iii)  </w:t>
-      </w:r>
-      <w:r>
-        <w:rPr>
-          <w:rFonts w:ascii="Cambria" w:cs="Cambria" w:eastAsia="Cambria" w:hAnsi="Cambria"/>
-          <w:sz w:val="22"/>
-          <w:szCs w:val="22"/>
-        </w:rPr>
-        <w:t xml:space="preserve">The </w:t>
-      </w:r>
-      <w:r>
-        <w:rPr>
-          <w:rFonts w:ascii="Cambria" w:cs="Cambria" w:eastAsia="Cambria" w:hAnsi="Cambria"/>
-          <w:b/>
-          <w:bCs/>
-          <w:sz w:val="22"/>
-          <w:szCs w:val="22"/>
-        </w:rPr>
-        <w:t xml:space="preserve">court or tribunal may examine the punishment</w:t>
-      </w:r>
-      <w:r>
-        <w:rPr>
-          <w:rFonts w:ascii="Cambria" w:cs="Cambria" w:eastAsia="Cambria" w:hAnsi="Cambria"/>
-          <w:sz w:val="22"/>
-          <w:szCs w:val="22"/>
-        </w:rPr>
-        <w:t xml:space="preserve"> — external review of both process and proportionality.</w:t>
-      </w:r>
-    </w:p>
-    <w:p>
-      <w:pPr>
-        <w:spacing w:after="100" w:line="276"/>
-        <w:ind w:left="604" w:hanging="403"/>
-        <w:jc w:val="both"/>
-      </w:pPr>
-      <w:r>
-        <w:rPr>
-          <w:rFonts w:ascii="Cambria" w:cs="Cambria" w:eastAsia="Cambria" w:hAnsi="Cambria"/>
-          <w:b/>
-          <w:bCs/>
-          <w:sz w:val="22"/>
-          <w:szCs w:val="22"/>
-        </w:rPr>
-        <w:t xml:space="preserve">(iv)  </w:t>
-      </w:r>
-      <w:r>
-        <w:rPr>
-          <w:rFonts w:ascii="Cambria" w:cs="Cambria" w:eastAsia="Cambria" w:hAnsi="Cambria"/>
-          <w:sz w:val="22"/>
-          <w:szCs w:val="22"/>
-        </w:rPr>
-        <w:t xml:space="preserve">Where the </w:t>
-      </w:r>
-      <w:r>
-        <w:rPr>
-          <w:rFonts w:ascii="Cambria" w:cs="Cambria" w:eastAsia="Cambria" w:hAnsi="Cambria"/>
-          <w:b/>
-          <w:bCs/>
-          <w:sz w:val="22"/>
-          <w:szCs w:val="22"/>
-        </w:rPr>
-        <w:t xml:space="preserve">dispute is pending</w:t>
-      </w:r>
-      <w:r>
-        <w:rPr>
-          <w:rFonts w:ascii="Cambria" w:cs="Cambria" w:eastAsia="Cambria" w:hAnsi="Cambria"/>
-          <w:sz w:val="22"/>
-          <w:szCs w:val="22"/>
-        </w:rPr>
-        <w:t xml:space="preserve"> before a court or tribunal the employer’s freedom is curtailed. Under the Industrial Disputes Act this was </w:t>
-      </w:r>
-      <w:r>
-        <w:rPr>
-          <w:rFonts w:ascii="Cambria" w:cs="Cambria" w:eastAsia="Cambria" w:hAnsi="Cambria"/>
-          <w:b/>
-          <w:bCs/>
-          <w:sz w:val="22"/>
-          <w:szCs w:val="22"/>
-        </w:rPr>
-        <w:t xml:space="preserve">section 33</w:t>
-      </w:r>
-      <w:r>
-        <w:rPr>
-          <w:rFonts w:ascii="Cambria" w:cs="Cambria" w:eastAsia="Cambria" w:hAnsi="Cambria"/>
-          <w:sz w:val="22"/>
-          <w:szCs w:val="22"/>
-        </w:rPr>
-        <w:t xml:space="preserve">, prohibiting alteration of conditions of service and the discharge or dismissal of a workman concerned in a pending dispute without express permission of the authority seised of the proceeding.</w:t>
+          <w:b/>
+          <w:bCs/>
+          <w:sz w:val="22"/>
+          <w:szCs w:val="22"/>
+        </w:rPr>
+        <w:t xml:space="preserve">Handling the transition in an answer.</w:t>
+      </w:r>
+      <w:r>
+        <w:rPr>
+          <w:rFonts w:ascii="Cambria" w:cs="Cambria" w:eastAsia="Cambria" w:hAnsi="Cambria"/>
+          <w:sz w:val="22"/>
+          <w:szCs w:val="22"/>
+        </w:rPr>
+        <w:t xml:space="preserve"> An answer citing only the codes loses the authorities; an answer citing only the repealed Acts is out of date. State the doctrine under the Act in which it arose, cite the case, then add the current provision. Repeal does not destroy the precedents: the codes largely re-enact the earlier concepts, so decisions interpreting materially identical language remain applicable. The repeal provisions operate with the general law on the effect of repeals, so rules, schemes, notifications, certified standing orders, registered trade unions and pending proceedings continue in so far as not inconsistent with the codes, until superseded. A transitional order preserves the Labour Courts and Industrial Tribunals constituted under the Industrial Disputes Act until the corresponding authorities are constituted under the Industrial Relations Code.</w:t>
       </w:r>
     </w:p>
     <w:p>
@@ -25313,46 +25270,182 @@
       <w:r>
         <w:rPr>
           <w:rFonts w:ascii="Cambria" w:cs="Cambria" w:eastAsia="Cambria" w:hAnsi="Cambria"/>
-          <w:sz w:val="22"/>
-          <w:szCs w:val="22"/>
-        </w:rPr>
-        <w:t xml:space="preserve">A twenty-one day notice is sometimes listed alongside these steps, but it forms no part of disciplinary procedure. It is the </w:t>
-      </w:r>
-      <w:r>
-        <w:rPr>
-          <w:rFonts w:ascii="Cambria" w:cs="Cambria" w:eastAsia="Cambria" w:hAnsi="Cambria"/>
-          <w:b/>
-          <w:bCs/>
-          <w:sz w:val="22"/>
-          <w:szCs w:val="22"/>
-        </w:rPr>
-        <w:t xml:space="preserve">notice of change under section 9-A</w:t>
-      </w:r>
-      <w:r>
-        <w:rPr>
-          <w:rFonts w:ascii="Cambria" w:cs="Cambria" w:eastAsia="Cambria" w:hAnsi="Cambria"/>
-          <w:sz w:val="22"/>
-          <w:szCs w:val="22"/>
-        </w:rPr>
-        <w:t xml:space="preserve"> of the Industrial Disputes Act 1947, required before changing service conditions in matters specified in the Fourth Schedule.</w:t>
-      </w:r>
-    </w:p>
-    <w:p>
-      <w:pPr>
-        <w:pStyle w:val="Heading2"/>
-        <w:keepNext/>
-        <w:spacing w:after="140" w:before="320"/>
-      </w:pPr>
-      <w:r>
-        <w:rPr>
-          <w:rFonts w:ascii="Cambria" w:cs="Cambria" w:eastAsia="Cambria" w:hAnsi="Cambria"/>
-          <w:b/>
-          <w:bCs/>
-          <w:color w:val="1A1A1A"/>
-          <w:sz w:val="25"/>
-          <w:szCs w:val="25"/>
-        </w:rPr>
-        <w:t xml:space="preserve">57. Managerial Discretion and Its Limits</w:t>
+          <w:b/>
+          <w:bCs/>
+          <w:sz w:val="22"/>
+          <w:szCs w:val="22"/>
+        </w:rPr>
+        <w:t xml:space="preserve">Principal changes relevant to this paper.</w:t>
+      </w:r>
+      <w:r>
+        <w:rPr>
+          <w:rFonts w:ascii="Cambria" w:cs="Cambria" w:eastAsia="Cambria" w:hAnsi="Cambria"/>
+          <w:sz w:val="22"/>
+          <w:szCs w:val="22"/>
+        </w:rPr>
+        <w:t xml:space="preserve"> Uniform definitions across subjects, with the Industrial Relations Code distinguishing "worker" from "employee" and defining "industry" in section 2(p). </w:t>
+      </w:r>
+      <w:r>
+        <w:rPr>
+          <w:rFonts w:ascii="Cambria" w:cs="Cambria" w:eastAsia="Cambria" w:hAnsi="Cambria"/>
+          <w:b/>
+          <w:bCs/>
+          <w:sz w:val="22"/>
+          <w:szCs w:val="22"/>
+        </w:rPr>
+        <w:t xml:space="preserve">Registration</w:t>
+      </w:r>
+      <w:r>
+        <w:rPr>
+          <w:rFonts w:ascii="Cambria" w:cs="Cambria" w:eastAsia="Cambria" w:hAnsi="Cambria"/>
+          <w:sz w:val="22"/>
+          <w:szCs w:val="22"/>
+        </w:rPr>
+        <w:t xml:space="preserve"> of trade unions moves to Chapter III, sections 5 to 18, and </w:t>
+      </w:r>
+      <w:r>
+        <w:rPr>
+          <w:rFonts w:ascii="Cambria" w:cs="Cambria" w:eastAsia="Cambria" w:hAnsi="Cambria"/>
+          <w:b/>
+          <w:bCs/>
+          <w:sz w:val="22"/>
+          <w:szCs w:val="22"/>
+        </w:rPr>
+        <w:t xml:space="preserve">recognition</w:t>
+      </w:r>
+      <w:r>
+        <w:rPr>
+          <w:rFonts w:ascii="Cambria" w:cs="Cambria" w:eastAsia="Cambria" w:hAnsi="Cambria"/>
+          <w:sz w:val="22"/>
+          <w:szCs w:val="22"/>
+        </w:rPr>
+        <w:t xml:space="preserve"> is provided for the first time by </w:t>
+      </w:r>
+      <w:r>
+        <w:rPr>
+          <w:rFonts w:ascii="Cambria" w:cs="Cambria" w:eastAsia="Cambria" w:hAnsi="Cambria"/>
+          <w:b/>
+          <w:bCs/>
+          <w:sz w:val="22"/>
+          <w:szCs w:val="22"/>
+        </w:rPr>
+        <w:t xml:space="preserve">section 14</w:t>
+      </w:r>
+      <w:r>
+        <w:rPr>
+          <w:rFonts w:ascii="Cambria" w:cs="Cambria" w:eastAsia="Cambria" w:hAnsi="Cambria"/>
+          <w:sz w:val="22"/>
+          <w:szCs w:val="22"/>
+        </w:rPr>
+        <w:t xml:space="preserve"> (Part X). The definition of </w:t>
+      </w:r>
+      <w:r>
+        <w:rPr>
+          <w:rFonts w:ascii="Cambria" w:cs="Cambria" w:eastAsia="Cambria" w:hAnsi="Cambria"/>
+          <w:b/>
+          <w:bCs/>
+          <w:sz w:val="22"/>
+          <w:szCs w:val="22"/>
+        </w:rPr>
+        <w:t xml:space="preserve">strike</w:t>
+      </w:r>
+      <w:r>
+        <w:rPr>
+          <w:rFonts w:ascii="Cambria" w:cs="Cambria" w:eastAsia="Cambria" w:hAnsi="Cambria"/>
+          <w:sz w:val="22"/>
+          <w:szCs w:val="22"/>
+        </w:rPr>
+        <w:t xml:space="preserve"> now expressly includes the concerted taking of casual leave by fifty per cent or more of the workers. </w:t>
+      </w:r>
+      <w:r>
+        <w:rPr>
+          <w:rFonts w:ascii="Cambria" w:cs="Cambria" w:eastAsia="Cambria" w:hAnsi="Cambria"/>
+          <w:b/>
+          <w:bCs/>
+          <w:sz w:val="22"/>
+          <w:szCs w:val="22"/>
+        </w:rPr>
+        <w:t xml:space="preserve">Fixed term employment</w:t>
+      </w:r>
+      <w:r>
+        <w:rPr>
+          <w:rFonts w:ascii="Cambria" w:cs="Cambria" w:eastAsia="Cambria" w:hAnsi="Cambria"/>
+          <w:sz w:val="22"/>
+          <w:szCs w:val="22"/>
+        </w:rPr>
+        <w:t xml:space="preserve"> is expressly recognised with parity of wages, hours and benefits and gratuity after one year. The Code on Social Security defines </w:t>
+      </w:r>
+      <w:r>
+        <w:rPr>
+          <w:rFonts w:ascii="Cambria" w:cs="Cambria" w:eastAsia="Cambria" w:hAnsi="Cambria"/>
+          <w:b/>
+          <w:bCs/>
+          <w:sz w:val="22"/>
+          <w:szCs w:val="22"/>
+        </w:rPr>
+        <w:t xml:space="preserve">gig worker</w:t>
+      </w:r>
+      <w:r>
+        <w:rPr>
+          <w:rFonts w:ascii="Cambria" w:cs="Cambria" w:eastAsia="Cambria" w:hAnsi="Cambria"/>
+          <w:sz w:val="22"/>
+          <w:szCs w:val="22"/>
+        </w:rPr>
+        <w:t xml:space="preserve">, </w:t>
+      </w:r>
+      <w:r>
+        <w:rPr>
+          <w:rFonts w:ascii="Cambria" w:cs="Cambria" w:eastAsia="Cambria" w:hAnsi="Cambria"/>
+          <w:b/>
+          <w:bCs/>
+          <w:sz w:val="22"/>
+          <w:szCs w:val="22"/>
+        </w:rPr>
+        <w:t xml:space="preserve">platform work</w:t>
+      </w:r>
+      <w:r>
+        <w:rPr>
+          <w:rFonts w:ascii="Cambria" w:cs="Cambria" w:eastAsia="Cambria" w:hAnsi="Cambria"/>
+          <w:sz w:val="22"/>
+          <w:szCs w:val="22"/>
+        </w:rPr>
+        <w:t xml:space="preserve">, </w:t>
+      </w:r>
+      <w:r>
+        <w:rPr>
+          <w:rFonts w:ascii="Cambria" w:cs="Cambria" w:eastAsia="Cambria" w:hAnsi="Cambria"/>
+          <w:b/>
+          <w:bCs/>
+          <w:sz w:val="22"/>
+          <w:szCs w:val="22"/>
+        </w:rPr>
+        <w:t xml:space="preserve">platform worker</w:t>
+      </w:r>
+      <w:r>
+        <w:rPr>
+          <w:rFonts w:ascii="Cambria" w:cs="Cambria" w:eastAsia="Cambria" w:hAnsi="Cambria"/>
+          <w:sz w:val="22"/>
+          <w:szCs w:val="22"/>
+        </w:rPr>
+        <w:t xml:space="preserve"> and </w:t>
+      </w:r>
+      <w:r>
+        <w:rPr>
+          <w:rFonts w:ascii="Cambria" w:cs="Cambria" w:eastAsia="Cambria" w:hAnsi="Cambria"/>
+          <w:b/>
+          <w:bCs/>
+          <w:sz w:val="22"/>
+          <w:szCs w:val="22"/>
+        </w:rPr>
+        <w:t xml:space="preserve">aggregator</w:t>
+      </w:r>
+      <w:r>
+        <w:rPr>
+          <w:rFonts w:ascii="Cambria" w:cs="Cambria" w:eastAsia="Cambria" w:hAnsi="Cambria"/>
+          <w:sz w:val="22"/>
+          <w:szCs w:val="22"/>
+        </w:rPr>
+        <w:t xml:space="preserve"> for the first time. The OSH Code raises the threshold for a "factory" to twenty workers where power is used and forty where it is not, from ten and twenty under the Factories Act 1948.</w:t>
       </w:r>
     </w:p>
     <w:p>
@@ -25363,309 +25456,74 @@
       <w:r>
         <w:rPr>
           <w:rFonts w:ascii="Cambria" w:cs="Cambria" w:eastAsia="Cambria" w:hAnsi="Cambria"/>
-          <w:sz w:val="22"/>
-          <w:szCs w:val="22"/>
-        </w:rPr>
-        <w:t xml:space="preserve">The common law starting point is that the manager has the discretion to hire and to fire. Industrial adjudication qualifies it decisively.</w:t>
-      </w:r>
-    </w:p>
-    <w:p>
-      <w:pPr>
-        <w:keepNext/>
-        <w:pBdr>
-          <w:left w:val="single" w:color="808080" w:sz="12" w:space="8"/>
-        </w:pBdr>
-        <w:spacing w:after="80" w:before="200"/>
-        <w:ind w:left="172"/>
-      </w:pPr>
-      <w:r>
-        <w:rPr>
-          <w:rFonts w:ascii="Cambria" w:cs="Cambria" w:eastAsia="Cambria" w:hAnsi="Cambria"/>
-          <w:b/>
-          <w:bCs/>
-          <w:sz w:val="22"/>
-          <w:szCs w:val="22"/>
-        </w:rPr>
-        <w:t xml:space="preserve">Western India Automobile Association v. Industrial Tribunal, Bombay, [1949] FCR 321; AIR 1949 FC 111</w:t>
-      </w:r>
-    </w:p>
-    <w:p>
-      <w:pPr>
-        <w:spacing w:after="80" w:line="270"/>
-        <w:ind w:left="345"/>
-        <w:jc w:val="both"/>
-      </w:pPr>
-      <w:r>
-        <w:rPr>
-          <w:rFonts w:ascii="Cambria" w:cs="Cambria" w:eastAsia="Cambria" w:hAnsi="Cambria"/>
-          <w:b/>
-          <w:bCs/>
-          <w:i/>
-          <w:iCs/>
-          <w:sz w:val="21"/>
-          <w:szCs w:val="21"/>
-        </w:rPr>
-        <w:t xml:space="preserve">Court. </w:t>
-      </w:r>
-      <w:r>
-        <w:rPr>
-          <w:rFonts w:ascii="Cambria" w:cs="Cambria" w:eastAsia="Cambria" w:hAnsi="Cambria"/>
-          <w:sz w:val="21"/>
-          <w:szCs w:val="21"/>
-        </w:rPr>
-        <w:t xml:space="preserve">Federal Court of India, 1949, on appeal from the Bombay High Court.</w:t>
-      </w:r>
-    </w:p>
-    <w:p>
-      <w:pPr>
-        <w:spacing w:after="80" w:line="270"/>
-        <w:ind w:left="345"/>
-        <w:jc w:val="both"/>
-      </w:pPr>
-      <w:r>
-        <w:rPr>
-          <w:rFonts w:ascii="Cambria" w:cs="Cambria" w:eastAsia="Cambria" w:hAnsi="Cambria"/>
-          <w:b/>
-          <w:bCs/>
-          <w:i/>
-          <w:iCs/>
-          <w:sz w:val="21"/>
-          <w:szCs w:val="21"/>
-        </w:rPr>
-        <w:t xml:space="preserve">Facts. </w:t>
-      </w:r>
-      <w:r>
-        <w:rPr>
-          <w:rFonts w:ascii="Cambria" w:cs="Cambria" w:eastAsia="Cambria" w:hAnsi="Cambria"/>
-          <w:sz w:val="21"/>
-          <w:szCs w:val="21"/>
-        </w:rPr>
-        <w:t xml:space="preserve">The Association’s workers went on strike, and those who took part were </w:t>
-      </w:r>
-      <w:r>
-        <w:rPr>
-          <w:rFonts w:ascii="Cambria" w:cs="Cambria" w:eastAsia="Cambria" w:hAnsi="Cambria"/>
-          <w:b/>
-          <w:bCs/>
-          <w:sz w:val="21"/>
-          <w:szCs w:val="21"/>
-        </w:rPr>
-        <w:t xml:space="preserve">dismissed</w:t>
-      </w:r>
-      <w:r>
-        <w:rPr>
-          <w:rFonts w:ascii="Cambria" w:cs="Cambria" w:eastAsia="Cambria" w:hAnsi="Cambria"/>
-          <w:sz w:val="21"/>
-          <w:szCs w:val="21"/>
-        </w:rPr>
-        <w:t xml:space="preserve">. The Government referred the resulting disputes, including the </w:t>
-      </w:r>
-      <w:r>
-        <w:rPr>
-          <w:rFonts w:ascii="Cambria" w:cs="Cambria" w:eastAsia="Cambria" w:hAnsi="Cambria"/>
-          <w:b/>
-          <w:bCs/>
-          <w:sz w:val="21"/>
-          <w:szCs w:val="21"/>
-        </w:rPr>
-        <w:t xml:space="preserve">reinstatement of the dismissed workers</w:t>
-      </w:r>
-      <w:r>
-        <w:rPr>
-          <w:rFonts w:ascii="Cambria" w:cs="Cambria" w:eastAsia="Cambria" w:hAnsi="Cambria"/>
-          <w:sz w:val="21"/>
-          <w:szCs w:val="21"/>
-        </w:rPr>
-        <w:t xml:space="preserve">, to an Industrial Tribunal under the Industrial Disputes Act 1947. A single judge of the Bombay High Court issued a </w:t>
-      </w:r>
-      <w:r>
-        <w:rPr>
-          <w:rFonts w:ascii="Cambria" w:cs="Cambria" w:eastAsia="Cambria" w:hAnsi="Cambria"/>
-          <w:b/>
-          <w:bCs/>
-          <w:sz w:val="21"/>
-          <w:szCs w:val="21"/>
-        </w:rPr>
-        <w:t xml:space="preserve">writ of prohibition</w:t>
-      </w:r>
-      <w:r>
-        <w:rPr>
-          <w:rFonts w:ascii="Cambria" w:cs="Cambria" w:eastAsia="Cambria" w:hAnsi="Cambria"/>
-          <w:sz w:val="21"/>
-          <w:szCs w:val="21"/>
-        </w:rPr>
-        <w:t xml:space="preserve"> restraining the Tribunal from adjudicating on reinstatement, holding that although the Act applied the Tribunal could not order reinstatement. A Division Bench reversed him, and the matter went to the Federal Court.</w:t>
-      </w:r>
-    </w:p>
-    <w:p>
-      <w:pPr>
-        <w:spacing w:after="80" w:line="270"/>
-        <w:ind w:left="345"/>
-        <w:jc w:val="both"/>
-      </w:pPr>
-      <w:r>
-        <w:rPr>
-          <w:rFonts w:ascii="Cambria" w:cs="Cambria" w:eastAsia="Cambria" w:hAnsi="Cambria"/>
-          <w:b/>
-          <w:bCs/>
-          <w:i/>
-          <w:iCs/>
-          <w:sz w:val="21"/>
-          <w:szCs w:val="21"/>
-        </w:rPr>
-        <w:t xml:space="preserve">Issue. </w:t>
-      </w:r>
-      <w:r>
-        <w:rPr>
-          <w:rFonts w:ascii="Cambria" w:cs="Cambria" w:eastAsia="Cambria" w:hAnsi="Cambria"/>
-          <w:sz w:val="21"/>
-          <w:szCs w:val="21"/>
-        </w:rPr>
-        <w:t xml:space="preserve">Whether an industrial tribunal may order reinstatement, and whether industrial adjudication is confined to the strict law of master and servant.</w:t>
-      </w:r>
-    </w:p>
-    <w:p>
-      <w:pPr>
-        <w:spacing w:after="80" w:line="270"/>
-        <w:ind w:left="345"/>
-        <w:jc w:val="both"/>
-      </w:pPr>
-      <w:r>
-        <w:rPr>
-          <w:rFonts w:ascii="Cambria" w:cs="Cambria" w:eastAsia="Cambria" w:hAnsi="Cambria"/>
-          <w:b/>
-          <w:bCs/>
-          <w:i/>
-          <w:iCs/>
-          <w:sz w:val="21"/>
-          <w:szCs w:val="21"/>
-        </w:rPr>
-        <w:t xml:space="preserve">Held. </w:t>
-      </w:r>
-      <w:r>
-        <w:rPr>
-          <w:rFonts w:ascii="Cambria" w:cs="Cambria" w:eastAsia="Cambria" w:hAnsi="Cambria"/>
-          <w:sz w:val="21"/>
-          <w:szCs w:val="21"/>
-        </w:rPr>
-        <w:t xml:space="preserve">A dispute about the reinstatement of dismissed employees </w:t>
-      </w:r>
-      <w:r>
-        <w:rPr>
-          <w:rFonts w:ascii="Cambria" w:cs="Cambria" w:eastAsia="Cambria" w:hAnsi="Cambria"/>
-          <w:b/>
-          <w:bCs/>
-          <w:sz w:val="21"/>
-          <w:szCs w:val="21"/>
-        </w:rPr>
-        <w:t xml:space="preserve">is an industrial dispute</w:t>
-      </w:r>
-      <w:r>
-        <w:rPr>
-          <w:rFonts w:ascii="Cambria" w:cs="Cambria" w:eastAsia="Cambria" w:hAnsi="Cambria"/>
-          <w:sz w:val="21"/>
-          <w:szCs w:val="21"/>
-        </w:rPr>
-        <w:t xml:space="preserve">, and the Tribunal has jurisdiction to adjudicate it and to </w:t>
-      </w:r>
-      <w:r>
-        <w:rPr>
-          <w:rFonts w:ascii="Cambria" w:cs="Cambria" w:eastAsia="Cambria" w:hAnsi="Cambria"/>
-          <w:b/>
-          <w:bCs/>
-          <w:sz w:val="21"/>
-          <w:szCs w:val="21"/>
-        </w:rPr>
-        <w:t xml:space="preserve">order reinstatement</w:t>
-      </w:r>
-      <w:r>
-        <w:rPr>
-          <w:rFonts w:ascii="Cambria" w:cs="Cambria" w:eastAsia="Cambria" w:hAnsi="Cambria"/>
-          <w:sz w:val="21"/>
-          <w:szCs w:val="21"/>
-        </w:rPr>
-        <w:t xml:space="preserve">. Industrial adjudication is </w:t>
-      </w:r>
-      <w:r>
-        <w:rPr>
-          <w:rFonts w:ascii="Cambria" w:cs="Cambria" w:eastAsia="Cambria" w:hAnsi="Cambria"/>
-          <w:b/>
-          <w:bCs/>
-          <w:sz w:val="21"/>
-          <w:szCs w:val="21"/>
-        </w:rPr>
-        <w:t xml:space="preserve">not confined</w:t>
-      </w:r>
-      <w:r>
-        <w:rPr>
-          <w:rFonts w:ascii="Cambria" w:cs="Cambria" w:eastAsia="Cambria" w:hAnsi="Cambria"/>
-          <w:sz w:val="21"/>
-          <w:szCs w:val="21"/>
-        </w:rPr>
-        <w:t xml:space="preserve"> to enforcing the strict contractual law of master and servant: the Tribunal may create new obligations in order to secure industrial peace.</w:t>
-      </w:r>
-    </w:p>
-    <w:p>
-      <w:pPr>
-        <w:spacing w:after="80" w:line="270"/>
-        <w:ind w:left="345"/>
-        <w:jc w:val="both"/>
-      </w:pPr>
-      <w:r>
-        <w:rPr>
-          <w:rFonts w:ascii="Cambria" w:cs="Cambria" w:eastAsia="Cambria" w:hAnsi="Cambria"/>
-          <w:b/>
-          <w:bCs/>
-          <w:i/>
-          <w:iCs/>
-          <w:sz w:val="21"/>
-          <w:szCs w:val="21"/>
-        </w:rPr>
-        <w:t xml:space="preserve">Note on a common mis-citation. </w:t>
-      </w:r>
-      <w:r>
-        <w:rPr>
-          <w:rFonts w:ascii="Cambria" w:cs="Cambria" w:eastAsia="Cambria" w:hAnsi="Cambria"/>
-          <w:sz w:val="21"/>
-          <w:szCs w:val="21"/>
-        </w:rPr>
-        <w:t xml:space="preserve">The case is sometimes cited for the opposite proposition, that the manager has an unqualified discretion to hire and fire. It does not support that. It </w:t>
-      </w:r>
-      <w:r>
-        <w:rPr>
-          <w:rFonts w:ascii="Cambria" w:cs="Cambria" w:eastAsia="Cambria" w:hAnsi="Cambria"/>
-          <w:b/>
-          <w:bCs/>
-          <w:sz w:val="21"/>
-          <w:szCs w:val="21"/>
-        </w:rPr>
-        <w:t xml:space="preserve">qualifies</w:t>
-      </w:r>
-      <w:r>
-        <w:rPr>
-          <w:rFonts w:ascii="Cambria" w:cs="Cambria" w:eastAsia="Cambria" w:hAnsi="Cambria"/>
-          <w:sz w:val="21"/>
-          <w:szCs w:val="21"/>
-        </w:rPr>
-        <w:t xml:space="preserve"> managerial discretion, and on that footing belongs with </w:t>
-      </w:r>
-      <w:r>
-        <w:rPr>
-          <w:rFonts w:ascii="Cambria" w:cs="Cambria" w:eastAsia="Cambria" w:hAnsi="Cambria"/>
-          <w:i/>
-          <w:iCs/>
-          <w:sz w:val="21"/>
-          <w:szCs w:val="21"/>
-        </w:rPr>
-        <w:t xml:space="preserve">Bharat Bank</w:t>
-      </w:r>
-      <w:r>
-        <w:rPr>
-          <w:rFonts w:ascii="Cambria" w:cs="Cambria" w:eastAsia="Cambria" w:hAnsi="Cambria"/>
-          <w:sz w:val="21"/>
-          <w:szCs w:val="21"/>
-        </w:rPr>
-        <w:t xml:space="preserve"> in Part IV.</w:t>
+          <w:b/>
+          <w:bCs/>
+          <w:sz w:val="22"/>
+          <w:szCs w:val="22"/>
+        </w:rPr>
+        <w:t xml:space="preserve">Rules and State implementation.</w:t>
+      </w:r>
+      <w:r>
+        <w:rPr>
+          <w:rFonts w:ascii="Cambria" w:cs="Cambria" w:eastAsia="Cambria" w:hAnsi="Cambria"/>
+          <w:sz w:val="22"/>
+          <w:szCs w:val="22"/>
+        </w:rPr>
+        <w:t xml:space="preserve"> </w:t>
+      </w:r>
+      <w:r>
+        <w:rPr>
+          <w:rFonts w:ascii="Cambria" w:cs="Cambria" w:eastAsia="Cambria" w:hAnsi="Cambria"/>
+          <w:b/>
+          <w:bCs/>
+          <w:sz w:val="22"/>
+          <w:szCs w:val="22"/>
+        </w:rPr>
+        <w:t xml:space="preserve">Draft</w:t>
+      </w:r>
+      <w:r>
+        <w:rPr>
+          <w:rFonts w:ascii="Cambria" w:cs="Cambria" w:eastAsia="Cambria" w:hAnsi="Cambria"/>
+          <w:sz w:val="22"/>
+          <w:szCs w:val="22"/>
+        </w:rPr>
+        <w:t xml:space="preserve"> Central Rules under all four codes were published in the official gazette on </w:t>
+      </w:r>
+      <w:r>
+        <w:rPr>
+          <w:rFonts w:ascii="Cambria" w:cs="Cambria" w:eastAsia="Cambria" w:hAnsi="Cambria"/>
+          <w:b/>
+          <w:bCs/>
+          <w:sz w:val="22"/>
+          <w:szCs w:val="22"/>
+        </w:rPr>
+        <w:t xml:space="preserve">30 December 2025</w:t>
+      </w:r>
+      <w:r>
+        <w:rPr>
+          <w:rFonts w:ascii="Cambria" w:cs="Cambria" w:eastAsia="Cambria" w:hAnsi="Cambria"/>
+          <w:sz w:val="22"/>
+          <w:szCs w:val="22"/>
+        </w:rPr>
+        <w:t xml:space="preserve">, with a thirty-day comment period for the Industrial Relations Code rules and forty-five days for the other three. The </w:t>
+      </w:r>
+      <w:r>
+        <w:rPr>
+          <w:rFonts w:ascii="Cambria" w:cs="Cambria" w:eastAsia="Cambria" w:hAnsi="Cambria"/>
+          <w:b/>
+          <w:bCs/>
+          <w:sz w:val="22"/>
+          <w:szCs w:val="22"/>
+        </w:rPr>
+        <w:t xml:space="preserve">final Central Rules have not yet been notified</w:t>
+      </w:r>
+      <w:r>
+        <w:rPr>
+          <w:rFonts w:ascii="Cambria" w:cs="Cambria" w:eastAsia="Cambria" w:hAnsi="Cambria"/>
+          <w:sz w:val="22"/>
+          <w:szCs w:val="22"/>
+        </w:rPr>
+        <w:t xml:space="preserve">, and until they are the existing rules and schemes continue to operate. Because labour is a concurrent subject each State must also frame its own rules, and implementation across the States remains uneven. State Shops and Establishments legislation continues in force.</w:t>
       </w:r>
     </w:p>
     <w:p>
@@ -25676,2864 +25534,6 @@
       <w:r>
         <w:rPr>
           <w:rFonts w:ascii="Cambria" w:cs="Cambria" w:eastAsia="Cambria" w:hAnsi="Cambria"/>
-          <w:sz w:val="22"/>
-          <w:szCs w:val="22"/>
-        </w:rPr>
-        <w:t xml:space="preserve">There is empirical support for limiting managerial discretion. The </w:t>
-      </w:r>
-      <w:r>
-        <w:rPr>
-          <w:rFonts w:ascii="Cambria" w:cs="Cambria" w:eastAsia="Cambria" w:hAnsi="Cambria"/>
-          <w:b/>
-          <w:bCs/>
-          <w:sz w:val="22"/>
-          <w:szCs w:val="22"/>
-        </w:rPr>
-        <w:t xml:space="preserve">Bombay Textile Labour Investigation Committee</w:t>
-      </w:r>
-      <w:r>
-        <w:rPr>
-          <w:rFonts w:ascii="Cambria" w:cs="Cambria" w:eastAsia="Cambria" w:hAnsi="Cambria"/>
-          <w:sz w:val="22"/>
-          <w:szCs w:val="22"/>
-        </w:rPr>
-        <w:t xml:space="preserve"> asked workers what they feared most in employment. The answer was the loss of their job — the absence of job security. The Committee recorded victimisation across the factories it examined, including dismissal for joining a trade union or taking part in a strike. That is the factual basis for treating security of service as a legitimate object of regulation rather than an interference with managerial freedom.</w:t>
-      </w:r>
-    </w:p>
-    <w:p>
-      <w:pPr>
-        <w:spacing w:after="140" w:line="276"/>
-        <w:jc w:val="both"/>
-      </w:pPr>
-      <w:r>
-        <w:rPr>
-          <w:rFonts w:ascii="Cambria" w:cs="Cambria" w:eastAsia="Cambria" w:hAnsi="Cambria"/>
-          <w:sz w:val="22"/>
-          <w:szCs w:val="22"/>
-        </w:rPr>
-        <w:t xml:space="preserve">The policy argument that follows is that industrial productivity comes only after peace and security are provided to the worker, so the employer’s powers should be reasonably restricted. It inverts the usual objection that worker protection reduces efficiency, and is the justification for the standing orders regime.</w:t>
-      </w:r>
-    </w:p>
-    <w:p>
-      <w:pPr>
-        <w:pStyle w:val="Heading2"/>
-        <w:keepNext/>
-        <w:spacing w:after="140" w:before="320"/>
-      </w:pPr>
-      <w:r>
-        <w:rPr>
-          <w:rFonts w:ascii="Cambria" w:cs="Cambria" w:eastAsia="Cambria" w:hAnsi="Cambria"/>
-          <w:b/>
-          <w:bCs/>
-          <w:color w:val="1A1A1A"/>
-          <w:sz w:val="25"/>
-          <w:szCs w:val="25"/>
-        </w:rPr>
-        <w:t xml:space="preserve">58. Misconduct, Discharge and Dismissal</w:t>
-      </w:r>
-    </w:p>
-    <w:p>
-      <w:pPr>
-        <w:spacing w:after="140" w:line="276"/>
-        <w:jc w:val="both"/>
-      </w:pPr>
-      <w:r>
-        <w:rPr>
-          <w:rFonts w:ascii="Cambria" w:cs="Cambria" w:eastAsia="Cambria" w:hAnsi="Cambria"/>
-          <w:b/>
-          <w:bCs/>
-          <w:sz w:val="22"/>
-          <w:szCs w:val="22"/>
-        </w:rPr>
-        <w:t xml:space="preserve">Misconduct</w:t>
-      </w:r>
-      <w:r>
-        <w:rPr>
-          <w:rFonts w:ascii="Cambria" w:cs="Cambria" w:eastAsia="Cambria" w:hAnsi="Cambria"/>
-          <w:sz w:val="22"/>
-          <w:szCs w:val="22"/>
-        </w:rPr>
-        <w:t xml:space="preserve"> means the wrongful breach of an established rule, accompanied by a wilful intention and corresponding conduct. The emphasis is on </w:t>
-      </w:r>
-      <w:r>
-        <w:rPr>
-          <w:rFonts w:ascii="Cambria" w:cs="Cambria" w:eastAsia="Cambria" w:hAnsi="Cambria"/>
-          <w:b/>
-          <w:bCs/>
-          <w:sz w:val="22"/>
-          <w:szCs w:val="22"/>
-        </w:rPr>
-        <w:t xml:space="preserve">intentional rule-breaking</w:t>
-      </w:r>
-      <w:r>
-        <w:rPr>
-          <w:rFonts w:ascii="Cambria" w:cs="Cambria" w:eastAsia="Cambria" w:hAnsi="Cambria"/>
-          <w:sz w:val="22"/>
-          <w:szCs w:val="22"/>
-        </w:rPr>
-        <w:t xml:space="preserve"> rather than on the occurrence of an undesirable outcome: content, not damage, counts. The character of the conduct determines whether it is misconduct; the amount of harm may go to the quantum of punishment. Typical illustrations are misappropriation of funds, disobedience endangering life, threatening a co-worker inside the premises, and insulting a customer.</w:t>
-      </w:r>
-    </w:p>
-    <w:p>
-      <w:pPr>
-        <w:spacing w:after="140" w:line="276"/>
-        <w:jc w:val="both"/>
-      </w:pPr>
-      <w:r>
-        <w:rPr>
-          <w:rFonts w:ascii="Cambria" w:cs="Cambria" w:eastAsia="Cambria" w:hAnsi="Cambria"/>
-          <w:b/>
-          <w:bCs/>
-          <w:sz w:val="22"/>
-          <w:szCs w:val="22"/>
-        </w:rPr>
-        <w:t xml:space="preserve">Discharge and dismissal distinguished.</w:t>
-      </w:r>
-      <w:r>
-        <w:rPr>
-          <w:rFonts w:ascii="Cambria" w:cs="Cambria" w:eastAsia="Cambria" w:hAnsi="Cambria"/>
-          <w:sz w:val="22"/>
-          <w:szCs w:val="22"/>
-        </w:rPr>
-        <w:t xml:space="preserve"> </w:t>
-      </w:r>
-      <w:r>
-        <w:rPr>
-          <w:rFonts w:ascii="Cambria" w:cs="Cambria" w:eastAsia="Cambria" w:hAnsi="Cambria"/>
-          <w:b/>
-          <w:bCs/>
-          <w:sz w:val="22"/>
-          <w:szCs w:val="22"/>
-        </w:rPr>
-        <w:t xml:space="preserve">Dismissal</w:t>
-      </w:r>
-      <w:r>
-        <w:rPr>
-          <w:rFonts w:ascii="Cambria" w:cs="Cambria" w:eastAsia="Cambria" w:hAnsi="Cambria"/>
-          <w:sz w:val="22"/>
-          <w:szCs w:val="22"/>
-        </w:rPr>
-        <w:t xml:space="preserve"> is a punishment imposed for misconduct, and so requires a charge, an enquiry and compliance with natural justice. </w:t>
-      </w:r>
-      <w:r>
-        <w:rPr>
-          <w:rFonts w:ascii="Cambria" w:cs="Cambria" w:eastAsia="Cambria" w:hAnsi="Cambria"/>
-          <w:b/>
-          <w:bCs/>
-          <w:sz w:val="22"/>
-          <w:szCs w:val="22"/>
-        </w:rPr>
-        <w:t xml:space="preserve">Discharge</w:t>
-      </w:r>
-      <w:r>
-        <w:rPr>
-          <w:rFonts w:ascii="Cambria" w:cs="Cambria" w:eastAsia="Cambria" w:hAnsi="Cambria"/>
-          <w:sz w:val="22"/>
-          <w:szCs w:val="22"/>
-        </w:rPr>
-        <w:t xml:space="preserve"> — termination </w:t>
-      </w:r>
-      <w:r>
-        <w:rPr>
-          <w:rFonts w:ascii="Cambria" w:cs="Cambria" w:eastAsia="Cambria" w:hAnsi="Cambria"/>
-          <w:i/>
-          <w:iCs/>
-          <w:sz w:val="22"/>
-          <w:szCs w:val="22"/>
-        </w:rPr>
-        <w:t xml:space="preserve">simpliciter</w:t>
-      </w:r>
-      <w:r>
-        <w:rPr>
-          <w:rFonts w:ascii="Cambria" w:cs="Cambria" w:eastAsia="Cambria" w:hAnsi="Cambria"/>
-          <w:sz w:val="22"/>
-          <w:szCs w:val="22"/>
-        </w:rPr>
-        <w:t xml:space="preserve"> — is a non-punitive termination under a contractual or standing order power, and on its face requires no enquiry.</w:t>
-      </w:r>
-    </w:p>
-    <w:p>
-      <w:pPr>
-        <w:spacing w:after="140" w:line="276"/>
-        <w:jc w:val="both"/>
-      </w:pPr>
-      <w:r>
-        <w:rPr>
-          <w:rFonts w:ascii="Cambria" w:cs="Cambria" w:eastAsia="Cambria" w:hAnsi="Cambria"/>
-          <w:sz w:val="22"/>
-          <w:szCs w:val="22"/>
-        </w:rPr>
-        <w:t xml:space="preserve">The difficulty is that an employer may prefer the second label while intending the first, so as to avoid the procedural obligations. The test, associated with Justice Gajendragadkar, asks whether the employer acted in </w:t>
-      </w:r>
-      <w:r>
-        <w:rPr>
-          <w:rFonts w:ascii="Cambria" w:cs="Cambria" w:eastAsia="Cambria" w:hAnsi="Cambria"/>
-          <w:b/>
-          <w:bCs/>
-          <w:sz w:val="22"/>
-          <w:szCs w:val="22"/>
-        </w:rPr>
-        <w:t xml:space="preserve">good faith</w:t>
-      </w:r>
-      <w:r>
-        <w:rPr>
-          <w:rFonts w:ascii="Cambria" w:cs="Cambria" w:eastAsia="Cambria" w:hAnsi="Cambria"/>
-          <w:sz w:val="22"/>
-          <w:szCs w:val="22"/>
-        </w:rPr>
-        <w:t xml:space="preserve">, and whether the discharge was in substance a </w:t>
-      </w:r>
-      <w:r>
-        <w:rPr>
-          <w:rFonts w:ascii="Cambria" w:cs="Cambria" w:eastAsia="Cambria" w:hAnsi="Cambria"/>
-          <w:b/>
-          <w:bCs/>
-          <w:sz w:val="22"/>
-          <w:szCs w:val="22"/>
-        </w:rPr>
-        <w:t xml:space="preserve">punitive measure</w:t>
-      </w:r>
-      <w:r>
-        <w:rPr>
-          <w:rFonts w:ascii="Cambria" w:cs="Cambria" w:eastAsia="Cambria" w:hAnsi="Cambria"/>
-          <w:sz w:val="22"/>
-          <w:szCs w:val="22"/>
-        </w:rPr>
-        <w:t xml:space="preserve"> or was genuinely made on non-disciplinary grounds. The tribunal may look behind the form of the order to its substance; if the termination is punitive in substance, the safeguards applicable to dismissal apply however it is worded. This is the approach taken in </w:t>
-      </w:r>
-      <w:r>
-        <w:rPr>
-          <w:rFonts w:ascii="Cambria" w:cs="Cambria" w:eastAsia="Cambria" w:hAnsi="Cambria"/>
-          <w:i/>
-          <w:iCs/>
-          <w:sz w:val="22"/>
-          <w:szCs w:val="22"/>
-        </w:rPr>
-        <w:t xml:space="preserve">Gujarat Steel Tubes</w:t>
-      </w:r>
-      <w:r>
-        <w:rPr>
-          <w:rFonts w:ascii="Cambria" w:cs="Cambria" w:eastAsia="Cambria" w:hAnsi="Cambria"/>
-          <w:sz w:val="22"/>
-          <w:szCs w:val="22"/>
-        </w:rPr>
-        <w:t xml:space="preserve">.</w:t>
-      </w:r>
-    </w:p>
-    <w:p>
-      <w:pPr>
-        <w:spacing w:after="140" w:line="276"/>
-        <w:jc w:val="both"/>
-      </w:pPr>
-      <w:r>
-        <w:rPr>
-          <w:rFonts w:ascii="Cambria" w:cs="Cambria" w:eastAsia="Cambria" w:hAnsi="Cambria"/>
-          <w:b/>
-          <w:bCs/>
-          <w:sz w:val="22"/>
-          <w:szCs w:val="22"/>
-        </w:rPr>
-        <w:t xml:space="preserve">Unfair labour practices.</w:t>
-      </w:r>
-      <w:r>
-        <w:rPr>
-          <w:rFonts w:ascii="Cambria" w:cs="Cambria" w:eastAsia="Cambria" w:hAnsi="Cambria"/>
-          <w:sz w:val="22"/>
-          <w:szCs w:val="22"/>
-        </w:rPr>
-        <w:t xml:space="preserve"> Under the Industrial Disputes Act 1947 the </w:t>
-      </w:r>
-      <w:r>
-        <w:rPr>
-          <w:rFonts w:ascii="Cambria" w:cs="Cambria" w:eastAsia="Cambria" w:hAnsi="Cambria"/>
-          <w:b/>
-          <w:bCs/>
-          <w:sz w:val="22"/>
-          <w:szCs w:val="22"/>
-        </w:rPr>
-        <w:t xml:space="preserve">Fifth Schedule</w:t>
-      </w:r>
-      <w:r>
-        <w:rPr>
-          <w:rFonts w:ascii="Cambria" w:cs="Cambria" w:eastAsia="Cambria" w:hAnsi="Cambria"/>
-          <w:sz w:val="22"/>
-          <w:szCs w:val="22"/>
-        </w:rPr>
-        <w:t xml:space="preserve">, inserted in 1982, enumerated unfair labour practices on the part of employers and of workmen and their unions; </w:t>
-      </w:r>
-      <w:r>
-        <w:rPr>
-          <w:rFonts w:ascii="Cambria" w:cs="Cambria" w:eastAsia="Cambria" w:hAnsi="Cambria"/>
-          <w:b/>
-          <w:bCs/>
-          <w:sz w:val="22"/>
-          <w:szCs w:val="22"/>
-        </w:rPr>
-        <w:t xml:space="preserve">section 25T</w:t>
-      </w:r>
-      <w:r>
-        <w:rPr>
-          <w:rFonts w:ascii="Cambria" w:cs="Cambria" w:eastAsia="Cambria" w:hAnsi="Cambria"/>
-          <w:sz w:val="22"/>
-          <w:szCs w:val="22"/>
-        </w:rPr>
-        <w:t xml:space="preserve"> prohibited them and </w:t>
-      </w:r>
-      <w:r>
-        <w:rPr>
-          <w:rFonts w:ascii="Cambria" w:cs="Cambria" w:eastAsia="Cambria" w:hAnsi="Cambria"/>
-          <w:b/>
-          <w:bCs/>
-          <w:sz w:val="22"/>
-          <w:szCs w:val="22"/>
-        </w:rPr>
-        <w:t xml:space="preserve">section 25U</w:t>
-      </w:r>
-      <w:r>
-        <w:rPr>
-          <w:rFonts w:ascii="Cambria" w:cs="Cambria" w:eastAsia="Cambria" w:hAnsi="Cambria"/>
-          <w:sz w:val="22"/>
-          <w:szCs w:val="22"/>
-        </w:rPr>
-        <w:t xml:space="preserve"> made them punishable. Those listed against employers included interference with or coercion of workmen in the exercise of the right to organise, dominating or interfering with the formation of a union, establishing an employer-sponsored union, discharging a workman for union activity or for taking part in a lawful strike, victimisation, and recruiting workmen during a legal strike. Those against workmen and their unions included advising or actively supporting an illegal strike, coercing workmen in the exercise of the right to self-organisation, and </w:t>
-      </w:r>
-      <w:r>
-        <w:rPr>
-          <w:rFonts w:ascii="Cambria" w:cs="Cambria" w:eastAsia="Cambria" w:hAnsi="Cambria"/>
-          <w:i/>
-          <w:iCs/>
-          <w:sz w:val="22"/>
-          <w:szCs w:val="22"/>
-        </w:rPr>
-        <w:t xml:space="preserve">gherao</w:t>
-      </w:r>
-      <w:r>
-        <w:rPr>
-          <w:rFonts w:ascii="Cambria" w:cs="Cambria" w:eastAsia="Cambria" w:hAnsi="Cambria"/>
-          <w:sz w:val="22"/>
-          <w:szCs w:val="22"/>
-        </w:rPr>
-        <w:t xml:space="preserve"> of managerial personnel.</w:t>
-      </w:r>
-    </w:p>
-    <w:p>
-      <w:pPr>
-        <w:pStyle w:val="Heading2"/>
-        <w:keepNext/>
-        <w:spacing w:after="140" w:before="320"/>
-      </w:pPr>
-      <w:r>
-        <w:rPr>
-          <w:rFonts w:ascii="Cambria" w:cs="Cambria" w:eastAsia="Cambria" w:hAnsi="Cambria"/>
-          <w:b/>
-          <w:bCs/>
-          <w:color w:val="1A1A1A"/>
-          <w:sz w:val="25"/>
-          <w:szCs w:val="25"/>
-        </w:rPr>
-        <w:t xml:space="preserve">59. Standing Orders: The Leading Cases</w:t>
-      </w:r>
-    </w:p>
-    <w:p>
-      <w:pPr>
-        <w:keepNext/>
-        <w:pBdr>
-          <w:left w:val="single" w:color="808080" w:sz="12" w:space="8"/>
-        </w:pBdr>
-        <w:spacing w:after="80" w:before="200"/>
-        <w:ind w:left="172"/>
-      </w:pPr>
-      <w:r>
-        <w:rPr>
-          <w:rFonts w:ascii="Cambria" w:cs="Cambria" w:eastAsia="Cambria" w:hAnsi="Cambria"/>
-          <w:b/>
-          <w:bCs/>
-          <w:sz w:val="22"/>
-          <w:szCs w:val="22"/>
-        </w:rPr>
-        <w:t xml:space="preserve">Western India Match Company v. Workmen, AIR 1973 SC 2650; (1974) 3 SCC 330</w:t>
-      </w:r>
-    </w:p>
-    <w:p>
-      <w:pPr>
-        <w:spacing w:after="80" w:line="270"/>
-        <w:ind w:left="345"/>
-        <w:jc w:val="both"/>
-      </w:pPr>
-      <w:r>
-        <w:rPr>
-          <w:rFonts w:ascii="Cambria" w:cs="Cambria" w:eastAsia="Cambria" w:hAnsi="Cambria"/>
-          <w:b/>
-          <w:bCs/>
-          <w:i/>
-          <w:iCs/>
-          <w:sz w:val="21"/>
-          <w:szCs w:val="21"/>
-        </w:rPr>
-        <w:t xml:space="preserve">Court and date. </w:t>
-      </w:r>
-      <w:r>
-        <w:rPr>
-          <w:rFonts w:ascii="Cambria" w:cs="Cambria" w:eastAsia="Cambria" w:hAnsi="Cambria"/>
-          <w:sz w:val="21"/>
-          <w:szCs w:val="21"/>
-        </w:rPr>
-        <w:t xml:space="preserve">Supreme Court of India; K.K. Mathew, S.N. Dwivedi (author) and P. Jaganmohan Reddy JJ; 20 August 1973.</w:t>
-      </w:r>
-    </w:p>
-    <w:p>
-      <w:pPr>
-        <w:spacing w:after="80" w:line="270"/>
-        <w:ind w:left="345"/>
-        <w:jc w:val="both"/>
-      </w:pPr>
-      <w:r>
-        <w:rPr>
-          <w:rFonts w:ascii="Cambria" w:cs="Cambria" w:eastAsia="Cambria" w:hAnsi="Cambria"/>
-          <w:b/>
-          <w:bCs/>
-          <w:i/>
-          <w:iCs/>
-          <w:sz w:val="21"/>
-          <w:szCs w:val="21"/>
-        </w:rPr>
-        <w:t xml:space="preserve">Facts. </w:t>
-      </w:r>
-      <w:r>
-        <w:rPr>
-          <w:rFonts w:ascii="Cambria" w:cs="Cambria" w:eastAsia="Cambria" w:hAnsi="Cambria"/>
-          <w:sz w:val="21"/>
-          <w:szCs w:val="21"/>
-        </w:rPr>
-        <w:t xml:space="preserve">The company at Bareilly was governed by the Industrial Employment (Standing Orders) Act 1946. Its certified Standing Order for </w:t>
-      </w:r>
-      <w:r>
-        <w:rPr>
-          <w:rFonts w:ascii="Cambria" w:cs="Cambria" w:eastAsia="Cambria" w:hAnsi="Cambria"/>
-          <w:b/>
-          <w:bCs/>
-          <w:sz w:val="21"/>
-          <w:szCs w:val="21"/>
-        </w:rPr>
-        <w:t xml:space="preserve">watch and ward staff</w:t>
-      </w:r>
-      <w:r>
-        <w:rPr>
-          <w:rFonts w:ascii="Cambria" w:cs="Cambria" w:eastAsia="Cambria" w:hAnsi="Cambria"/>
-          <w:sz w:val="21"/>
-          <w:szCs w:val="21"/>
-        </w:rPr>
-        <w:t xml:space="preserve"> provided a probation period of </w:t>
-      </w:r>
-      <w:r>
-        <w:rPr>
-          <w:rFonts w:ascii="Cambria" w:cs="Cambria" w:eastAsia="Cambria" w:hAnsi="Cambria"/>
-          <w:b/>
-          <w:bCs/>
-          <w:sz w:val="21"/>
-          <w:szCs w:val="21"/>
-        </w:rPr>
-        <w:t xml:space="preserve">two months</w:t>
-      </w:r>
-      <w:r>
-        <w:rPr>
-          <w:rFonts w:ascii="Cambria" w:cs="Cambria" w:eastAsia="Cambria" w:hAnsi="Cambria"/>
-          <w:sz w:val="21"/>
-          <w:szCs w:val="21"/>
-        </w:rPr>
-        <w:t xml:space="preserve"> for a permanent post. It appointed Prem Singh a watchman on </w:t>
-      </w:r>
-      <w:r>
-        <w:rPr>
-          <w:rFonts w:ascii="Cambria" w:cs="Cambria" w:eastAsia="Cambria" w:hAnsi="Cambria"/>
-          <w:b/>
-          <w:bCs/>
-          <w:sz w:val="21"/>
-          <w:szCs w:val="21"/>
-        </w:rPr>
-        <w:t xml:space="preserve">1 September 1965</w:t>
-      </w:r>
-      <w:r>
-        <w:rPr>
-          <w:rFonts w:ascii="Cambria" w:cs="Cambria" w:eastAsia="Cambria" w:hAnsi="Cambria"/>
-          <w:sz w:val="21"/>
-          <w:szCs w:val="21"/>
-        </w:rPr>
-        <w:t xml:space="preserve"> by a letter which placed him on probation for </w:t>
-      </w:r>
-      <w:r>
-        <w:rPr>
-          <w:rFonts w:ascii="Cambria" w:cs="Cambria" w:eastAsia="Cambria" w:hAnsi="Cambria"/>
-          <w:b/>
-          <w:bCs/>
-          <w:sz w:val="21"/>
-          <w:szCs w:val="21"/>
-        </w:rPr>
-        <w:t xml:space="preserve">six months</w:t>
-      </w:r>
-      <w:r>
-        <w:rPr>
-          <w:rFonts w:ascii="Cambria" w:cs="Cambria" w:eastAsia="Cambria" w:hAnsi="Cambria"/>
-          <w:sz w:val="21"/>
-          <w:szCs w:val="21"/>
-        </w:rPr>
-        <w:t xml:space="preserve"> as a special agreement, later extended, and he was then discharged. The union contended that on the expiry of two months he had automatically become permanent. The Labour Court set aside the discharge and ordered reinstatement.</w:t>
-      </w:r>
-    </w:p>
-    <w:p>
-      <w:pPr>
-        <w:spacing w:after="80" w:line="270"/>
-        <w:ind w:left="345"/>
-        <w:jc w:val="both"/>
-      </w:pPr>
-      <w:r>
-        <w:rPr>
-          <w:rFonts w:ascii="Cambria" w:cs="Cambria" w:eastAsia="Cambria" w:hAnsi="Cambria"/>
-          <w:b/>
-          <w:bCs/>
-          <w:i/>
-          <w:iCs/>
-          <w:sz w:val="21"/>
-          <w:szCs w:val="21"/>
-        </w:rPr>
-        <w:t xml:space="preserve">Issue. </w:t>
-      </w:r>
-      <w:r>
-        <w:rPr>
-          <w:rFonts w:ascii="Cambria" w:cs="Cambria" w:eastAsia="Cambria" w:hAnsi="Cambria"/>
-          <w:sz w:val="21"/>
-          <w:szCs w:val="21"/>
-        </w:rPr>
-        <w:t xml:space="preserve">Whether certified standing orders or an individual appointment letter prevails where the two conflict.</w:t>
-      </w:r>
-    </w:p>
-    <w:p>
-      <w:pPr>
-        <w:spacing w:after="80" w:line="270"/>
-        <w:ind w:left="345"/>
-        <w:jc w:val="both"/>
-      </w:pPr>
-      <w:r>
-        <w:rPr>
-          <w:rFonts w:ascii="Cambria" w:cs="Cambria" w:eastAsia="Cambria" w:hAnsi="Cambria"/>
-          <w:b/>
-          <w:bCs/>
-          <w:i/>
-          <w:iCs/>
-          <w:sz w:val="21"/>
-          <w:szCs w:val="21"/>
-        </w:rPr>
-        <w:t xml:space="preserve">Held. </w:t>
-      </w:r>
-      <w:r>
-        <w:rPr>
-          <w:rFonts w:ascii="Cambria" w:cs="Cambria" w:eastAsia="Cambria" w:hAnsi="Cambria"/>
-          <w:sz w:val="21"/>
-          <w:szCs w:val="21"/>
-        </w:rPr>
-        <w:t xml:space="preserve">The </w:t>
-      </w:r>
-      <w:r>
-        <w:rPr>
-          <w:rFonts w:ascii="Cambria" w:cs="Cambria" w:eastAsia="Cambria" w:hAnsi="Cambria"/>
-          <w:b/>
-          <w:bCs/>
-          <w:sz w:val="21"/>
-          <w:szCs w:val="21"/>
-        </w:rPr>
-        <w:t xml:space="preserve">certified standing orders prevail</w:t>
-      </w:r>
-      <w:r>
-        <w:rPr>
-          <w:rFonts w:ascii="Cambria" w:cs="Cambria" w:eastAsia="Cambria" w:hAnsi="Cambria"/>
-          <w:sz w:val="21"/>
-          <w:szCs w:val="21"/>
-        </w:rPr>
-        <w:t xml:space="preserve">. A Standing Order has statutory force and binds both parties, so the inconsistent part of the special agreement, the additional four months, was ineffective and unenforceable. On completing two months Prem Singh became permanent, and reinstatement was upheld.</w:t>
-      </w:r>
-    </w:p>
-    <w:p>
-      <w:pPr>
-        <w:spacing w:after="80" w:line="270"/>
-        <w:ind w:left="345"/>
-        <w:jc w:val="both"/>
-      </w:pPr>
-      <w:r>
-        <w:rPr>
-          <w:rFonts w:ascii="Cambria" w:cs="Cambria" w:eastAsia="Cambria" w:hAnsi="Cambria"/>
-          <w:b/>
-          <w:bCs/>
-          <w:i/>
-          <w:iCs/>
-          <w:sz w:val="21"/>
-          <w:szCs w:val="21"/>
-        </w:rPr>
-        <w:t xml:space="preserve">Principle. </w:t>
-      </w:r>
-      <w:r>
-        <w:rPr>
-          <w:rFonts w:ascii="Cambria" w:cs="Cambria" w:eastAsia="Cambria" w:hAnsi="Cambria"/>
-          <w:sz w:val="21"/>
-          <w:szCs w:val="21"/>
-        </w:rPr>
-        <w:t xml:space="preserve">Certified standing orders have statutory force. They are not merely terms implied into an individual contract, and an individual bargain cannot derogate from them to the worker’s prejudice. Were it otherwise, the protective purpose of certification could be defeated by inserting a contrary clause in each appointment letter.</w:t>
-      </w:r>
-    </w:p>
-    <w:p>
-      <w:pPr>
-        <w:spacing w:after="80" w:line="270"/>
-        <w:ind w:left="345"/>
-        <w:jc w:val="both"/>
-      </w:pPr>
-      <w:r>
-        <w:rPr>
-          <w:rFonts w:ascii="Cambria" w:cs="Cambria" w:eastAsia="Cambria" w:hAnsi="Cambria"/>
-          <w:b/>
-          <w:bCs/>
-          <w:i/>
-          <w:iCs/>
-          <w:sz w:val="21"/>
-          <w:szCs w:val="21"/>
-        </w:rPr>
-        <w:t xml:space="preserve">Use. </w:t>
-      </w:r>
-      <w:r>
-        <w:rPr>
-          <w:rFonts w:ascii="Cambria" w:cs="Cambria" w:eastAsia="Cambria" w:hAnsi="Cambria"/>
-          <w:sz w:val="21"/>
-          <w:szCs w:val="21"/>
-        </w:rPr>
-        <w:t xml:space="preserve">Cite this whenever the question is whether an employer can contract out of a certified term.</w:t>
-      </w:r>
-    </w:p>
-    <w:p>
-      <w:pPr>
-        <w:spacing w:after="140" w:line="276"/>
-        <w:jc w:val="both"/>
-      </w:pPr>
-      <w:r>
-        <w:rPr>
-          <w:rFonts w:ascii="Cambria" w:cs="Cambria" w:eastAsia="Cambria" w:hAnsi="Cambria"/>
-          <w:i/>
-          <w:iCs/>
-          <w:sz w:val="22"/>
-          <w:szCs w:val="22"/>
-        </w:rPr>
-        <w:t xml:space="preserve">Uptron India Ltd. v. Shammi Bhan</w:t>
-      </w:r>
-      <w:r>
-        <w:rPr>
-          <w:rFonts w:ascii="Cambria" w:cs="Cambria" w:eastAsia="Cambria" w:hAnsi="Cambria"/>
-          <w:sz w:val="22"/>
-          <w:szCs w:val="22"/>
-        </w:rPr>
-        <w:t xml:space="preserve">, (1998) 6 SCC 538, is the leading authority on the limits of a certified standing order — natural justice is read into an automatic-termination clause and a hearing is mandatory. Its facts and holding are in Part V, section 22.</w:t>
-      </w:r>
-    </w:p>
-    <w:p>
-      <w:pPr>
-        <w:keepNext/>
-        <w:pBdr>
-          <w:left w:val="single" w:color="808080" w:sz="12" w:space="8"/>
-        </w:pBdr>
-        <w:spacing w:after="80" w:before="200"/>
-        <w:ind w:left="172"/>
-      </w:pPr>
-      <w:r>
-        <w:rPr>
-          <w:rFonts w:ascii="Cambria" w:cs="Cambria" w:eastAsia="Cambria" w:hAnsi="Cambria"/>
-          <w:b/>
-          <w:bCs/>
-          <w:sz w:val="22"/>
-          <w:szCs w:val="22"/>
-        </w:rPr>
-        <w:t xml:space="preserve">Management, Shahdara (Delhi) Saharanpur Light Railway Co. Ltd. v. S.S. Railway Workers’ Union, AIR 1969 SC 513</w:t>
-      </w:r>
-    </w:p>
-    <w:p>
-      <w:pPr>
-        <w:spacing w:after="80" w:line="270"/>
-        <w:ind w:left="345"/>
-        <w:jc w:val="both"/>
-      </w:pPr>
-      <w:r>
-        <w:rPr>
-          <w:rFonts w:ascii="Cambria" w:cs="Cambria" w:eastAsia="Cambria" w:hAnsi="Cambria"/>
-          <w:b/>
-          <w:bCs/>
-          <w:i/>
-          <w:iCs/>
-          <w:sz w:val="21"/>
-          <w:szCs w:val="21"/>
-        </w:rPr>
-        <w:t xml:space="preserve">Court and date. </w:t>
-      </w:r>
-      <w:r>
-        <w:rPr>
-          <w:rFonts w:ascii="Cambria" w:cs="Cambria" w:eastAsia="Cambria" w:hAnsi="Cambria"/>
-          <w:sz w:val="21"/>
-          <w:szCs w:val="21"/>
-        </w:rPr>
-        <w:t xml:space="preserve">Supreme Court of India; J.M. Shelat, V. Bhargava and C.A. Vaidialingam JJ; 18 September 1968.</w:t>
-      </w:r>
-    </w:p>
-    <w:p>
-      <w:pPr>
-        <w:spacing w:after="80" w:line="270"/>
-        <w:ind w:left="345"/>
-        <w:jc w:val="both"/>
-      </w:pPr>
-      <w:r>
-        <w:rPr>
-          <w:rFonts w:ascii="Cambria" w:cs="Cambria" w:eastAsia="Cambria" w:hAnsi="Cambria"/>
-          <w:b/>
-          <w:bCs/>
-          <w:i/>
-          <w:iCs/>
-          <w:sz w:val="21"/>
-          <w:szCs w:val="21"/>
-        </w:rPr>
-        <w:t xml:space="preserve">Facts. </w:t>
-      </w:r>
-      <w:r>
-        <w:rPr>
-          <w:rFonts w:ascii="Cambria" w:cs="Cambria" w:eastAsia="Cambria" w:hAnsi="Cambria"/>
-          <w:sz w:val="21"/>
-          <w:szCs w:val="21"/>
-        </w:rPr>
-        <w:t xml:space="preserve">Six months after the Company’s modified Standing Orders came into force, the Union applied under </w:t>
-      </w:r>
-      <w:r>
-        <w:rPr>
-          <w:rFonts w:ascii="Cambria" w:cs="Cambria" w:eastAsia="Cambria" w:hAnsi="Cambria"/>
-          <w:b/>
-          <w:bCs/>
-          <w:sz w:val="21"/>
-          <w:szCs w:val="21"/>
-        </w:rPr>
-        <w:t xml:space="preserve">section 10(2)</w:t>
-      </w:r>
-      <w:r>
-        <w:rPr>
-          <w:rFonts w:ascii="Cambria" w:cs="Cambria" w:eastAsia="Cambria" w:hAnsi="Cambria"/>
-          <w:sz w:val="21"/>
-          <w:szCs w:val="21"/>
-        </w:rPr>
-        <w:t xml:space="preserve"> of the Industrial Employment (Standing Orders) Act 1946 for further modification. The certifying officer and, on appeal, the Appellate Authority allowed some modifications. The Company appealed under Article 136, objecting to </w:t>
-      </w:r>
-      <w:r>
-        <w:rPr>
-          <w:rFonts w:ascii="Cambria" w:cs="Cambria" w:eastAsia="Cambria" w:hAnsi="Cambria"/>
-          <w:b/>
-          <w:bCs/>
-          <w:sz w:val="21"/>
-          <w:szCs w:val="21"/>
-        </w:rPr>
-        <w:t xml:space="preserve">four</w:t>
-      </w:r>
-      <w:r>
-        <w:rPr>
-          <w:rFonts w:ascii="Cambria" w:cs="Cambria" w:eastAsia="Cambria" w:hAnsi="Cambria"/>
-          <w:sz w:val="21"/>
-          <w:szCs w:val="21"/>
-        </w:rPr>
-        <w:t xml:space="preserve"> of them: that reasons be given and communicated to workmen even on a discharge simpliciter; that appeals against penalties be disposed of within sixty days; that on removal for physical unfitness or inefficiency the Company offer alternative employment on reasonable emoluments; and that a </w:t>
-      </w:r>
-      <w:r>
-        <w:rPr>
-          <w:rFonts w:ascii="Cambria" w:cs="Cambria" w:eastAsia="Cambria" w:hAnsi="Cambria"/>
-          <w:b/>
-          <w:bCs/>
-          <w:sz w:val="21"/>
-          <w:szCs w:val="21"/>
-        </w:rPr>
-        <w:t xml:space="preserve">second show-cause notice</w:t>
-      </w:r>
-      <w:r>
-        <w:rPr>
-          <w:rFonts w:ascii="Cambria" w:cs="Cambria" w:eastAsia="Cambria" w:hAnsi="Cambria"/>
-          <w:sz w:val="21"/>
-          <w:szCs w:val="21"/>
-        </w:rPr>
-        <w:t xml:space="preserve"> be served at the punishment stage.</w:t>
-      </w:r>
-    </w:p>
-    <w:p>
-      <w:pPr>
-        <w:spacing w:after="80" w:line="270"/>
-        <w:ind w:left="345"/>
-        <w:jc w:val="both"/>
-      </w:pPr>
-      <w:r>
-        <w:rPr>
-          <w:rFonts w:ascii="Cambria" w:cs="Cambria" w:eastAsia="Cambria" w:hAnsi="Cambria"/>
-          <w:b/>
-          <w:bCs/>
-          <w:i/>
-          <w:iCs/>
-          <w:sz w:val="21"/>
-          <w:szCs w:val="21"/>
-        </w:rPr>
-        <w:t xml:space="preserve">Issues. </w:t>
-      </w:r>
-      <w:r>
-        <w:rPr>
-          <w:rFonts w:ascii="Cambria" w:cs="Cambria" w:eastAsia="Cambria" w:hAnsi="Cambria"/>
-          <w:sz w:val="21"/>
-          <w:szCs w:val="21"/>
-        </w:rPr>
-        <w:t xml:space="preserve">Whether a change of circumstances is a precondition to an application for modification, and whether the four modifications were reasonable.</w:t>
-      </w:r>
-    </w:p>
-    <w:p>
-      <w:pPr>
-        <w:spacing w:after="80" w:line="270"/>
-        <w:ind w:left="345"/>
-        <w:jc w:val="both"/>
-      </w:pPr>
-      <w:r>
-        <w:rPr>
-          <w:rFonts w:ascii="Cambria" w:cs="Cambria" w:eastAsia="Cambria" w:hAnsi="Cambria"/>
-          <w:b/>
-          <w:bCs/>
-          <w:i/>
-          <w:iCs/>
-          <w:sz w:val="21"/>
-          <w:szCs w:val="21"/>
-        </w:rPr>
-        <w:t xml:space="preserve">Held. </w:t>
-      </w:r>
-      <w:r>
-        <w:rPr>
-          <w:rFonts w:ascii="Cambria" w:cs="Cambria" w:eastAsia="Cambria" w:hAnsi="Cambria"/>
-          <w:sz w:val="21"/>
-          <w:szCs w:val="21"/>
-        </w:rPr>
-        <w:t xml:space="preserve">A </w:t>
-      </w:r>
-      <w:r>
-        <w:rPr>
-          <w:rFonts w:ascii="Cambria" w:cs="Cambria" w:eastAsia="Cambria" w:hAnsi="Cambria"/>
-          <w:b/>
-          <w:bCs/>
-          <w:sz w:val="21"/>
-          <w:szCs w:val="21"/>
-        </w:rPr>
-        <w:t xml:space="preserve">change of circumstances is not a condition precedent</w:t>
-      </w:r>
-      <w:r>
-        <w:rPr>
-          <w:rFonts w:ascii="Cambria" w:cs="Cambria" w:eastAsia="Cambria" w:hAnsi="Cambria"/>
-          <w:sz w:val="21"/>
-          <w:szCs w:val="21"/>
-        </w:rPr>
-        <w:t xml:space="preserve"> to a section 10(2) application; the only limits are reasonableness and fairness and the six-month interval. The appeal was </w:t>
-      </w:r>
-      <w:r>
-        <w:rPr>
-          <w:rFonts w:ascii="Cambria" w:cs="Cambria" w:eastAsia="Cambria" w:hAnsi="Cambria"/>
-          <w:b/>
-          <w:bCs/>
-          <w:sz w:val="21"/>
-          <w:szCs w:val="21"/>
-        </w:rPr>
-        <w:t xml:space="preserve">partly allowed</w:t>
-      </w:r>
-      <w:r>
-        <w:rPr>
-          <w:rFonts w:ascii="Cambria" w:cs="Cambria" w:eastAsia="Cambria" w:hAnsi="Cambria"/>
-          <w:sz w:val="21"/>
-          <w:szCs w:val="21"/>
-        </w:rPr>
-        <w:t xml:space="preserve">: the requirement of a </w:t>
-      </w:r>
-      <w:r>
-        <w:rPr>
-          <w:rFonts w:ascii="Cambria" w:cs="Cambria" w:eastAsia="Cambria" w:hAnsi="Cambria"/>
-          <w:b/>
-          <w:bCs/>
-          <w:sz w:val="21"/>
-          <w:szCs w:val="21"/>
-        </w:rPr>
-        <w:t xml:space="preserve">second show-cause notice was set aside</w:t>
-      </w:r>
-      <w:r>
-        <w:rPr>
-          <w:rFonts w:ascii="Cambria" w:cs="Cambria" w:eastAsia="Cambria" w:hAnsi="Cambria"/>
-          <w:sz w:val="21"/>
-          <w:szCs w:val="21"/>
-        </w:rPr>
-        <w:t xml:space="preserve"> as neither reasonable nor fair, since it would equate departmental enquiries with trials and unduly prolong them, while the other three modifications were upheld.</w:t>
-      </w:r>
-    </w:p>
-    <w:p>
-      <w:pPr>
-        <w:spacing w:after="80" w:line="270"/>
-        <w:ind w:left="345"/>
-        <w:jc w:val="both"/>
-      </w:pPr>
-      <w:r>
-        <w:rPr>
-          <w:rFonts w:ascii="Cambria" w:cs="Cambria" w:eastAsia="Cambria" w:hAnsi="Cambria"/>
-          <w:b/>
-          <w:bCs/>
-          <w:i/>
-          <w:iCs/>
-          <w:sz w:val="21"/>
-          <w:szCs w:val="21"/>
-        </w:rPr>
-        <w:t xml:space="preserve">Significance. </w:t>
-      </w:r>
-      <w:r>
-        <w:rPr>
-          <w:rFonts w:ascii="Cambria" w:cs="Cambria" w:eastAsia="Cambria" w:hAnsi="Cambria"/>
-          <w:sz w:val="21"/>
-          <w:szCs w:val="21"/>
-        </w:rPr>
-        <w:t xml:space="preserve">A modification is itself subject to the fairness and reasonableness standard introduced in 1956, so an employer cannot achieve by modification what it could not have achieved at certification.</w:t>
-      </w:r>
-    </w:p>
-    <w:p>
-      <w:pPr>
-        <w:keepNext/>
-        <w:pBdr>
-          <w:left w:val="single" w:color="808080" w:sz="12" w:space="8"/>
-        </w:pBdr>
-        <w:spacing w:after="80" w:before="200"/>
-        <w:ind w:left="172"/>
-      </w:pPr>
-      <w:r>
-        <w:rPr>
-          <w:rFonts w:ascii="Cambria" w:cs="Cambria" w:eastAsia="Cambria" w:hAnsi="Cambria"/>
-          <w:b/>
-          <w:bCs/>
-          <w:sz w:val="22"/>
-          <w:szCs w:val="22"/>
-        </w:rPr>
-        <w:t xml:space="preserve">Balakrishna Pillai v. Anant Engineering Works Pvt. Ltd., (1975) II LLJ 391</w:t>
-      </w:r>
-    </w:p>
-    <w:p>
-      <w:pPr>
-        <w:spacing w:after="80" w:line="270"/>
-        <w:ind w:left="345"/>
-        <w:jc w:val="both"/>
-      </w:pPr>
-      <w:r>
-        <w:rPr>
-          <w:rFonts w:ascii="Cambria" w:cs="Cambria" w:eastAsia="Cambria" w:hAnsi="Cambria"/>
-          <w:b/>
-          <w:bCs/>
-          <w:i/>
-          <w:iCs/>
-          <w:sz w:val="21"/>
-          <w:szCs w:val="21"/>
-        </w:rPr>
-        <w:t xml:space="preserve">Court. </w:t>
-      </w:r>
-      <w:r>
-        <w:rPr>
-          <w:rFonts w:ascii="Cambria" w:cs="Cambria" w:eastAsia="Cambria" w:hAnsi="Cambria"/>
-          <w:sz w:val="21"/>
-          <w:szCs w:val="21"/>
-        </w:rPr>
-        <w:t xml:space="preserve">Bombay High Court, Division Bench (Sawant J). Note that this is a </w:t>
-      </w:r>
-      <w:r>
-        <w:rPr>
-          <w:rFonts w:ascii="Cambria" w:cs="Cambria" w:eastAsia="Cambria" w:hAnsi="Cambria"/>
-          <w:b/>
-          <w:bCs/>
-          <w:sz w:val="21"/>
-          <w:szCs w:val="21"/>
-        </w:rPr>
-        <w:t xml:space="preserve">High Court</w:t>
-      </w:r>
-      <w:r>
-        <w:rPr>
-          <w:rFonts w:ascii="Cambria" w:cs="Cambria" w:eastAsia="Cambria" w:hAnsi="Cambria"/>
-          <w:sz w:val="21"/>
-          <w:szCs w:val="21"/>
-        </w:rPr>
-        <w:t xml:space="preserve"> decision, not a Supreme Court one.</w:t>
-      </w:r>
-    </w:p>
-    <w:p>
-      <w:pPr>
-        <w:spacing w:after="80" w:line="270"/>
-        <w:ind w:left="345"/>
-        <w:jc w:val="both"/>
-      </w:pPr>
-      <w:r>
-        <w:rPr>
-          <w:rFonts w:ascii="Cambria" w:cs="Cambria" w:eastAsia="Cambria" w:hAnsi="Cambria"/>
-          <w:b/>
-          <w:bCs/>
-          <w:i/>
-          <w:iCs/>
-          <w:sz w:val="21"/>
-          <w:szCs w:val="21"/>
-        </w:rPr>
-        <w:t xml:space="preserve">Facts. </w:t>
-      </w:r>
-      <w:r>
-        <w:rPr>
-          <w:rFonts w:ascii="Cambria" w:cs="Cambria" w:eastAsia="Cambria" w:hAnsi="Cambria"/>
-          <w:sz w:val="21"/>
-          <w:szCs w:val="21"/>
-        </w:rPr>
-        <w:t xml:space="preserve">Thirty-four workmen were </w:t>
-      </w:r>
-      <w:r>
-        <w:rPr>
-          <w:rFonts w:ascii="Cambria" w:cs="Cambria" w:eastAsia="Cambria" w:hAnsi="Cambria"/>
-          <w:b/>
-          <w:bCs/>
-          <w:sz w:val="21"/>
-          <w:szCs w:val="21"/>
-        </w:rPr>
-        <w:t xml:space="preserve">laid off for ten days on fifty per cent wages</w:t>
-      </w:r>
-      <w:r>
-        <w:rPr>
-          <w:rFonts w:ascii="Cambria" w:cs="Cambria" w:eastAsia="Cambria" w:hAnsi="Cambria"/>
-          <w:sz w:val="21"/>
-          <w:szCs w:val="21"/>
-        </w:rPr>
-        <w:t xml:space="preserve">. They claimed full wages, contending that the Standing Orders permitting lay-off did not apply because the establishment then employed </w:t>
-      </w:r>
-      <w:r>
-        <w:rPr>
-          <w:rFonts w:ascii="Cambria" w:cs="Cambria" w:eastAsia="Cambria" w:hAnsi="Cambria"/>
-          <w:b/>
-          <w:bCs/>
-          <w:sz w:val="21"/>
-          <w:szCs w:val="21"/>
-        </w:rPr>
-        <w:t xml:space="preserve">fewer than one hundred workmen</w:t>
-      </w:r>
-      <w:r>
-        <w:rPr>
-          <w:rFonts w:ascii="Cambria" w:cs="Cambria" w:eastAsia="Cambria" w:hAnsi="Cambria"/>
-          <w:sz w:val="21"/>
-          <w:szCs w:val="21"/>
-        </w:rPr>
-        <w:t xml:space="preserve">, the statutory threshold at the time.</w:t>
-      </w:r>
-    </w:p>
-    <w:p>
-      <w:pPr>
-        <w:spacing w:after="80" w:line="270"/>
-        <w:ind w:left="345"/>
-        <w:jc w:val="both"/>
-      </w:pPr>
-      <w:r>
-        <w:rPr>
-          <w:rFonts w:ascii="Cambria" w:cs="Cambria" w:eastAsia="Cambria" w:hAnsi="Cambria"/>
-          <w:b/>
-          <w:bCs/>
-          <w:i/>
-          <w:iCs/>
-          <w:sz w:val="21"/>
-          <w:szCs w:val="21"/>
-        </w:rPr>
-        <w:t xml:space="preserve">Issue. </w:t>
-      </w:r>
-      <w:r>
-        <w:rPr>
-          <w:rFonts w:ascii="Cambria" w:cs="Cambria" w:eastAsia="Cambria" w:hAnsi="Cambria"/>
-          <w:sz w:val="21"/>
-          <w:szCs w:val="21"/>
-        </w:rPr>
-        <w:t xml:space="preserve">Whether the Industrial Employment (Standing Orders) Act 1946 ceases to apply once the workforce falls below the threshold.</w:t>
-      </w:r>
-    </w:p>
-    <w:p>
-      <w:pPr>
-        <w:spacing w:after="80" w:line="270"/>
-        <w:ind w:left="345"/>
-        <w:jc w:val="both"/>
-      </w:pPr>
-      <w:r>
-        <w:rPr>
-          <w:rFonts w:ascii="Cambria" w:cs="Cambria" w:eastAsia="Cambria" w:hAnsi="Cambria"/>
-          <w:b/>
-          <w:bCs/>
-          <w:i/>
-          <w:iCs/>
-          <w:sz w:val="21"/>
-          <w:szCs w:val="21"/>
-        </w:rPr>
-        <w:t xml:space="preserve">Held. </w:t>
-      </w:r>
-      <w:r>
-        <w:rPr>
-          <w:rFonts w:ascii="Cambria" w:cs="Cambria" w:eastAsia="Cambria" w:hAnsi="Cambria"/>
-          <w:sz w:val="21"/>
-          <w:szCs w:val="21"/>
-        </w:rPr>
-        <w:t xml:space="preserve">Nothing in the Act provides for cessation merely because the number later falls below the threshold. Being </w:t>
-      </w:r>
-      <w:r>
-        <w:rPr>
-          <w:rFonts w:ascii="Cambria" w:cs="Cambria" w:eastAsia="Cambria" w:hAnsi="Cambria"/>
-          <w:b/>
-          <w:bCs/>
-          <w:sz w:val="21"/>
-          <w:szCs w:val="21"/>
-        </w:rPr>
-        <w:t xml:space="preserve">beneficial legislation</w:t>
-      </w:r>
-      <w:r>
-        <w:rPr>
-          <w:rFonts w:ascii="Cambria" w:cs="Cambria" w:eastAsia="Cambria" w:hAnsi="Cambria"/>
-          <w:sz w:val="21"/>
-          <w:szCs w:val="21"/>
-        </w:rPr>
-        <w:t xml:space="preserve">, once the Act applies it continues to apply, and the Standing Orders including the lay-off provisions remain in force.</w:t>
-      </w:r>
-    </w:p>
-    <w:p>
-      <w:pPr>
-        <w:spacing w:after="80" w:line="270"/>
-        <w:ind w:left="345"/>
-        <w:jc w:val="both"/>
-      </w:pPr>
-      <w:r>
-        <w:rPr>
-          <w:rFonts w:ascii="Cambria" w:cs="Cambria" w:eastAsia="Cambria" w:hAnsi="Cambria"/>
-          <w:b/>
-          <w:bCs/>
-          <w:i/>
-          <w:iCs/>
-          <w:sz w:val="21"/>
-          <w:szCs w:val="21"/>
-        </w:rPr>
-        <w:t xml:space="preserve">Significance. </w:t>
-      </w:r>
-      <w:r>
-        <w:rPr>
-          <w:rFonts w:ascii="Cambria" w:cs="Cambria" w:eastAsia="Cambria" w:hAnsi="Cambria"/>
-          <w:sz w:val="21"/>
-          <w:szCs w:val="21"/>
-        </w:rPr>
-        <w:t xml:space="preserve">The purpose is stability. If coverage fluctuated with the monthly headcount, certified standing orders would lapse and revive unpredictably, and an employer could escape the Act by managing numbers. The analogous provision is section 1(6) of the Employees’ State Insurance Act 1948.</w:t>
-      </w:r>
-    </w:p>
-    <w:p>
-      <w:pPr>
-        <w:spacing w:after="140" w:line="276"/>
-        <w:jc w:val="both"/>
-      </w:pPr>
-      <w:r>
-        <w:rPr>
-          <w:rFonts w:ascii="Cambria" w:cs="Cambria" w:eastAsia="Cambria" w:hAnsi="Cambria"/>
-          <w:b/>
-          <w:bCs/>
-          <w:sz w:val="22"/>
-          <w:szCs w:val="22"/>
-        </w:rPr>
-        <w:t xml:space="preserve">Do standing orders apply to contract labour?</w:t>
-      </w:r>
-      <w:r>
-        <w:rPr>
-          <w:rFonts w:ascii="Cambria" w:cs="Cambria" w:eastAsia="Cambria" w:hAnsi="Cambria"/>
-          <w:sz w:val="22"/>
-          <w:szCs w:val="22"/>
-        </w:rPr>
-        <w:t xml:space="preserve"> Certified standing orders govern the </w:t>
-      </w:r>
-      <w:r>
-        <w:rPr>
-          <w:rFonts w:ascii="Cambria" w:cs="Cambria" w:eastAsia="Cambria" w:hAnsi="Cambria"/>
-          <w:b/>
-          <w:bCs/>
-          <w:sz w:val="22"/>
-          <w:szCs w:val="22"/>
-        </w:rPr>
-        <w:t xml:space="preserve">directly employed workmen</w:t>
-      </w:r>
-      <w:r>
-        <w:rPr>
-          <w:rFonts w:ascii="Cambria" w:cs="Cambria" w:eastAsia="Cambria" w:hAnsi="Cambria"/>
-          <w:sz w:val="22"/>
-          <w:szCs w:val="22"/>
-        </w:rPr>
-        <w:t xml:space="preserve"> of the establishment which obtained certification. Contract labour is employed by the contractor, and its service conditions are governed by the contractor and the contract labour legislation, so the principal employer’s standing orders do not apply of their own force. That is subject to an important qualification: where the contract is a </w:t>
-      </w:r>
-      <w:r>
-        <w:rPr>
-          <w:rFonts w:ascii="Cambria" w:cs="Cambria" w:eastAsia="Cambria" w:hAnsi="Cambria"/>
-          <w:b/>
-          <w:bCs/>
-          <w:sz w:val="22"/>
-          <w:szCs w:val="22"/>
-        </w:rPr>
-        <w:t xml:space="preserve">sham or camouflage</w:t>
-      </w:r>
-      <w:r>
-        <w:rPr>
-          <w:rFonts w:ascii="Cambria" w:cs="Cambria" w:eastAsia="Cambria" w:hAnsi="Cambria"/>
-          <w:sz w:val="22"/>
-          <w:szCs w:val="22"/>
-        </w:rPr>
-        <w:t xml:space="preserve">, or where on the economic reality test the principal employer is in truth the employer, the workers are treated as the principal employer’s own and the establishment’s standing orders apply. The authority is </w:t>
-      </w:r>
-      <w:r>
-        <w:rPr>
-          <w:rFonts w:ascii="Cambria" w:cs="Cambria" w:eastAsia="Cambria" w:hAnsi="Cambria"/>
-          <w:i/>
-          <w:iCs/>
-          <w:sz w:val="22"/>
-          <w:szCs w:val="22"/>
-        </w:rPr>
-        <w:t xml:space="preserve">Hussainbhai v. Alath Factory Thozhilali Union</w:t>
-      </w:r>
-      <w:r>
-        <w:rPr>
-          <w:rFonts w:ascii="Cambria" w:cs="Cambria" w:eastAsia="Cambria" w:hAnsi="Cambria"/>
-          <w:sz w:val="22"/>
-          <w:szCs w:val="22"/>
-        </w:rPr>
-        <w:t xml:space="preserve">, AIR 1978 SC 1410; (1978) 4 SCC 257 (Krishna Iyer, Desai and Chinnappa Reddy JJ, 28 July 1978), holding that a person for whose business workers produce goods or services, and who has economic control over their subsistence, skill and continued employment and can bring their work to an end, is in law the employer notwithstanding an intermediate contractor. The answer is therefore a qualified, fact-dependent rule.</w:t>
-      </w:r>
-    </w:p>
-    <w:p>
-      <w:pPr>
-        <w:pStyle w:val="Heading2"/>
-        <w:keepNext/>
-        <w:spacing w:after="140" w:before="320"/>
-      </w:pPr>
-      <w:r>
-        <w:rPr>
-          <w:rFonts w:ascii="Cambria" w:cs="Cambria" w:eastAsia="Cambria" w:hAnsi="Cambria"/>
-          <w:b/>
-          <w:bCs/>
-          <w:color w:val="1A1A1A"/>
-          <w:sz w:val="25"/>
-          <w:szCs w:val="25"/>
-        </w:rPr>
-        <w:t xml:space="preserve">60. Standing Orders Under the Industrial Relations Code 2020</w:t>
-      </w:r>
-    </w:p>
-    <w:p>
-      <w:pPr>
-        <w:spacing w:after="140" w:line="276"/>
-        <w:jc w:val="both"/>
-      </w:pPr>
-      <w:r>
-        <w:rPr>
-          <w:rFonts w:ascii="Cambria" w:cs="Cambria" w:eastAsia="Cambria" w:hAnsi="Cambria"/>
-          <w:sz w:val="22"/>
-          <w:szCs w:val="22"/>
-        </w:rPr>
-        <w:t xml:space="preserve">The 1946 Act was repealed with effect from 21 November 2025. Standing orders are now in </w:t>
-      </w:r>
-      <w:r>
-        <w:rPr>
-          <w:rFonts w:ascii="Cambria" w:cs="Cambria" w:eastAsia="Cambria" w:hAnsi="Cambria"/>
-          <w:b/>
-          <w:bCs/>
-          <w:sz w:val="22"/>
-          <w:szCs w:val="22"/>
-        </w:rPr>
-        <w:t xml:space="preserve">Chapter IV of the Industrial Relations Code 2020, sections 28 to 39</w:t>
-      </w:r>
-      <w:r>
-        <w:rPr>
-          <w:rFonts w:ascii="Cambria" w:cs="Cambria" w:eastAsia="Cambria" w:hAnsi="Cambria"/>
-          <w:sz w:val="22"/>
-          <w:szCs w:val="22"/>
-        </w:rPr>
-        <w:t xml:space="preserve">, with the matters to be covered in the First Schedule.</w:t>
-      </w:r>
-    </w:p>
-    <w:p>
-      <w:pPr>
-        <w:spacing w:after="140" w:line="276"/>
-        <w:jc w:val="both"/>
-      </w:pPr>
-      <w:r>
-        <w:rPr>
-          <w:rFonts w:ascii="Cambria" w:cs="Cambria" w:eastAsia="Cambria" w:hAnsi="Cambria"/>
-          <w:sz w:val="22"/>
-          <w:szCs w:val="22"/>
-        </w:rPr>
-        <w:t xml:space="preserve">The architecture is preserved: the employer prepares drafts in conformity with the model standing orders made by the Central Government, consultation with the trade union or workers is required, certification follows, and the certified orders bind the establishment. Three changes matter: the </w:t>
-      </w:r>
-      <w:r>
-        <w:rPr>
-          <w:rFonts w:ascii="Cambria" w:cs="Cambria" w:eastAsia="Cambria" w:hAnsi="Cambria"/>
-          <w:b/>
-          <w:bCs/>
-          <w:sz w:val="22"/>
-          <w:szCs w:val="22"/>
-        </w:rPr>
-        <w:t xml:space="preserve">employment threshold</w:t>
-      </w:r>
-      <w:r>
-        <w:rPr>
-          <w:rFonts w:ascii="Cambria" w:cs="Cambria" w:eastAsia="Cambria" w:hAnsi="Cambria"/>
-          <w:sz w:val="22"/>
-          <w:szCs w:val="22"/>
-        </w:rPr>
-        <w:t xml:space="preserve"> for compulsory standing orders has been raised above one hundred; where an employer adopts the </w:t>
-      </w:r>
-      <w:r>
-        <w:rPr>
-          <w:rFonts w:ascii="Cambria" w:cs="Cambria" w:eastAsia="Cambria" w:hAnsi="Cambria"/>
-          <w:b/>
-          <w:bCs/>
-          <w:sz w:val="22"/>
-          <w:szCs w:val="22"/>
-        </w:rPr>
-        <w:t xml:space="preserve">model standing orders</w:t>
-      </w:r>
-      <w:r>
-        <w:rPr>
-          <w:rFonts w:ascii="Cambria" w:cs="Cambria" w:eastAsia="Cambria" w:hAnsi="Cambria"/>
-          <w:sz w:val="22"/>
-          <w:szCs w:val="22"/>
-        </w:rPr>
-        <w:t xml:space="preserve"> without modification they are </w:t>
-      </w:r>
-      <w:r>
-        <w:rPr>
-          <w:rFonts w:ascii="Cambria" w:cs="Cambria" w:eastAsia="Cambria" w:hAnsi="Cambria"/>
-          <w:b/>
-          <w:bCs/>
-          <w:sz w:val="22"/>
-          <w:szCs w:val="22"/>
-        </w:rPr>
-        <w:t xml:space="preserve">deemed certified</w:t>
-      </w:r>
-      <w:r>
-        <w:rPr>
-          <w:rFonts w:ascii="Cambria" w:cs="Cambria" w:eastAsia="Cambria" w:hAnsi="Cambria"/>
-          <w:sz w:val="22"/>
-          <w:szCs w:val="22"/>
-        </w:rPr>
-        <w:t xml:space="preserve">; and </w:t>
-      </w:r>
-      <w:r>
-        <w:rPr>
-          <w:rFonts w:ascii="Cambria" w:cs="Cambria" w:eastAsia="Cambria" w:hAnsi="Cambria"/>
-          <w:b/>
-          <w:bCs/>
-          <w:sz w:val="22"/>
-          <w:szCs w:val="22"/>
-        </w:rPr>
-        <w:t xml:space="preserve">fixed term employment</w:t>
-      </w:r>
-      <w:r>
-        <w:rPr>
-          <w:rFonts w:ascii="Cambria" w:cs="Cambria" w:eastAsia="Cambria" w:hAnsi="Cambria"/>
-          <w:sz w:val="22"/>
-          <w:szCs w:val="22"/>
-        </w:rPr>
-        <w:t xml:space="preserve"> is expressly recognised, with parity in hours, wages, allowances and other benefits with permanent workers doing the same work, and proportionate statutory benefits including gratuity after one year.</w:t>
-      </w:r>
-    </w:p>
-    <w:p>
-      <w:pPr>
-        <w:pStyle w:val="Heading1"/>
-        <w:keepNext/>
-        <w:pageBreakBefore/>
-        <w:spacing w:after="200" w:before="0"/>
-      </w:pPr>
-      <w:r>
-        <w:rPr>
-          <w:rFonts w:ascii="Cambria" w:cs="Cambria" w:eastAsia="Cambria" w:hAnsi="Cambria"/>
-          <w:b/>
-          <w:bCs/>
-          <w:color w:val="1A1A1A"/>
-          <w:sz w:val="30"/>
-          <w:szCs w:val="30"/>
-        </w:rPr>
-        <w:t xml:space="preserve">Part XII — Reform: The National Commissions and the Labour Codes</w:t>
-      </w:r>
-    </w:p>
-    <w:p>
-      <w:pPr>
-        <w:pStyle w:val="Heading2"/>
-        <w:keepNext/>
-        <w:spacing w:after="140" w:before="320"/>
-      </w:pPr>
-      <w:r>
-        <w:rPr>
-          <w:rFonts w:ascii="Cambria" w:cs="Cambria" w:eastAsia="Cambria" w:hAnsi="Cambria"/>
-          <w:b/>
-          <w:bCs/>
-          <w:color w:val="1A1A1A"/>
-          <w:sz w:val="25"/>
-          <w:szCs w:val="25"/>
-        </w:rPr>
-        <w:t xml:space="preserve">61. The First National Commission on Labour, 1966–1969</w:t>
-      </w:r>
-    </w:p>
-    <w:p>
-      <w:pPr>
-        <w:spacing w:after="140" w:line="276"/>
-        <w:jc w:val="both"/>
-      </w:pPr>
-      <w:r>
-        <w:rPr>
-          <w:rFonts w:ascii="Cambria" w:cs="Cambria" w:eastAsia="Cambria" w:hAnsi="Cambria"/>
-          <w:sz w:val="22"/>
-          <w:szCs w:val="22"/>
-        </w:rPr>
-        <w:t xml:space="preserve">Constituted on </w:t>
-      </w:r>
-      <w:r>
-        <w:rPr>
-          <w:rFonts w:ascii="Cambria" w:cs="Cambria" w:eastAsia="Cambria" w:hAnsi="Cambria"/>
-          <w:b/>
-          <w:bCs/>
-          <w:sz w:val="22"/>
-          <w:szCs w:val="22"/>
-        </w:rPr>
-        <w:t xml:space="preserve">24 December 1966 under Justice P.B. Gajendragadkar</w:t>
-      </w:r>
-      <w:r>
-        <w:rPr>
-          <w:rFonts w:ascii="Cambria" w:cs="Cambria" w:eastAsia="Cambria" w:hAnsi="Cambria"/>
-          <w:sz w:val="22"/>
-          <w:szCs w:val="22"/>
-        </w:rPr>
-        <w:t xml:space="preserve">, reporting in </w:t>
-      </w:r>
-      <w:r>
-        <w:rPr>
-          <w:rFonts w:ascii="Cambria" w:cs="Cambria" w:eastAsia="Cambria" w:hAnsi="Cambria"/>
-          <w:b/>
-          <w:bCs/>
-          <w:sz w:val="22"/>
-          <w:szCs w:val="22"/>
-        </w:rPr>
-        <w:t xml:space="preserve">August 1969</w:t>
-      </w:r>
-      <w:r>
-        <w:rPr>
-          <w:rFonts w:ascii="Cambria" w:cs="Cambria" w:eastAsia="Cambria" w:hAnsi="Cambria"/>
-          <w:sz w:val="22"/>
-          <w:szCs w:val="22"/>
-        </w:rPr>
-        <w:t xml:space="preserve">, in a period of serious industrial unrest. The protests were demands for three things: </w:t>
-      </w:r>
-      <w:r>
-        <w:rPr>
-          <w:rFonts w:ascii="Cambria" w:cs="Cambria" w:eastAsia="Cambria" w:hAnsi="Cambria"/>
-          <w:b/>
-          <w:bCs/>
-          <w:sz w:val="22"/>
-          <w:szCs w:val="22"/>
-        </w:rPr>
-        <w:t xml:space="preserve">recognition</w:t>
-      </w:r>
-      <w:r>
-        <w:rPr>
-          <w:rFonts w:ascii="Cambria" w:cs="Cambria" w:eastAsia="Cambria" w:hAnsi="Cambria"/>
-          <w:sz w:val="22"/>
-          <w:szCs w:val="22"/>
-        </w:rPr>
-        <w:t xml:space="preserve"> of workers’ collective organisations as legitimate bargaining partners; </w:t>
-      </w:r>
-      <w:r>
-        <w:rPr>
-          <w:rFonts w:ascii="Cambria" w:cs="Cambria" w:eastAsia="Cambria" w:hAnsi="Cambria"/>
-          <w:b/>
-          <w:bCs/>
-          <w:sz w:val="22"/>
-          <w:szCs w:val="22"/>
-        </w:rPr>
-        <w:t xml:space="preserve">dignity</w:t>
-      </w:r>
-      <w:r>
-        <w:rPr>
-          <w:rFonts w:ascii="Cambria" w:cs="Cambria" w:eastAsia="Cambria" w:hAnsi="Cambria"/>
-          <w:sz w:val="22"/>
-          <w:szCs w:val="22"/>
-        </w:rPr>
-        <w:t xml:space="preserve"> in the treatment of workers; and </w:t>
-      </w:r>
-      <w:r>
-        <w:rPr>
-          <w:rFonts w:ascii="Cambria" w:cs="Cambria" w:eastAsia="Cambria" w:hAnsi="Cambria"/>
-          <w:b/>
-          <w:bCs/>
-          <w:sz w:val="22"/>
-          <w:szCs w:val="22"/>
-        </w:rPr>
-        <w:t xml:space="preserve">clarity</w:t>
-      </w:r>
-      <w:r>
-        <w:rPr>
-          <w:rFonts w:ascii="Cambria" w:cs="Cambria" w:eastAsia="Cambria" w:hAnsi="Cambria"/>
-          <w:sz w:val="22"/>
-          <w:szCs w:val="22"/>
-        </w:rPr>
-        <w:t xml:space="preserve"> in industrial relations rules, so that rights and procedures were known rather than improvised.</w:t>
-      </w:r>
-    </w:p>
-    <w:p>
-      <w:pPr>
-        <w:spacing w:after="100" w:line="276"/>
-        <w:ind w:left="604" w:hanging="403"/>
-        <w:jc w:val="both"/>
-      </w:pPr>
-      <w:r>
-        <w:rPr>
-          <w:rFonts w:ascii="Cambria" w:cs="Cambria" w:eastAsia="Cambria" w:hAnsi="Cambria"/>
-          <w:b/>
-          <w:bCs/>
-          <w:sz w:val="22"/>
-          <w:szCs w:val="22"/>
-        </w:rPr>
-        <w:t xml:space="preserve">(i)  </w:t>
-      </w:r>
-      <w:r>
-        <w:rPr>
-          <w:rFonts w:ascii="Cambria" w:cs="Cambria" w:eastAsia="Cambria" w:hAnsi="Cambria"/>
-          <w:b/>
-          <w:bCs/>
-          <w:sz w:val="22"/>
-          <w:szCs w:val="22"/>
-        </w:rPr>
-        <w:t xml:space="preserve">Statutory recognition of trade unions</w:t>
-      </w:r>
-      <w:r>
-        <w:rPr>
-          <w:rFonts w:ascii="Cambria" w:cs="Cambria" w:eastAsia="Cambria" w:hAnsi="Cambria"/>
-          <w:sz w:val="22"/>
-          <w:szCs w:val="22"/>
-        </w:rPr>
-        <w:t xml:space="preserve">, putting recognition on a legal footing rather than leaving it to the employer’s willingness — addressing the gap left by </w:t>
-      </w:r>
-      <w:r>
-        <w:rPr>
-          <w:rFonts w:ascii="Cambria" w:cs="Cambria" w:eastAsia="Cambria" w:hAnsi="Cambria"/>
-          <w:i/>
-          <w:iCs/>
-          <w:sz w:val="22"/>
-          <w:szCs w:val="22"/>
-        </w:rPr>
-        <w:t xml:space="preserve">All India Bank Employees’ Association</w:t>
-      </w:r>
-      <w:r>
-        <w:rPr>
-          <w:rFonts w:ascii="Cambria" w:cs="Cambria" w:eastAsia="Cambria" w:hAnsi="Cambria"/>
-          <w:sz w:val="22"/>
-          <w:szCs w:val="22"/>
-        </w:rPr>
-        <w:t xml:space="preserve"> and by the failure to bring the 1947 Amendment into force (Part X, section 46).</w:t>
-      </w:r>
-    </w:p>
-    <w:p>
-      <w:pPr>
-        <w:spacing w:after="100" w:line="276"/>
-        <w:ind w:left="604" w:hanging="403"/>
-        <w:jc w:val="both"/>
-      </w:pPr>
-      <w:r>
-        <w:rPr>
-          <w:rFonts w:ascii="Cambria" w:cs="Cambria" w:eastAsia="Cambria" w:hAnsi="Cambria"/>
-          <w:b/>
-          <w:bCs/>
-          <w:sz w:val="22"/>
-          <w:szCs w:val="22"/>
-        </w:rPr>
-        <w:t xml:space="preserve">(ii)  </w:t>
-      </w:r>
-      <w:r>
-        <w:rPr>
-          <w:rFonts w:ascii="Cambria" w:cs="Cambria" w:eastAsia="Cambria" w:hAnsi="Cambria"/>
-          <w:b/>
-          <w:bCs/>
-          <w:sz w:val="22"/>
-          <w:szCs w:val="22"/>
-        </w:rPr>
-        <w:t xml:space="preserve">Encouragement of collective bargaining</w:t>
-      </w:r>
-      <w:r>
-        <w:rPr>
-          <w:rFonts w:ascii="Cambria" w:cs="Cambria" w:eastAsia="Cambria" w:hAnsi="Cambria"/>
-          <w:sz w:val="22"/>
-          <w:szCs w:val="22"/>
-        </w:rPr>
-        <w:t xml:space="preserve">, with a corresponding </w:t>
-      </w:r>
-      <w:r>
-        <w:rPr>
-          <w:rFonts w:ascii="Cambria" w:cs="Cambria" w:eastAsia="Cambria" w:hAnsi="Cambria"/>
-          <w:b/>
-          <w:bCs/>
-          <w:sz w:val="22"/>
-          <w:szCs w:val="22"/>
-        </w:rPr>
-        <w:t xml:space="preserve">reduction in State-led adjudication</w:t>
-      </w:r>
-      <w:r>
-        <w:rPr>
-          <w:rFonts w:ascii="Cambria" w:cs="Cambria" w:eastAsia="Cambria" w:hAnsi="Cambria"/>
-          <w:sz w:val="22"/>
-          <w:szCs w:val="22"/>
-        </w:rPr>
-        <w:t xml:space="preserve">, so that terms would be settled by agreement rather than by award.</w:t>
-      </w:r>
-    </w:p>
-    <w:p>
-      <w:pPr>
-        <w:spacing w:after="100" w:line="276"/>
-        <w:ind w:left="604" w:hanging="403"/>
-        <w:jc w:val="both"/>
-      </w:pPr>
-      <w:r>
-        <w:rPr>
-          <w:rFonts w:ascii="Cambria" w:cs="Cambria" w:eastAsia="Cambria" w:hAnsi="Cambria"/>
-          <w:b/>
-          <w:bCs/>
-          <w:sz w:val="22"/>
-          <w:szCs w:val="22"/>
-        </w:rPr>
-        <w:t xml:space="preserve">(iii)  </w:t>
-      </w:r>
-      <w:r>
-        <w:rPr>
-          <w:rFonts w:ascii="Cambria" w:cs="Cambria" w:eastAsia="Cambria" w:hAnsi="Cambria"/>
-          <w:sz w:val="22"/>
-          <w:szCs w:val="22"/>
-        </w:rPr>
-        <w:t xml:space="preserve">A </w:t>
-      </w:r>
-      <w:r>
-        <w:rPr>
-          <w:rFonts w:ascii="Cambria" w:cs="Cambria" w:eastAsia="Cambria" w:hAnsi="Cambria"/>
-          <w:b/>
-          <w:bCs/>
-          <w:sz w:val="22"/>
-          <w:szCs w:val="22"/>
-        </w:rPr>
-        <w:t xml:space="preserve">permanent Industrial Relations Commission</w:t>
-      </w:r>
-      <w:r>
-        <w:rPr>
-          <w:rFonts w:ascii="Cambria" w:cs="Cambria" w:eastAsia="Cambria" w:hAnsi="Cambria"/>
-          <w:sz w:val="22"/>
-          <w:szCs w:val="22"/>
-        </w:rPr>
-        <w:t xml:space="preserve">, so that disputes went to a standing specialist body rather than to ad hoc references.</w:t>
-      </w:r>
-    </w:p>
-    <w:p>
-      <w:pPr>
-        <w:spacing w:after="100" w:line="276"/>
-        <w:ind w:left="604" w:hanging="403"/>
-        <w:jc w:val="both"/>
-      </w:pPr>
-      <w:r>
-        <w:rPr>
-          <w:rFonts w:ascii="Cambria" w:cs="Cambria" w:eastAsia="Cambria" w:hAnsi="Cambria"/>
-          <w:b/>
-          <w:bCs/>
-          <w:sz w:val="22"/>
-          <w:szCs w:val="22"/>
-        </w:rPr>
-        <w:t xml:space="preserve">(iv)  </w:t>
-      </w:r>
-      <w:r>
-        <w:rPr>
-          <w:rFonts w:ascii="Cambria" w:cs="Cambria" w:eastAsia="Cambria" w:hAnsi="Cambria"/>
-          <w:b/>
-          <w:bCs/>
-          <w:sz w:val="22"/>
-          <w:szCs w:val="22"/>
-        </w:rPr>
-        <w:t xml:space="preserve">Voluntary arbitration in preference to adversarial litigation.</w:t>
-      </w:r>
-    </w:p>
-    <w:p>
-      <w:pPr>
-        <w:spacing w:after="100" w:line="276"/>
-        <w:ind w:left="604" w:hanging="403"/>
-        <w:jc w:val="both"/>
-      </w:pPr>
-      <w:r>
-        <w:rPr>
-          <w:rFonts w:ascii="Cambria" w:cs="Cambria" w:eastAsia="Cambria" w:hAnsi="Cambria"/>
-          <w:b/>
-          <w:bCs/>
-          <w:sz w:val="22"/>
-          <w:szCs w:val="22"/>
-        </w:rPr>
-        <w:t xml:space="preserve">(v)  </w:t>
-      </w:r>
-      <w:r>
-        <w:rPr>
-          <w:rFonts w:ascii="Cambria" w:cs="Cambria" w:eastAsia="Cambria" w:hAnsi="Cambria"/>
-          <w:b/>
-          <w:bCs/>
-          <w:sz w:val="22"/>
-          <w:szCs w:val="22"/>
-        </w:rPr>
-        <w:t xml:space="preserve">Legal recognition of strikes and lock-outs</w:t>
-      </w:r>
-      <w:r>
-        <w:rPr>
-          <w:rFonts w:ascii="Cambria" w:cs="Cambria" w:eastAsia="Cambria" w:hAnsi="Cambria"/>
-          <w:sz w:val="22"/>
-          <w:szCs w:val="22"/>
-        </w:rPr>
-        <w:t xml:space="preserve"> as legitimate industrial weapons operating within a legal framework rather than as aberrations to be suppressed.</w:t>
-      </w:r>
-    </w:p>
-    <w:p>
-      <w:pPr>
-        <w:pStyle w:val="Heading2"/>
-        <w:keepNext/>
-        <w:spacing w:after="140" w:before="320"/>
-      </w:pPr>
-      <w:r>
-        <w:rPr>
-          <w:rFonts w:ascii="Cambria" w:cs="Cambria" w:eastAsia="Cambria" w:hAnsi="Cambria"/>
-          <w:b/>
-          <w:bCs/>
-          <w:color w:val="1A1A1A"/>
-          <w:sz w:val="25"/>
-          <w:szCs w:val="25"/>
-        </w:rPr>
-        <w:t xml:space="preserve">62. The Second National Commission on Labour, 1999–2002</w:t>
-      </w:r>
-    </w:p>
-    <w:p>
-      <w:pPr>
-        <w:spacing w:after="140" w:line="276"/>
-        <w:jc w:val="both"/>
-      </w:pPr>
-      <w:r>
-        <w:rPr>
-          <w:rFonts w:ascii="Cambria" w:cs="Cambria" w:eastAsia="Cambria" w:hAnsi="Cambria"/>
-          <w:sz w:val="22"/>
-          <w:szCs w:val="22"/>
-        </w:rPr>
-        <w:t xml:space="preserve">Constituted on </w:t>
-      </w:r>
-      <w:r>
-        <w:rPr>
-          <w:rFonts w:ascii="Cambria" w:cs="Cambria" w:eastAsia="Cambria" w:hAnsi="Cambria"/>
-          <w:b/>
-          <w:bCs/>
-          <w:sz w:val="22"/>
-          <w:szCs w:val="22"/>
-        </w:rPr>
-        <w:t xml:space="preserve">15 October 1999 under Ravindra Varma</w:t>
-      </w:r>
-      <w:r>
-        <w:rPr>
-          <w:rFonts w:ascii="Cambria" w:cs="Cambria" w:eastAsia="Cambria" w:hAnsi="Cambria"/>
-          <w:sz w:val="22"/>
-          <w:szCs w:val="22"/>
-        </w:rPr>
-        <w:t xml:space="preserve">, reporting on </w:t>
-      </w:r>
-      <w:r>
-        <w:rPr>
-          <w:rFonts w:ascii="Cambria" w:cs="Cambria" w:eastAsia="Cambria" w:hAnsi="Cambria"/>
-          <w:b/>
-          <w:bCs/>
-          <w:sz w:val="22"/>
-          <w:szCs w:val="22"/>
-        </w:rPr>
-        <w:t xml:space="preserve">29 June 2002</w:t>
-      </w:r>
-      <w:r>
-        <w:rPr>
-          <w:rFonts w:ascii="Cambria" w:cs="Cambria" w:eastAsia="Cambria" w:hAnsi="Cambria"/>
-          <w:sz w:val="22"/>
-          <w:szCs w:val="22"/>
-        </w:rPr>
-        <w:t xml:space="preserve">, in a transformed setting of </w:t>
-      </w:r>
-      <w:r>
-        <w:rPr>
-          <w:rFonts w:ascii="Cambria" w:cs="Cambria" w:eastAsia="Cambria" w:hAnsi="Cambria"/>
-          <w:b/>
-          <w:bCs/>
-          <w:sz w:val="22"/>
-          <w:szCs w:val="22"/>
-        </w:rPr>
-        <w:t xml:space="preserve">liberalisation, privatisation and globalisation</w:t>
-      </w:r>
-      <w:r>
-        <w:rPr>
-          <w:rFonts w:ascii="Cambria" w:cs="Cambria" w:eastAsia="Cambria" w:hAnsi="Cambria"/>
-          <w:sz w:val="22"/>
-          <w:szCs w:val="22"/>
-        </w:rPr>
-        <w:t xml:space="preserve">, and following India’s ratification of ILO Convention 122 in 1998. Its central question was whether laws framed in 1947 could serve society in the twenty-first century.</w:t>
-      </w:r>
-    </w:p>
-    <w:p>
-      <w:pPr>
-        <w:spacing w:after="140" w:line="276"/>
-        <w:jc w:val="both"/>
-      </w:pPr>
-      <w:r>
-        <w:rPr>
-          <w:rFonts w:ascii="Cambria" w:cs="Cambria" w:eastAsia="Cambria" w:hAnsi="Cambria"/>
-          <w:sz w:val="22"/>
-          <w:szCs w:val="22"/>
-        </w:rPr>
-        <w:t xml:space="preserve">Its answer was consolidation, with three objects. </w:t>
-      </w:r>
-      <w:r>
-        <w:rPr>
-          <w:rFonts w:ascii="Cambria" w:cs="Cambria" w:eastAsia="Cambria" w:hAnsi="Cambria"/>
-          <w:b/>
-          <w:bCs/>
-          <w:sz w:val="22"/>
-          <w:szCs w:val="22"/>
-        </w:rPr>
-        <w:t xml:space="preserve">Uniform definitions</w:t>
-      </w:r>
-      <w:r>
-        <w:rPr>
-          <w:rFonts w:ascii="Cambria" w:cs="Cambria" w:eastAsia="Cambria" w:hAnsi="Cambria"/>
-          <w:sz w:val="22"/>
-          <w:szCs w:val="22"/>
-        </w:rPr>
-        <w:t xml:space="preserve">, because the same terms — worker, wages, employer, establishment — carried different meanings across different enactments, so one employer could be covered by one statute and not another on essentially the same facts. </w:t>
-      </w:r>
-      <w:r>
-        <w:rPr>
-          <w:rFonts w:ascii="Cambria" w:cs="Cambria" w:eastAsia="Cambria" w:hAnsi="Cambria"/>
-          <w:b/>
-          <w:bCs/>
-          <w:sz w:val="22"/>
-          <w:szCs w:val="22"/>
-        </w:rPr>
-        <w:t xml:space="preserve">Removal of cross-jurisdictional difficulty</w:t>
-      </w:r>
-      <w:r>
-        <w:rPr>
-          <w:rFonts w:ascii="Cambria" w:cs="Cambria" w:eastAsia="Cambria" w:hAnsi="Cambria"/>
-          <w:sz w:val="22"/>
-          <w:szCs w:val="22"/>
-        </w:rPr>
-        <w:t xml:space="preserve">, for which a National Labour Relations Commission was proposed, responding to the concurrent legislative competence discussed in Part III. And </w:t>
-      </w:r>
-      <w:r>
-        <w:rPr>
-          <w:rFonts w:ascii="Cambria" w:cs="Cambria" w:eastAsia="Cambria" w:hAnsi="Cambria"/>
-          <w:b/>
-          <w:bCs/>
-          <w:sz w:val="22"/>
-          <w:szCs w:val="22"/>
-        </w:rPr>
-        <w:t xml:space="preserve">recognition of the unorganised sector</w:t>
-      </w:r>
-      <w:r>
-        <w:rPr>
-          <w:rFonts w:ascii="Cambria" w:cs="Cambria" w:eastAsia="Cambria" w:hAnsi="Cambria"/>
-          <w:sz w:val="22"/>
-          <w:szCs w:val="22"/>
-        </w:rPr>
-        <w:t xml:space="preserve">, the most consequential of the three, since legislation built around the standard employment relationship left the overwhelming majority of Indian workers outside its protection.</w:t>
-      </w:r>
-    </w:p>
-    <w:p>
-      <w:pPr>
-        <w:spacing w:after="140" w:line="276"/>
-        <w:jc w:val="both"/>
-      </w:pPr>
-      <w:r>
-        <w:rPr>
-          <w:rFonts w:ascii="Cambria" w:cs="Cambria" w:eastAsia="Cambria" w:hAnsi="Cambria"/>
-          <w:sz w:val="22"/>
-          <w:szCs w:val="22"/>
-        </w:rPr>
-        <w:t xml:space="preserve">On strikes, the Report at paragraph 6.101 recommended that a strike be called only by the </w:t>
-      </w:r>
-      <w:r>
-        <w:rPr>
-          <w:rFonts w:ascii="Cambria" w:cs="Cambria" w:eastAsia="Cambria" w:hAnsi="Cambria"/>
-          <w:b/>
-          <w:bCs/>
-          <w:sz w:val="22"/>
-          <w:szCs w:val="22"/>
-        </w:rPr>
-        <w:t xml:space="preserve">recognised negotiating agent</w:t>
-      </w:r>
-      <w:r>
-        <w:rPr>
-          <w:rFonts w:ascii="Cambria" w:cs="Cambria" w:eastAsia="Cambria" w:hAnsi="Cambria"/>
-          <w:sz w:val="22"/>
-          <w:szCs w:val="22"/>
-        </w:rPr>
-        <w:t xml:space="preserve">, and then only after a </w:t>
-      </w:r>
-      <w:r>
-        <w:rPr>
-          <w:rFonts w:ascii="Cambria" w:cs="Cambria" w:eastAsia="Cambria" w:hAnsi="Cambria"/>
-          <w:b/>
-          <w:bCs/>
-          <w:sz w:val="22"/>
-          <w:szCs w:val="22"/>
-        </w:rPr>
-        <w:t xml:space="preserve">strike ballot</w:t>
-      </w:r>
-      <w:r>
-        <w:rPr>
-          <w:rFonts w:ascii="Cambria" w:cs="Cambria" w:eastAsia="Cambria" w:hAnsi="Cambria"/>
-          <w:sz w:val="22"/>
-          <w:szCs w:val="22"/>
-        </w:rPr>
-        <w:t xml:space="preserve"> supported by at least </w:t>
-      </w:r>
-      <w:r>
-        <w:rPr>
-          <w:rFonts w:ascii="Cambria" w:cs="Cambria" w:eastAsia="Cambria" w:hAnsi="Cambria"/>
-          <w:b/>
-          <w:bCs/>
-          <w:sz w:val="22"/>
-          <w:szCs w:val="22"/>
-        </w:rPr>
-        <w:t xml:space="preserve">fifty-one per cent</w:t>
-      </w:r>
-      <w:r>
-        <w:rPr>
-          <w:rFonts w:ascii="Cambria" w:cs="Cambria" w:eastAsia="Cambria" w:hAnsi="Cambria"/>
-          <w:sz w:val="22"/>
-          <w:szCs w:val="22"/>
-        </w:rPr>
-        <w:t xml:space="preserve"> of the workers.</w:t>
-      </w:r>
-    </w:p>
-    <w:p>
-      <w:pPr>
-        <w:pStyle w:val="Heading2"/>
-        <w:keepNext/>
-        <w:spacing w:after="140" w:before="320"/>
-      </w:pPr>
-      <w:r>
-        <w:rPr>
-          <w:rFonts w:ascii="Cambria" w:cs="Cambria" w:eastAsia="Cambria" w:hAnsi="Cambria"/>
-          <w:b/>
-          <w:bCs/>
-          <w:color w:val="1A1A1A"/>
-          <w:sz w:val="25"/>
-          <w:szCs w:val="25"/>
-        </w:rPr>
-        <w:t xml:space="preserve">63. The Four Labour Codes</w:t>
-      </w:r>
-    </w:p>
-    <w:p>
-      <w:pPr>
-        <w:spacing w:after="140" w:line="276"/>
-        <w:jc w:val="both"/>
-      </w:pPr>
-      <w:r>
-        <w:rPr>
-          <w:rFonts w:ascii="Cambria" w:cs="Cambria" w:eastAsia="Cambria" w:hAnsi="Cambria"/>
-          <w:sz w:val="22"/>
-          <w:szCs w:val="22"/>
-        </w:rPr>
-        <w:t xml:space="preserve">In order of enactment: the </w:t>
-      </w:r>
-      <w:r>
-        <w:rPr>
-          <w:rFonts w:ascii="Cambria" w:cs="Cambria" w:eastAsia="Cambria" w:hAnsi="Cambria"/>
-          <w:b/>
-          <w:bCs/>
-          <w:sz w:val="22"/>
-          <w:szCs w:val="22"/>
-        </w:rPr>
-        <w:t xml:space="preserve">Code on Wages, 2019</w:t>
-      </w:r>
-      <w:r>
-        <w:rPr>
-          <w:rFonts w:ascii="Cambria" w:cs="Cambria" w:eastAsia="Cambria" w:hAnsi="Cambria"/>
-          <w:sz w:val="22"/>
-          <w:szCs w:val="22"/>
-        </w:rPr>
-        <w:t xml:space="preserve"> (Act 29 of 2019); the </w:t>
-      </w:r>
-      <w:r>
-        <w:rPr>
-          <w:rFonts w:ascii="Cambria" w:cs="Cambria" w:eastAsia="Cambria" w:hAnsi="Cambria"/>
-          <w:b/>
-          <w:bCs/>
-          <w:sz w:val="22"/>
-          <w:szCs w:val="22"/>
-        </w:rPr>
-        <w:t xml:space="preserve">Industrial Relations Code, 2020</w:t>
-      </w:r>
-      <w:r>
-        <w:rPr>
-          <w:rFonts w:ascii="Cambria" w:cs="Cambria" w:eastAsia="Cambria" w:hAnsi="Cambria"/>
-          <w:sz w:val="22"/>
-          <w:szCs w:val="22"/>
-        </w:rPr>
-        <w:t xml:space="preserve"> (Act 35 of 2020); the </w:t>
-      </w:r>
-      <w:r>
-        <w:rPr>
-          <w:rFonts w:ascii="Cambria" w:cs="Cambria" w:eastAsia="Cambria" w:hAnsi="Cambria"/>
-          <w:b/>
-          <w:bCs/>
-          <w:sz w:val="22"/>
-          <w:szCs w:val="22"/>
-        </w:rPr>
-        <w:t xml:space="preserve">Code on Social Security, 2020</w:t>
-      </w:r>
-      <w:r>
-        <w:rPr>
-          <w:rFonts w:ascii="Cambria" w:cs="Cambria" w:eastAsia="Cambria" w:hAnsi="Cambria"/>
-          <w:sz w:val="22"/>
-          <w:szCs w:val="22"/>
-        </w:rPr>
-        <w:t xml:space="preserve"> (Act 36 of 2020); and the </w:t>
-      </w:r>
-      <w:r>
-        <w:rPr>
-          <w:rFonts w:ascii="Cambria" w:cs="Cambria" w:eastAsia="Cambria" w:hAnsi="Cambria"/>
-          <w:b/>
-          <w:bCs/>
-          <w:sz w:val="22"/>
-          <w:szCs w:val="22"/>
-        </w:rPr>
-        <w:t xml:space="preserve">Occupational Safety, Health and Working Conditions Code, 2020</w:t>
-      </w:r>
-      <w:r>
-        <w:rPr>
-          <w:rFonts w:ascii="Cambria" w:cs="Cambria" w:eastAsia="Cambria" w:hAnsi="Cambria"/>
-          <w:sz w:val="22"/>
-          <w:szCs w:val="22"/>
-        </w:rPr>
-        <w:t xml:space="preserve"> (Act 37 of 2020).</w:t>
-      </w:r>
-    </w:p>
-    <w:p>
-      <w:pPr>
-        <w:spacing w:after="140" w:line="276"/>
-        <w:jc w:val="both"/>
-      </w:pPr>
-      <w:r>
-        <w:rPr>
-          <w:rFonts w:ascii="Cambria" w:cs="Cambria" w:eastAsia="Cambria" w:hAnsi="Cambria"/>
-          <w:b/>
-          <w:bCs/>
-          <w:sz w:val="22"/>
-          <w:szCs w:val="22"/>
-        </w:rPr>
-        <w:t xml:space="preserve">Commencement.</w:t>
-      </w:r>
-      <w:r>
-        <w:rPr>
-          <w:rFonts w:ascii="Cambria" w:cs="Cambria" w:eastAsia="Cambria" w:hAnsi="Cambria"/>
-          <w:sz w:val="22"/>
-          <w:szCs w:val="22"/>
-        </w:rPr>
-        <w:t xml:space="preserve"> All four were brought into force on </w:t>
-      </w:r>
-      <w:r>
-        <w:rPr>
-          <w:rFonts w:ascii="Cambria" w:cs="Cambria" w:eastAsia="Cambria" w:hAnsi="Cambria"/>
-          <w:b/>
-          <w:bCs/>
-          <w:sz w:val="22"/>
-          <w:szCs w:val="22"/>
-        </w:rPr>
-        <w:t xml:space="preserve">21 November 2025</w:t>
-      </w:r>
-      <w:r>
-        <w:rPr>
-          <w:rFonts w:ascii="Cambria" w:cs="Cambria" w:eastAsia="Cambria" w:hAnsi="Cambria"/>
-          <w:sz w:val="22"/>
-          <w:szCs w:val="22"/>
-        </w:rPr>
-        <w:t xml:space="preserve">, by notifications </w:t>
-      </w:r>
-      <w:r>
-        <w:rPr>
-          <w:rFonts w:ascii="Cambria" w:cs="Cambria" w:eastAsia="Cambria" w:hAnsi="Cambria"/>
-          <w:b/>
-          <w:bCs/>
-          <w:sz w:val="22"/>
-          <w:szCs w:val="22"/>
-        </w:rPr>
-        <w:t xml:space="preserve">S.O. 5319(E)</w:t>
-      </w:r>
-      <w:r>
-        <w:rPr>
-          <w:rFonts w:ascii="Cambria" w:cs="Cambria" w:eastAsia="Cambria" w:hAnsi="Cambria"/>
-          <w:sz w:val="22"/>
-          <w:szCs w:val="22"/>
-        </w:rPr>
-        <w:t xml:space="preserve"> for the Code on Social Security, </w:t>
-      </w:r>
-      <w:r>
-        <w:rPr>
-          <w:rFonts w:ascii="Cambria" w:cs="Cambria" w:eastAsia="Cambria" w:hAnsi="Cambria"/>
-          <w:b/>
-          <w:bCs/>
-          <w:sz w:val="22"/>
-          <w:szCs w:val="22"/>
-        </w:rPr>
-        <w:t xml:space="preserve">S.O. 5320(E)</w:t>
-      </w:r>
-      <w:r>
-        <w:rPr>
-          <w:rFonts w:ascii="Cambria" w:cs="Cambria" w:eastAsia="Cambria" w:hAnsi="Cambria"/>
-          <w:sz w:val="22"/>
-          <w:szCs w:val="22"/>
-        </w:rPr>
-        <w:t xml:space="preserve"> for the Industrial Relations Code, </w:t>
-      </w:r>
-      <w:r>
-        <w:rPr>
-          <w:rFonts w:ascii="Cambria" w:cs="Cambria" w:eastAsia="Cambria" w:hAnsi="Cambria"/>
-          <w:b/>
-          <w:bCs/>
-          <w:sz w:val="22"/>
-          <w:szCs w:val="22"/>
-        </w:rPr>
-        <w:t xml:space="preserve">S.O. 5321(E)</w:t>
-      </w:r>
-      <w:r>
-        <w:rPr>
-          <w:rFonts w:ascii="Cambria" w:cs="Cambria" w:eastAsia="Cambria" w:hAnsi="Cambria"/>
-          <w:sz w:val="22"/>
-          <w:szCs w:val="22"/>
-        </w:rPr>
-        <w:t xml:space="preserve"> for the Occupational Safety, Health and Working Conditions Code and </w:t>
-      </w:r>
-      <w:r>
-        <w:rPr>
-          <w:rFonts w:ascii="Cambria" w:cs="Cambria" w:eastAsia="Cambria" w:hAnsi="Cambria"/>
-          <w:b/>
-          <w:bCs/>
-          <w:sz w:val="22"/>
-          <w:szCs w:val="22"/>
-        </w:rPr>
-        <w:t xml:space="preserve">S.O. 5322(E)</w:t>
-      </w:r>
-      <w:r>
-        <w:rPr>
-          <w:rFonts w:ascii="Cambria" w:cs="Cambria" w:eastAsia="Cambria" w:hAnsi="Cambria"/>
-          <w:sz w:val="22"/>
-          <w:szCs w:val="22"/>
-        </w:rPr>
-        <w:t xml:space="preserve"> for the Code on Wages, read with a corrigendum dated 19 December 2025. Twenty-nine central labour enactments stood repealed on that date. The Industrial Relations Code and the OSH Code were implemented </w:t>
-      </w:r>
-      <w:r>
-        <w:rPr>
-          <w:rFonts w:ascii="Cambria" w:cs="Cambria" w:eastAsia="Cambria" w:hAnsi="Cambria"/>
-          <w:b/>
-          <w:bCs/>
-          <w:sz w:val="22"/>
-          <w:szCs w:val="22"/>
-        </w:rPr>
-        <w:t xml:space="preserve">in their entirety</w:t>
-      </w:r>
-      <w:r>
-        <w:rPr>
-          <w:rFonts w:ascii="Cambria" w:cs="Cambria" w:eastAsia="Cambria" w:hAnsi="Cambria"/>
-          <w:sz w:val="22"/>
-          <w:szCs w:val="22"/>
-        </w:rPr>
-        <w:t xml:space="preserve">; only a few sub-sections of the Social Security Code and the Code on Wages, largely provident-fund provisions and the constitution of the Central Advisory Board, remain to be notified. Commentary describing the Industrial Relations Code as not yet in force is out of date.</w:t>
-      </w:r>
-    </w:p>
-    <w:p>
-      <w:pPr>
-        <w:spacing w:after="140" w:line="276"/>
-        <w:jc w:val="both"/>
-      </w:pPr>
-      <w:r>
-        <w:rPr>
-          <w:rFonts w:ascii="Cambria" w:cs="Cambria" w:eastAsia="Cambria" w:hAnsi="Cambria"/>
-          <w:b/>
-          <w:bCs/>
-          <w:sz w:val="22"/>
-          <w:szCs w:val="22"/>
-        </w:rPr>
-        <w:t xml:space="preserve">Repeals.</w:t>
-      </w:r>
-      <w:r>
-        <w:rPr>
-          <w:rFonts w:ascii="Cambria" w:cs="Cambria" w:eastAsia="Cambria" w:hAnsi="Cambria"/>
-          <w:sz w:val="22"/>
-          <w:szCs w:val="22"/>
-        </w:rPr>
-        <w:t xml:space="preserve"> The repeals took effect with commencement, so the Acts under which almost all of the case law in these notes was decided are no longer in force.</w:t>
-      </w:r>
-    </w:p>
-    <w:p>
-      <w:pPr>
-        <w:spacing w:after="100" w:line="276"/>
-        <w:ind w:left="604" w:hanging="403"/>
-        <w:jc w:val="both"/>
-      </w:pPr>
-      <w:r>
-        <w:rPr>
-          <w:rFonts w:ascii="Cambria" w:cs="Cambria" w:eastAsia="Cambria" w:hAnsi="Cambria"/>
-          <w:b/>
-          <w:bCs/>
-          <w:sz w:val="22"/>
-          <w:szCs w:val="22"/>
-        </w:rPr>
-        <w:t xml:space="preserve">Code on Wages, s. 69  </w:t>
-      </w:r>
-      <w:r>
-        <w:rPr>
-          <w:rFonts w:ascii="Cambria" w:cs="Cambria" w:eastAsia="Cambria" w:hAnsi="Cambria"/>
-          <w:sz w:val="22"/>
-          <w:szCs w:val="22"/>
-        </w:rPr>
-        <w:t xml:space="preserve">repeals the </w:t>
-      </w:r>
-      <w:r>
-        <w:rPr>
-          <w:rFonts w:ascii="Cambria" w:cs="Cambria" w:eastAsia="Cambria" w:hAnsi="Cambria"/>
-          <w:b/>
-          <w:bCs/>
-          <w:sz w:val="22"/>
-          <w:szCs w:val="22"/>
-        </w:rPr>
-        <w:t xml:space="preserve">Payment of Wages Act 1936</w:t>
-      </w:r>
-      <w:r>
-        <w:rPr>
-          <w:rFonts w:ascii="Cambria" w:cs="Cambria" w:eastAsia="Cambria" w:hAnsi="Cambria"/>
-          <w:sz w:val="22"/>
-          <w:szCs w:val="22"/>
-        </w:rPr>
-        <w:t xml:space="preserve">, </w:t>
-      </w:r>
-      <w:r>
-        <w:rPr>
-          <w:rFonts w:ascii="Cambria" w:cs="Cambria" w:eastAsia="Cambria" w:hAnsi="Cambria"/>
-          <w:b/>
-          <w:bCs/>
-          <w:sz w:val="22"/>
-          <w:szCs w:val="22"/>
-        </w:rPr>
-        <w:t xml:space="preserve">Minimum Wages Act 1948</w:t>
-      </w:r>
-      <w:r>
-        <w:rPr>
-          <w:rFonts w:ascii="Cambria" w:cs="Cambria" w:eastAsia="Cambria" w:hAnsi="Cambria"/>
-          <w:sz w:val="22"/>
-          <w:szCs w:val="22"/>
-        </w:rPr>
-        <w:t xml:space="preserve">, </w:t>
-      </w:r>
-      <w:r>
-        <w:rPr>
-          <w:rFonts w:ascii="Cambria" w:cs="Cambria" w:eastAsia="Cambria" w:hAnsi="Cambria"/>
-          <w:b/>
-          <w:bCs/>
-          <w:sz w:val="22"/>
-          <w:szCs w:val="22"/>
-        </w:rPr>
-        <w:t xml:space="preserve">Payment of Bonus Act 1965</w:t>
-      </w:r>
-      <w:r>
-        <w:rPr>
-          <w:rFonts w:ascii="Cambria" w:cs="Cambria" w:eastAsia="Cambria" w:hAnsi="Cambria"/>
-          <w:sz w:val="22"/>
-          <w:szCs w:val="22"/>
-        </w:rPr>
-        <w:t xml:space="preserve"> and </w:t>
-      </w:r>
-      <w:r>
-        <w:rPr>
-          <w:rFonts w:ascii="Cambria" w:cs="Cambria" w:eastAsia="Cambria" w:hAnsi="Cambria"/>
-          <w:b/>
-          <w:bCs/>
-          <w:sz w:val="22"/>
-          <w:szCs w:val="22"/>
-        </w:rPr>
-        <w:t xml:space="preserve">Equal Remuneration Act 1976</w:t>
-      </w:r>
-      <w:r>
-        <w:rPr>
-          <w:rFonts w:ascii="Cambria" w:cs="Cambria" w:eastAsia="Cambria" w:hAnsi="Cambria"/>
-          <w:sz w:val="22"/>
-          <w:szCs w:val="22"/>
-        </w:rPr>
-        <w:t xml:space="preserve">.</w:t>
-      </w:r>
-    </w:p>
-    <w:p>
-      <w:pPr>
-        <w:spacing w:after="100" w:line="276"/>
-        <w:ind w:left="604" w:hanging="403"/>
-        <w:jc w:val="both"/>
-      </w:pPr>
-      <w:r>
-        <w:rPr>
-          <w:rFonts w:ascii="Cambria" w:cs="Cambria" w:eastAsia="Cambria" w:hAnsi="Cambria"/>
-          <w:b/>
-          <w:bCs/>
-          <w:sz w:val="22"/>
-          <w:szCs w:val="22"/>
-        </w:rPr>
-        <w:t xml:space="preserve">Industrial Relations Code, s. 104  </w:t>
-      </w:r>
-      <w:r>
-        <w:rPr>
-          <w:rFonts w:ascii="Cambria" w:cs="Cambria" w:eastAsia="Cambria" w:hAnsi="Cambria"/>
-          <w:sz w:val="22"/>
-          <w:szCs w:val="22"/>
-        </w:rPr>
-        <w:t xml:space="preserve">repeals the </w:t>
-      </w:r>
-      <w:r>
-        <w:rPr>
-          <w:rFonts w:ascii="Cambria" w:cs="Cambria" w:eastAsia="Cambria" w:hAnsi="Cambria"/>
-          <w:b/>
-          <w:bCs/>
-          <w:sz w:val="22"/>
-          <w:szCs w:val="22"/>
-        </w:rPr>
-        <w:t xml:space="preserve">Trade Unions Act 1926</w:t>
-      </w:r>
-      <w:r>
-        <w:rPr>
-          <w:rFonts w:ascii="Cambria" w:cs="Cambria" w:eastAsia="Cambria" w:hAnsi="Cambria"/>
-          <w:sz w:val="22"/>
-          <w:szCs w:val="22"/>
-        </w:rPr>
-        <w:t xml:space="preserve">, the </w:t>
-      </w:r>
-      <w:r>
-        <w:rPr>
-          <w:rFonts w:ascii="Cambria" w:cs="Cambria" w:eastAsia="Cambria" w:hAnsi="Cambria"/>
-          <w:b/>
-          <w:bCs/>
-          <w:sz w:val="22"/>
-          <w:szCs w:val="22"/>
-        </w:rPr>
-        <w:t xml:space="preserve">Industrial Employment (Standing Orders) Act 1946</w:t>
-      </w:r>
-      <w:r>
-        <w:rPr>
-          <w:rFonts w:ascii="Cambria" w:cs="Cambria" w:eastAsia="Cambria" w:hAnsi="Cambria"/>
-          <w:sz w:val="22"/>
-          <w:szCs w:val="22"/>
-        </w:rPr>
-        <w:t xml:space="preserve"> and the </w:t>
-      </w:r>
-      <w:r>
-        <w:rPr>
-          <w:rFonts w:ascii="Cambria" w:cs="Cambria" w:eastAsia="Cambria" w:hAnsi="Cambria"/>
-          <w:b/>
-          <w:bCs/>
-          <w:sz w:val="22"/>
-          <w:szCs w:val="22"/>
-        </w:rPr>
-        <w:t xml:space="preserve">Industrial Disputes Act 1947</w:t>
-      </w:r>
-      <w:r>
-        <w:rPr>
-          <w:rFonts w:ascii="Cambria" w:cs="Cambria" w:eastAsia="Cambria" w:hAnsi="Cambria"/>
-          <w:sz w:val="22"/>
-          <w:szCs w:val="22"/>
-        </w:rPr>
-        <w:t xml:space="preserve">.</w:t>
-      </w:r>
-    </w:p>
-    <w:p>
-      <w:pPr>
-        <w:spacing w:after="100" w:line="276"/>
-        <w:ind w:left="604" w:hanging="403"/>
-        <w:jc w:val="both"/>
-      </w:pPr>
-      <w:r>
-        <w:rPr>
-          <w:rFonts w:ascii="Cambria" w:cs="Cambria" w:eastAsia="Cambria" w:hAnsi="Cambria"/>
-          <w:b/>
-          <w:bCs/>
-          <w:sz w:val="22"/>
-          <w:szCs w:val="22"/>
-        </w:rPr>
-        <w:t xml:space="preserve">Code on Social Security, s. 164  </w:t>
-      </w:r>
-      <w:r>
-        <w:rPr>
-          <w:rFonts w:ascii="Cambria" w:cs="Cambria" w:eastAsia="Cambria" w:hAnsi="Cambria"/>
-          <w:sz w:val="22"/>
-          <w:szCs w:val="22"/>
-        </w:rPr>
-        <w:t xml:space="preserve">repeals nine enactments, including the </w:t>
-      </w:r>
-      <w:r>
-        <w:rPr>
-          <w:rFonts w:ascii="Cambria" w:cs="Cambria" w:eastAsia="Cambria" w:hAnsi="Cambria"/>
-          <w:b/>
-          <w:bCs/>
-          <w:sz w:val="22"/>
-          <w:szCs w:val="22"/>
-        </w:rPr>
-        <w:t xml:space="preserve">Employees’ Provident Funds and Miscellaneous Provisions Act 1952</w:t>
-      </w:r>
-      <w:r>
-        <w:rPr>
-          <w:rFonts w:ascii="Cambria" w:cs="Cambria" w:eastAsia="Cambria" w:hAnsi="Cambria"/>
-          <w:sz w:val="22"/>
-          <w:szCs w:val="22"/>
-        </w:rPr>
-        <w:t xml:space="preserve">, </w:t>
-      </w:r>
-      <w:r>
-        <w:rPr>
-          <w:rFonts w:ascii="Cambria" w:cs="Cambria" w:eastAsia="Cambria" w:hAnsi="Cambria"/>
-          <w:b/>
-          <w:bCs/>
-          <w:sz w:val="22"/>
-          <w:szCs w:val="22"/>
-        </w:rPr>
-        <w:t xml:space="preserve">Employees’ State Insurance Act 1948</w:t>
-      </w:r>
-      <w:r>
-        <w:rPr>
-          <w:rFonts w:ascii="Cambria" w:cs="Cambria" w:eastAsia="Cambria" w:hAnsi="Cambria"/>
-          <w:sz w:val="22"/>
-          <w:szCs w:val="22"/>
-        </w:rPr>
-        <w:t xml:space="preserve">, </w:t>
-      </w:r>
-      <w:r>
-        <w:rPr>
-          <w:rFonts w:ascii="Cambria" w:cs="Cambria" w:eastAsia="Cambria" w:hAnsi="Cambria"/>
-          <w:b/>
-          <w:bCs/>
-          <w:sz w:val="22"/>
-          <w:szCs w:val="22"/>
-        </w:rPr>
-        <w:t xml:space="preserve">Payment of Gratuity Act 1972</w:t>
-      </w:r>
-      <w:r>
-        <w:rPr>
-          <w:rFonts w:ascii="Cambria" w:cs="Cambria" w:eastAsia="Cambria" w:hAnsi="Cambria"/>
-          <w:sz w:val="22"/>
-          <w:szCs w:val="22"/>
-        </w:rPr>
-        <w:t xml:space="preserve">, </w:t>
-      </w:r>
-      <w:r>
-        <w:rPr>
-          <w:rFonts w:ascii="Cambria" w:cs="Cambria" w:eastAsia="Cambria" w:hAnsi="Cambria"/>
-          <w:b/>
-          <w:bCs/>
-          <w:sz w:val="22"/>
-          <w:szCs w:val="22"/>
-        </w:rPr>
-        <w:t xml:space="preserve">Maternity Benefit Act 1961</w:t>
-      </w:r>
-      <w:r>
-        <w:rPr>
-          <w:rFonts w:ascii="Cambria" w:cs="Cambria" w:eastAsia="Cambria" w:hAnsi="Cambria"/>
-          <w:sz w:val="22"/>
-          <w:szCs w:val="22"/>
-        </w:rPr>
-        <w:t xml:space="preserve"> and </w:t>
-      </w:r>
-      <w:r>
-        <w:rPr>
-          <w:rFonts w:ascii="Cambria" w:cs="Cambria" w:eastAsia="Cambria" w:hAnsi="Cambria"/>
-          <w:b/>
-          <w:bCs/>
-          <w:sz w:val="22"/>
-          <w:szCs w:val="22"/>
-        </w:rPr>
-        <w:t xml:space="preserve">Employees’ Compensation Act 1923</w:t>
-      </w:r>
-      <w:r>
-        <w:rPr>
-          <w:rFonts w:ascii="Cambria" w:cs="Cambria" w:eastAsia="Cambria" w:hAnsi="Cambria"/>
-          <w:sz w:val="22"/>
-          <w:szCs w:val="22"/>
-        </w:rPr>
-        <w:t xml:space="preserve">.</w:t>
-      </w:r>
-    </w:p>
-    <w:p>
-      <w:pPr>
-        <w:spacing w:after="100" w:line="276"/>
-        <w:ind w:left="604" w:hanging="403"/>
-        <w:jc w:val="both"/>
-      </w:pPr>
-      <w:r>
-        <w:rPr>
-          <w:rFonts w:ascii="Cambria" w:cs="Cambria" w:eastAsia="Cambria" w:hAnsi="Cambria"/>
-          <w:b/>
-          <w:bCs/>
-          <w:sz w:val="22"/>
-          <w:szCs w:val="22"/>
-        </w:rPr>
-        <w:t xml:space="preserve">OSH Code  </w:t>
-      </w:r>
-      <w:r>
-        <w:rPr>
-          <w:rFonts w:ascii="Cambria" w:cs="Cambria" w:eastAsia="Cambria" w:hAnsi="Cambria"/>
-          <w:sz w:val="22"/>
-          <w:szCs w:val="22"/>
-        </w:rPr>
-        <w:t xml:space="preserve">repeals thirteen enactments, including the </w:t>
-      </w:r>
-      <w:r>
-        <w:rPr>
-          <w:rFonts w:ascii="Cambria" w:cs="Cambria" w:eastAsia="Cambria" w:hAnsi="Cambria"/>
-          <w:b/>
-          <w:bCs/>
-          <w:sz w:val="22"/>
-          <w:szCs w:val="22"/>
-        </w:rPr>
-        <w:t xml:space="preserve">Factories Act 1948</w:t>
-      </w:r>
-      <w:r>
-        <w:rPr>
-          <w:rFonts w:ascii="Cambria" w:cs="Cambria" w:eastAsia="Cambria" w:hAnsi="Cambria"/>
-          <w:sz w:val="22"/>
-          <w:szCs w:val="22"/>
-        </w:rPr>
-        <w:t xml:space="preserve"> and the </w:t>
-      </w:r>
-      <w:r>
-        <w:rPr>
-          <w:rFonts w:ascii="Cambria" w:cs="Cambria" w:eastAsia="Cambria" w:hAnsi="Cambria"/>
-          <w:b/>
-          <w:bCs/>
-          <w:sz w:val="22"/>
-          <w:szCs w:val="22"/>
-        </w:rPr>
-        <w:t xml:space="preserve">Contract Labour (Regulation and Abolition) Act 1970</w:t>
-      </w:r>
-      <w:r>
-        <w:rPr>
-          <w:rFonts w:ascii="Cambria" w:cs="Cambria" w:eastAsia="Cambria" w:hAnsi="Cambria"/>
-          <w:sz w:val="22"/>
-          <w:szCs w:val="22"/>
-        </w:rPr>
-        <w:t xml:space="preserve">.</w:t>
-      </w:r>
-    </w:p>
-    <w:p>
-      <w:pPr>
-        <w:spacing w:after="140" w:line="276"/>
-        <w:jc w:val="both"/>
-      </w:pPr>
-      <w:r>
-        <w:rPr>
-          <w:rFonts w:ascii="Cambria" w:cs="Cambria" w:eastAsia="Cambria" w:hAnsi="Cambria"/>
-          <w:b/>
-          <w:bCs/>
-          <w:sz w:val="22"/>
-          <w:szCs w:val="22"/>
-        </w:rPr>
-        <w:t xml:space="preserve">Handling the transition in an answer.</w:t>
-      </w:r>
-      <w:r>
-        <w:rPr>
-          <w:rFonts w:ascii="Cambria" w:cs="Cambria" w:eastAsia="Cambria" w:hAnsi="Cambria"/>
-          <w:sz w:val="22"/>
-          <w:szCs w:val="22"/>
-        </w:rPr>
-        <w:t xml:space="preserve"> An answer citing only the codes loses the authorities; an answer citing only the repealed Acts is out of date. State the doctrine under the Act in which it arose, cite the case, then add the current provision. Repeal does not destroy the precedents: the codes largely re-enact the earlier concepts, so decisions interpreting materially identical language remain applicable. The repeal provisions operate with the general law on the effect of repeals, so rules, schemes, notifications, certified standing orders, registered trade unions and pending proceedings continue in so far as not inconsistent with the codes, until superseded. A transitional order preserves the Labour Courts and Industrial Tribunals constituted under the Industrial Disputes Act until the corresponding authorities are constituted under the Industrial Relations Code.</w:t>
-      </w:r>
-    </w:p>
-    <w:p>
-      <w:pPr>
-        <w:spacing w:after="140" w:line="276"/>
-        <w:jc w:val="both"/>
-      </w:pPr>
-      <w:r>
-        <w:rPr>
-          <w:rFonts w:ascii="Cambria" w:cs="Cambria" w:eastAsia="Cambria" w:hAnsi="Cambria"/>
-          <w:b/>
-          <w:bCs/>
-          <w:sz w:val="22"/>
-          <w:szCs w:val="22"/>
-        </w:rPr>
-        <w:t xml:space="preserve">Principal changes relevant to this paper.</w:t>
-      </w:r>
-      <w:r>
-        <w:rPr>
-          <w:rFonts w:ascii="Cambria" w:cs="Cambria" w:eastAsia="Cambria" w:hAnsi="Cambria"/>
-          <w:sz w:val="22"/>
-          <w:szCs w:val="22"/>
-        </w:rPr>
-        <w:t xml:space="preserve"> Uniform definitions across subjects, with the Industrial Relations Code distinguishing "worker" from "employee" and defining "industry" in section 2(p). </w:t>
-      </w:r>
-      <w:r>
-        <w:rPr>
-          <w:rFonts w:ascii="Cambria" w:cs="Cambria" w:eastAsia="Cambria" w:hAnsi="Cambria"/>
-          <w:b/>
-          <w:bCs/>
-          <w:sz w:val="22"/>
-          <w:szCs w:val="22"/>
-        </w:rPr>
-        <w:t xml:space="preserve">Registration</w:t>
-      </w:r>
-      <w:r>
-        <w:rPr>
-          <w:rFonts w:ascii="Cambria" w:cs="Cambria" w:eastAsia="Cambria" w:hAnsi="Cambria"/>
-          <w:sz w:val="22"/>
-          <w:szCs w:val="22"/>
-        </w:rPr>
-        <w:t xml:space="preserve"> of trade unions moves to Chapter III, sections 5 to 18, and </w:t>
-      </w:r>
-      <w:r>
-        <w:rPr>
-          <w:rFonts w:ascii="Cambria" w:cs="Cambria" w:eastAsia="Cambria" w:hAnsi="Cambria"/>
-          <w:b/>
-          <w:bCs/>
-          <w:sz w:val="22"/>
-          <w:szCs w:val="22"/>
-        </w:rPr>
-        <w:t xml:space="preserve">recognition</w:t>
-      </w:r>
-      <w:r>
-        <w:rPr>
-          <w:rFonts w:ascii="Cambria" w:cs="Cambria" w:eastAsia="Cambria" w:hAnsi="Cambria"/>
-          <w:sz w:val="22"/>
-          <w:szCs w:val="22"/>
-        </w:rPr>
-        <w:t xml:space="preserve"> is provided for the first time by </w:t>
-      </w:r>
-      <w:r>
-        <w:rPr>
-          <w:rFonts w:ascii="Cambria" w:cs="Cambria" w:eastAsia="Cambria" w:hAnsi="Cambria"/>
-          <w:b/>
-          <w:bCs/>
-          <w:sz w:val="22"/>
-          <w:szCs w:val="22"/>
-        </w:rPr>
-        <w:t xml:space="preserve">section 14</w:t>
-      </w:r>
-      <w:r>
-        <w:rPr>
-          <w:rFonts w:ascii="Cambria" w:cs="Cambria" w:eastAsia="Cambria" w:hAnsi="Cambria"/>
-          <w:sz w:val="22"/>
-          <w:szCs w:val="22"/>
-        </w:rPr>
-        <w:t xml:space="preserve"> (Part X). The definition of </w:t>
-      </w:r>
-      <w:r>
-        <w:rPr>
-          <w:rFonts w:ascii="Cambria" w:cs="Cambria" w:eastAsia="Cambria" w:hAnsi="Cambria"/>
-          <w:b/>
-          <w:bCs/>
-          <w:sz w:val="22"/>
-          <w:szCs w:val="22"/>
-        </w:rPr>
-        <w:t xml:space="preserve">strike</w:t>
-      </w:r>
-      <w:r>
-        <w:rPr>
-          <w:rFonts w:ascii="Cambria" w:cs="Cambria" w:eastAsia="Cambria" w:hAnsi="Cambria"/>
-          <w:sz w:val="22"/>
-          <w:szCs w:val="22"/>
-        </w:rPr>
-        <w:t xml:space="preserve"> now expressly includes the concerted taking of casual leave by fifty per cent or more of the workers. </w:t>
-      </w:r>
-      <w:r>
-        <w:rPr>
-          <w:rFonts w:ascii="Cambria" w:cs="Cambria" w:eastAsia="Cambria" w:hAnsi="Cambria"/>
-          <w:b/>
-          <w:bCs/>
-          <w:sz w:val="22"/>
-          <w:szCs w:val="22"/>
-        </w:rPr>
-        <w:t xml:space="preserve">Standing orders</w:t>
-      </w:r>
-      <w:r>
-        <w:rPr>
-          <w:rFonts w:ascii="Cambria" w:cs="Cambria" w:eastAsia="Cambria" w:hAnsi="Cambria"/>
-          <w:sz w:val="22"/>
-          <w:szCs w:val="22"/>
-        </w:rPr>
-        <w:t xml:space="preserve"> are re-enacted in Chapter IV, sections 28 to 39, with a raised employment threshold and deemed certification where the model standing orders are adopted unmodified. </w:t>
-      </w:r>
-      <w:r>
-        <w:rPr>
-          <w:rFonts w:ascii="Cambria" w:cs="Cambria" w:eastAsia="Cambria" w:hAnsi="Cambria"/>
-          <w:b/>
-          <w:bCs/>
-          <w:sz w:val="22"/>
-          <w:szCs w:val="22"/>
-        </w:rPr>
-        <w:t xml:space="preserve">Fixed term employment</w:t>
-      </w:r>
-      <w:r>
-        <w:rPr>
-          <w:rFonts w:ascii="Cambria" w:cs="Cambria" w:eastAsia="Cambria" w:hAnsi="Cambria"/>
-          <w:sz w:val="22"/>
-          <w:szCs w:val="22"/>
-        </w:rPr>
-        <w:t xml:space="preserve"> is expressly recognised with parity of wages, hours and benefits and gratuity after one year. The Code on Social Security defines </w:t>
-      </w:r>
-      <w:r>
-        <w:rPr>
-          <w:rFonts w:ascii="Cambria" w:cs="Cambria" w:eastAsia="Cambria" w:hAnsi="Cambria"/>
-          <w:b/>
-          <w:bCs/>
-          <w:sz w:val="22"/>
-          <w:szCs w:val="22"/>
-        </w:rPr>
-        <w:t xml:space="preserve">gig worker</w:t>
-      </w:r>
-      <w:r>
-        <w:rPr>
-          <w:rFonts w:ascii="Cambria" w:cs="Cambria" w:eastAsia="Cambria" w:hAnsi="Cambria"/>
-          <w:sz w:val="22"/>
-          <w:szCs w:val="22"/>
-        </w:rPr>
-        <w:t xml:space="preserve">, </w:t>
-      </w:r>
-      <w:r>
-        <w:rPr>
-          <w:rFonts w:ascii="Cambria" w:cs="Cambria" w:eastAsia="Cambria" w:hAnsi="Cambria"/>
-          <w:b/>
-          <w:bCs/>
-          <w:sz w:val="22"/>
-          <w:szCs w:val="22"/>
-        </w:rPr>
-        <w:t xml:space="preserve">platform work</w:t>
-      </w:r>
-      <w:r>
-        <w:rPr>
-          <w:rFonts w:ascii="Cambria" w:cs="Cambria" w:eastAsia="Cambria" w:hAnsi="Cambria"/>
-          <w:sz w:val="22"/>
-          <w:szCs w:val="22"/>
-        </w:rPr>
-        <w:t xml:space="preserve">, </w:t>
-      </w:r>
-      <w:r>
-        <w:rPr>
-          <w:rFonts w:ascii="Cambria" w:cs="Cambria" w:eastAsia="Cambria" w:hAnsi="Cambria"/>
-          <w:b/>
-          <w:bCs/>
-          <w:sz w:val="22"/>
-          <w:szCs w:val="22"/>
-        </w:rPr>
-        <w:t xml:space="preserve">platform worker</w:t>
-      </w:r>
-      <w:r>
-        <w:rPr>
-          <w:rFonts w:ascii="Cambria" w:cs="Cambria" w:eastAsia="Cambria" w:hAnsi="Cambria"/>
-          <w:sz w:val="22"/>
-          <w:szCs w:val="22"/>
-        </w:rPr>
-        <w:t xml:space="preserve"> and </w:t>
-      </w:r>
-      <w:r>
-        <w:rPr>
-          <w:rFonts w:ascii="Cambria" w:cs="Cambria" w:eastAsia="Cambria" w:hAnsi="Cambria"/>
-          <w:b/>
-          <w:bCs/>
-          <w:sz w:val="22"/>
-          <w:szCs w:val="22"/>
-        </w:rPr>
-        <w:t xml:space="preserve">aggregator</w:t>
-      </w:r>
-      <w:r>
-        <w:rPr>
-          <w:rFonts w:ascii="Cambria" w:cs="Cambria" w:eastAsia="Cambria" w:hAnsi="Cambria"/>
-          <w:sz w:val="22"/>
-          <w:szCs w:val="22"/>
-        </w:rPr>
-        <w:t xml:space="preserve"> for the first time. The OSH Code raises the threshold for a "factory" to twenty workers where power is used and forty where it is not, from ten and twenty under the Factories Act 1948.</w:t>
-      </w:r>
-    </w:p>
-    <w:p>
-      <w:pPr>
-        <w:spacing w:after="140" w:line="276"/>
-        <w:jc w:val="both"/>
-      </w:pPr>
-      <w:r>
-        <w:rPr>
-          <w:rFonts w:ascii="Cambria" w:cs="Cambria" w:eastAsia="Cambria" w:hAnsi="Cambria"/>
-          <w:b/>
-          <w:bCs/>
-          <w:sz w:val="22"/>
-          <w:szCs w:val="22"/>
-        </w:rPr>
-        <w:t xml:space="preserve">Rules and State implementation.</w:t>
-      </w:r>
-      <w:r>
-        <w:rPr>
-          <w:rFonts w:ascii="Cambria" w:cs="Cambria" w:eastAsia="Cambria" w:hAnsi="Cambria"/>
-          <w:sz w:val="22"/>
-          <w:szCs w:val="22"/>
-        </w:rPr>
-        <w:t xml:space="preserve"> </w:t>
-      </w:r>
-      <w:r>
-        <w:rPr>
-          <w:rFonts w:ascii="Cambria" w:cs="Cambria" w:eastAsia="Cambria" w:hAnsi="Cambria"/>
-          <w:b/>
-          <w:bCs/>
-          <w:sz w:val="22"/>
-          <w:szCs w:val="22"/>
-        </w:rPr>
-        <w:t xml:space="preserve">Draft</w:t>
-      </w:r>
-      <w:r>
-        <w:rPr>
-          <w:rFonts w:ascii="Cambria" w:cs="Cambria" w:eastAsia="Cambria" w:hAnsi="Cambria"/>
-          <w:sz w:val="22"/>
-          <w:szCs w:val="22"/>
-        </w:rPr>
-        <w:t xml:space="preserve"> Central Rules under all four codes were published in the official gazette on </w:t>
-      </w:r>
-      <w:r>
-        <w:rPr>
-          <w:rFonts w:ascii="Cambria" w:cs="Cambria" w:eastAsia="Cambria" w:hAnsi="Cambria"/>
-          <w:b/>
-          <w:bCs/>
-          <w:sz w:val="22"/>
-          <w:szCs w:val="22"/>
-        </w:rPr>
-        <w:t xml:space="preserve">30 December 2025</w:t>
-      </w:r>
-      <w:r>
-        <w:rPr>
-          <w:rFonts w:ascii="Cambria" w:cs="Cambria" w:eastAsia="Cambria" w:hAnsi="Cambria"/>
-          <w:sz w:val="22"/>
-          <w:szCs w:val="22"/>
-        </w:rPr>
-        <w:t xml:space="preserve">, with a thirty-day comment period for the Industrial Relations Code rules and forty-five days for the other three. The </w:t>
-      </w:r>
-      <w:r>
-        <w:rPr>
-          <w:rFonts w:ascii="Cambria" w:cs="Cambria" w:eastAsia="Cambria" w:hAnsi="Cambria"/>
-          <w:b/>
-          <w:bCs/>
-          <w:sz w:val="22"/>
-          <w:szCs w:val="22"/>
-        </w:rPr>
-        <w:t xml:space="preserve">final Central Rules have not yet been notified</w:t>
-      </w:r>
-      <w:r>
-        <w:rPr>
-          <w:rFonts w:ascii="Cambria" w:cs="Cambria" w:eastAsia="Cambria" w:hAnsi="Cambria"/>
-          <w:sz w:val="22"/>
-          <w:szCs w:val="22"/>
-        </w:rPr>
-        <w:t xml:space="preserve">, and until they are the existing rules and schemes continue to operate. Because labour is a concurrent subject each State must also frame its own rules, and implementation across the States remains uneven. State Shops and Establishments legislation continues in force.</w:t>
-      </w:r>
-    </w:p>
-    <w:p>
-      <w:pPr>
-        <w:spacing w:after="140" w:line="276"/>
-        <w:jc w:val="both"/>
-      </w:pPr>
-      <w:r>
-        <w:rPr>
-          <w:rFonts w:ascii="Cambria" w:cs="Cambria" w:eastAsia="Cambria" w:hAnsi="Cambria"/>
           <w:b/>
           <w:bCs/>
           <w:sz w:val="22"/>
@@ -28547,7 +25547,7 @@
           <w:sz w:val="22"/>
           <w:szCs w:val="22"/>
         </w:rPr>
-        <w:t xml:space="preserve"> First, the Second Commission identified the unorganised sector as the central problem, and the codes respond by defining gig and platform work and extending social security machinery. But a definition is not coverage: the Indian difficulty is not principally that platform work escapes the standard employment concept, but that most wage work in agriculture, construction, retail and home-based production is unregulated altogether, so whether codification reaches that workforce depends on enforcement capacity rather than drafting. Second, the First Commission recommended statutory recognition and a shift from adjudication to bargaining, and neither happened for more than fifty years. Section 14 of the Industrial Relations Code is the first central attempt to supply the missing precondition, since bargaining is impossible without an identified bargaining agent — subject to the criticisms in Part X, section 53.</w:t>
+        <w:t xml:space="preserve"> First, the Second Commission identified the unorganised sector as the central problem, and the codes respond by defining gig and platform work and extending social security machinery. But a definition is not coverage: the Indian difficulty is not principally that platform work escapes the standard employment concept, but that most wage work in agriculture, construction, retail and home-based production is unregulated altogether, so whether codification reaches that workforce depends on enforcement capacity rather than drafting. Second, the First Commission recommended statutory recognition and a shift from adjudication to bargaining, and neither happened for more than fifty years. Section 14 of the Industrial Relations Code is the first central attempt to supply the missing precondition, since bargaining is impossible without an identified bargaining agent — subject to the criticisms in Part X, section 54.</w:t>
       </w:r>
     </w:p>
     <w:p>
@@ -28847,71 +25847,6 @@
                 <w:szCs w:val="19"/>
               </w:rPr>
               <w:t xml:space="preserve">VI</w:t>
-            </w:r>
-          </w:p>
-        </w:tc>
-      </w:tr>
-      <w:tr>
-        <w:trPr>
-          <w:cantSplit/>
-        </w:trPr>
-        <w:tc>
-          <w:tcPr>
-            <w:tcW w:type="dxa" w:w="7420"/>
-            <w:tcBorders>
-              <w:top w:val="single" w:color="BFBFBF" w:sz="2"/>
-              <w:left w:val="single" w:color="BFBFBF" w:sz="2"/>
-              <w:bottom w:val="single" w:color="BFBFBF" w:sz="2"/>
-              <w:right w:val="single" w:color="BFBFBF" w:sz="2"/>
-            </w:tcBorders>
-            <w:tcMar>
-              <w:top w:type="dxa" w:w="60"/>
-              <w:left w:type="dxa" w:w="90"/>
-              <w:bottom w:type="dxa" w:w="60"/>
-              <w:right w:type="dxa" w:w="90"/>
-            </w:tcMar>
-          </w:tcPr>
-          <w:p>
-            <w:pPr>
-              <w:spacing w:after="0" w:line="250"/>
-            </w:pPr>
-            <w:r>
-              <w:rPr>
-                <w:rFonts w:ascii="Cambria" w:cs="Cambria" w:eastAsia="Cambria" w:hAnsi="Cambria"/>
-                <w:sz w:val="19"/>
-                <w:szCs w:val="19"/>
-              </w:rPr>
-              <w:t xml:space="preserve">Balakrishna Pillai v. Anant Engineering Works Pvt. Ltd., (1975) II LLJ 391 (Bom)</w:t>
-            </w:r>
-          </w:p>
-        </w:tc>
-        <w:tc>
-          <w:tcPr>
-            <w:tcW w:type="dxa" w:w="1600"/>
-            <w:tcBorders>
-              <w:top w:val="single" w:color="BFBFBF" w:sz="2"/>
-              <w:left w:val="single" w:color="BFBFBF" w:sz="2"/>
-              <w:bottom w:val="single" w:color="BFBFBF" w:sz="2"/>
-              <w:right w:val="single" w:color="BFBFBF" w:sz="2"/>
-            </w:tcBorders>
-            <w:tcMar>
-              <w:top w:type="dxa" w:w="60"/>
-              <w:left w:type="dxa" w:w="90"/>
-              <w:bottom w:type="dxa" w:w="60"/>
-              <w:right w:type="dxa" w:w="90"/>
-            </w:tcMar>
-          </w:tcPr>
-          <w:p>
-            <w:pPr>
-              <w:spacing w:after="0" w:line="250"/>
-            </w:pPr>
-            <w:r>
-              <w:rPr>
-                <w:rFonts w:ascii="Cambria" w:cs="Cambria" w:eastAsia="Cambria" w:hAnsi="Cambria"/>
-                <w:sz w:val="19"/>
-                <w:szCs w:val="19"/>
-              </w:rPr>
-              <w:t xml:space="preserve">XI</w:t>
             </w:r>
           </w:p>
         </w:tc>
@@ -29626,7 +26561,7 @@
                 <w:sz w:val="19"/>
                 <w:szCs w:val="19"/>
               </w:rPr>
-              <w:t xml:space="preserve">IV, VII, XI</w:t>
+              <w:t xml:space="preserve">IV, VII</w:t>
             </w:r>
           </w:p>
         </w:tc>
@@ -29951,7 +26886,7 @@
                 <w:sz w:val="19"/>
                 <w:szCs w:val="19"/>
               </w:rPr>
-              <w:t xml:space="preserve">XI</w:t>
+              <w:t xml:space="preserve">IX</w:t>
             </w:r>
           </w:p>
         </w:tc>
@@ -31156,71 +28091,6 @@
                 <w:sz w:val="19"/>
                 <w:szCs w:val="19"/>
               </w:rPr>
-              <w:t xml:space="preserve">Management, Shahdara (Delhi) Saharanpur Light Railway Co. Ltd. v. S.S. Railway Workers’ Union, AIR 1969 SC 513</w:t>
-            </w:r>
-          </w:p>
-        </w:tc>
-        <w:tc>
-          <w:tcPr>
-            <w:tcW w:type="dxa" w:w="1600"/>
-            <w:tcBorders>
-              <w:top w:val="single" w:color="BFBFBF" w:sz="2"/>
-              <w:left w:val="single" w:color="BFBFBF" w:sz="2"/>
-              <w:bottom w:val="single" w:color="BFBFBF" w:sz="2"/>
-              <w:right w:val="single" w:color="BFBFBF" w:sz="2"/>
-            </w:tcBorders>
-            <w:tcMar>
-              <w:top w:type="dxa" w:w="60"/>
-              <w:left w:type="dxa" w:w="90"/>
-              <w:bottom w:type="dxa" w:w="60"/>
-              <w:right w:type="dxa" w:w="90"/>
-            </w:tcMar>
-          </w:tcPr>
-          <w:p>
-            <w:pPr>
-              <w:spacing w:after="0" w:line="250"/>
-            </w:pPr>
-            <w:r>
-              <w:rPr>
-                <w:rFonts w:ascii="Cambria" w:cs="Cambria" w:eastAsia="Cambria" w:hAnsi="Cambria"/>
-                <w:sz w:val="19"/>
-                <w:szCs w:val="19"/>
-              </w:rPr>
-              <w:t xml:space="preserve">XI</w:t>
-            </w:r>
-          </w:p>
-        </w:tc>
-      </w:tr>
-      <w:tr>
-        <w:trPr>
-          <w:cantSplit/>
-        </w:trPr>
-        <w:tc>
-          <w:tcPr>
-            <w:tcW w:type="dxa" w:w="7420"/>
-            <w:tcBorders>
-              <w:top w:val="single" w:color="BFBFBF" w:sz="2"/>
-              <w:left w:val="single" w:color="BFBFBF" w:sz="2"/>
-              <w:bottom w:val="single" w:color="BFBFBF" w:sz="2"/>
-              <w:right w:val="single" w:color="BFBFBF" w:sz="2"/>
-            </w:tcBorders>
-            <w:tcMar>
-              <w:top w:type="dxa" w:w="60"/>
-              <w:left w:type="dxa" w:w="90"/>
-              <w:bottom w:type="dxa" w:w="60"/>
-              <w:right w:type="dxa" w:w="90"/>
-            </w:tcMar>
-          </w:tcPr>
-          <w:p>
-            <w:pPr>
-              <w:spacing w:after="0" w:line="250"/>
-            </w:pPr>
-            <w:r>
-              <w:rPr>
-                <w:rFonts w:ascii="Cambria" w:cs="Cambria" w:eastAsia="Cambria" w:hAnsi="Cambria"/>
-                <w:sz w:val="19"/>
-                <w:szCs w:val="19"/>
-              </w:rPr>
               <w:t xml:space="preserve">Santosh Gupta v. State Bank of Patiala, AIR 1980 SC 1219; (1980) 3 SCC 340</w:t>
             </w:r>
           </w:p>
@@ -31771,7 +28641,7 @@
                 <w:sz w:val="19"/>
                 <w:szCs w:val="19"/>
               </w:rPr>
-              <w:t xml:space="preserve">V, XI</w:t>
+              <w:t xml:space="preserve">V</w:t>
             </w:r>
           </w:p>
         </w:tc>
@@ -31837,136 +28707,6 @@
                 <w:szCs w:val="19"/>
               </w:rPr>
               <w:t xml:space="preserve">VI</w:t>
-            </w:r>
-          </w:p>
-        </w:tc>
-      </w:tr>
-      <w:tr>
-        <w:trPr>
-          <w:cantSplit/>
-        </w:trPr>
-        <w:tc>
-          <w:tcPr>
-            <w:tcW w:type="dxa" w:w="7420"/>
-            <w:tcBorders>
-              <w:top w:val="single" w:color="BFBFBF" w:sz="2"/>
-              <w:left w:val="single" w:color="BFBFBF" w:sz="2"/>
-              <w:bottom w:val="single" w:color="BFBFBF" w:sz="2"/>
-              <w:right w:val="single" w:color="BFBFBF" w:sz="2"/>
-            </w:tcBorders>
-            <w:tcMar>
-              <w:top w:type="dxa" w:w="60"/>
-              <w:left w:type="dxa" w:w="90"/>
-              <w:bottom w:type="dxa" w:w="60"/>
-              <w:right w:type="dxa" w:w="90"/>
-            </w:tcMar>
-          </w:tcPr>
-          <w:p>
-            <w:pPr>
-              <w:spacing w:after="0" w:line="250"/>
-            </w:pPr>
-            <w:r>
-              <w:rPr>
-                <w:rFonts w:ascii="Cambria" w:cs="Cambria" w:eastAsia="Cambria" w:hAnsi="Cambria"/>
-                <w:sz w:val="19"/>
-                <w:szCs w:val="19"/>
-              </w:rPr>
-              <w:t xml:space="preserve">Western India Automobile Association v. Industrial Tribunal, Bombay, [1949] FCR 321; AIR 1949 FC 111</w:t>
-            </w:r>
-          </w:p>
-        </w:tc>
-        <w:tc>
-          <w:tcPr>
-            <w:tcW w:type="dxa" w:w="1600"/>
-            <w:tcBorders>
-              <w:top w:val="single" w:color="BFBFBF" w:sz="2"/>
-              <w:left w:val="single" w:color="BFBFBF" w:sz="2"/>
-              <w:bottom w:val="single" w:color="BFBFBF" w:sz="2"/>
-              <w:right w:val="single" w:color="BFBFBF" w:sz="2"/>
-            </w:tcBorders>
-            <w:tcMar>
-              <w:top w:type="dxa" w:w="60"/>
-              <w:left w:type="dxa" w:w="90"/>
-              <w:bottom w:type="dxa" w:w="60"/>
-              <w:right w:type="dxa" w:w="90"/>
-            </w:tcMar>
-          </w:tcPr>
-          <w:p>
-            <w:pPr>
-              <w:spacing w:after="0" w:line="250"/>
-            </w:pPr>
-            <w:r>
-              <w:rPr>
-                <w:rFonts w:ascii="Cambria" w:cs="Cambria" w:eastAsia="Cambria" w:hAnsi="Cambria"/>
-                <w:sz w:val="19"/>
-                <w:szCs w:val="19"/>
-              </w:rPr>
-              <w:t xml:space="preserve">XI</w:t>
-            </w:r>
-          </w:p>
-        </w:tc>
-      </w:tr>
-      <w:tr>
-        <w:trPr>
-          <w:cantSplit/>
-        </w:trPr>
-        <w:tc>
-          <w:tcPr>
-            <w:tcW w:type="dxa" w:w="7420"/>
-            <w:tcBorders>
-              <w:top w:val="single" w:color="BFBFBF" w:sz="2"/>
-              <w:left w:val="single" w:color="BFBFBF" w:sz="2"/>
-              <w:bottom w:val="single" w:color="BFBFBF" w:sz="2"/>
-              <w:right w:val="single" w:color="BFBFBF" w:sz="2"/>
-            </w:tcBorders>
-            <w:tcMar>
-              <w:top w:type="dxa" w:w="60"/>
-              <w:left w:type="dxa" w:w="90"/>
-              <w:bottom w:type="dxa" w:w="60"/>
-              <w:right w:type="dxa" w:w="90"/>
-            </w:tcMar>
-          </w:tcPr>
-          <w:p>
-            <w:pPr>
-              <w:spacing w:after="0" w:line="250"/>
-            </w:pPr>
-            <w:r>
-              <w:rPr>
-                <w:rFonts w:ascii="Cambria" w:cs="Cambria" w:eastAsia="Cambria" w:hAnsi="Cambria"/>
-                <w:sz w:val="19"/>
-                <w:szCs w:val="19"/>
-              </w:rPr>
-              <w:t xml:space="preserve">Western India Match Company v. Workmen, AIR 1973 SC 2650; (1974) 3 SCC 330</w:t>
-            </w:r>
-          </w:p>
-        </w:tc>
-        <w:tc>
-          <w:tcPr>
-            <w:tcW w:type="dxa" w:w="1600"/>
-            <w:tcBorders>
-              <w:top w:val="single" w:color="BFBFBF" w:sz="2"/>
-              <w:left w:val="single" w:color="BFBFBF" w:sz="2"/>
-              <w:bottom w:val="single" w:color="BFBFBF" w:sz="2"/>
-              <w:right w:val="single" w:color="BFBFBF" w:sz="2"/>
-            </w:tcBorders>
-            <w:tcMar>
-              <w:top w:type="dxa" w:w="60"/>
-              <w:left w:type="dxa" w:w="90"/>
-              <w:bottom w:type="dxa" w:w="60"/>
-              <w:right w:type="dxa" w:w="90"/>
-            </w:tcMar>
-          </w:tcPr>
-          <w:p>
-            <w:pPr>
-              <w:spacing w:after="0" w:line="250"/>
-            </w:pPr>
-            <w:r>
-              <w:rPr>
-                <w:rFonts w:ascii="Cambria" w:cs="Cambria" w:eastAsia="Cambria" w:hAnsi="Cambria"/>
-                <w:sz w:val="19"/>
-                <w:szCs w:val="19"/>
-              </w:rPr>
-              <w:t xml:space="preserve">XI</w:t>
             </w:r>
           </w:p>
         </w:tc>
@@ -35745,101 +32485,6 @@
                 <w:sz w:val="19"/>
                 <w:szCs w:val="19"/>
               </w:rPr>
-              <w:t xml:space="preserve">Industrial Employment (Standing Orders) Act 1946 — ss. 1, 1(3), 4, 10, 10A, 13A and the Schedule; Model Standing Orders</w:t>
-            </w:r>
-          </w:p>
-        </w:tc>
-        <w:tc>
-          <w:tcPr>
-            <w:tcW w:type="dxa" w:w="3200"/>
-            <w:tcBorders>
-              <w:top w:val="single" w:color="BFBFBF" w:sz="2"/>
-              <w:left w:val="single" w:color="BFBFBF" w:sz="2"/>
-              <w:bottom w:val="single" w:color="BFBFBF" w:sz="2"/>
-              <w:right w:val="single" w:color="BFBFBF" w:sz="2"/>
-            </w:tcBorders>
-            <w:tcMar>
-              <w:top w:type="dxa" w:w="60"/>
-              <w:left w:type="dxa" w:w="90"/>
-              <w:bottom w:type="dxa" w:w="60"/>
-              <w:right w:type="dxa" w:w="90"/>
-            </w:tcMar>
-          </w:tcPr>
-          <w:p>
-            <w:pPr>
-              <w:spacing w:after="0" w:line="250"/>
-            </w:pPr>
-            <w:r>
-              <w:rPr>
-                <w:rFonts w:ascii="Cambria" w:cs="Cambria" w:eastAsia="Cambria" w:hAnsi="Cambria"/>
-                <w:sz w:val="19"/>
-                <w:szCs w:val="19"/>
-              </w:rPr>
-              <w:t xml:space="preserve">Application; certification and fairness; modification; subsistence allowance; interpretation; required contents</w:t>
-            </w:r>
-          </w:p>
-        </w:tc>
-        <w:tc>
-          <w:tcPr>
-            <w:tcW w:type="dxa" w:w="1820"/>
-            <w:tcBorders>
-              <w:top w:val="single" w:color="BFBFBF" w:sz="2"/>
-              <w:left w:val="single" w:color="BFBFBF" w:sz="2"/>
-              <w:bottom w:val="single" w:color="BFBFBF" w:sz="2"/>
-              <w:right w:val="single" w:color="BFBFBF" w:sz="2"/>
-            </w:tcBorders>
-            <w:tcMar>
-              <w:top w:type="dxa" w:w="60"/>
-              <w:left w:type="dxa" w:w="90"/>
-              <w:bottom w:type="dxa" w:w="60"/>
-              <w:right w:type="dxa" w:w="90"/>
-            </w:tcMar>
-          </w:tcPr>
-          <w:p>
-            <w:pPr>
-              <w:spacing w:after="0" w:line="250"/>
-            </w:pPr>
-            <w:r>
-              <w:rPr>
-                <w:rFonts w:ascii="Cambria" w:cs="Cambria" w:eastAsia="Cambria" w:hAnsi="Cambria"/>
-                <w:sz w:val="19"/>
-                <w:szCs w:val="19"/>
-              </w:rPr>
-              <w:t xml:space="preserve">Repealed by IR Code, s. 104</w:t>
-            </w:r>
-          </w:p>
-        </w:tc>
-      </w:tr>
-      <w:tr>
-        <w:trPr>
-          <w:cantSplit/>
-        </w:trPr>
-        <w:tc>
-          <w:tcPr>
-            <w:tcW w:type="dxa" w:w="4000"/>
-            <w:tcBorders>
-              <w:top w:val="single" w:color="BFBFBF" w:sz="2"/>
-              <w:left w:val="single" w:color="BFBFBF" w:sz="2"/>
-              <w:bottom w:val="single" w:color="BFBFBF" w:sz="2"/>
-              <w:right w:val="single" w:color="BFBFBF" w:sz="2"/>
-            </w:tcBorders>
-            <w:tcMar>
-              <w:top w:type="dxa" w:w="60"/>
-              <w:left w:type="dxa" w:w="90"/>
-              <w:bottom w:type="dxa" w:w="60"/>
-              <w:right w:type="dxa" w:w="90"/>
-            </w:tcMar>
-          </w:tcPr>
-          <w:p>
-            <w:pPr>
-              <w:spacing w:after="0" w:line="250"/>
-            </w:pPr>
-            <w:r>
-              <w:rPr>
-                <w:rFonts w:ascii="Cambria" w:cs="Cambria" w:eastAsia="Cambria" w:hAnsi="Cambria"/>
-                <w:sz w:val="19"/>
-                <w:szCs w:val="19"/>
-              </w:rPr>
               <w:t xml:space="preserve">Industrial Disputes Act 1947 — ss. 2(g), 2(j), 2(l), 2(oo), 2(q), 2(s)</w:t>
             </w:r>
           </w:p>
